--- a/docs/proximos-passos.docx
+++ b/docs/proximos-passos.docx
@@ -241,17 +241,7 @@
           </w:tcPr>
           <w:p>
             <w:r>
-              <w:t xml:space="preserve">Aprovada, código conferido e corrigido, layout das 8 telas aprovado. </w:t>
-            </w:r>
-            <w:r>
-              <w:rPr>
-                <w:b/>
-                <w:bCs/>
-              </w:rPr>
-              <w:t xml:space="preserve">Falta:</w:t>
-            </w:r>
-            <w:r>
-              <w:t xml:space="preserve"> decidir OPEN-201, 204 a 209 e o INV-004 no banco (seção 5)</w:t>
+              <w:t xml:space="preserve">Aprovada (v1.3.0), código conferido e corrigido, layout das 8 telas aprovado e nenhuma questão aberta (seção 5)</w:t>
             </w:r>
           </w:p>
         </w:tc>
@@ -377,7 +367,7 @@
           </w:tcPr>
           <w:p>
             <w:r>
-              <w:t xml:space="preserve">v0.1.7, com as decisões da Trilha A (parâmetros, máquinas de estado, comissão)</w:t>
+              <w:t xml:space="preserve">v0.1.8: a v0.1.7 trouxe as decisões da Trilha A, e a v0.1.8 as da SPEC-002</w:t>
             </w:r>
           </w:p>
         </w:tc>
@@ -425,7 +415,7 @@
               <w:t xml:space="preserve">main</w:t>
             </w:r>
             <w:r>
-              <w:t xml:space="preserve">. 205 testes passando; o GitHub Actions roda </w:t>
+              <w:t xml:space="preserve">. 208 testes passando; o GitHub Actions roda </w:t>
             </w:r>
             <w:r>
               <w:rPr>
@@ -1453,19 +1443,6 @@
         <w:spacing w:after="60"/>
       </w:pPr>
       <w:r>
-        <w:t xml:space="preserve">Decidir as questões da SPEC-002 (seção 5).</w:t>
-      </w:r>
-    </w:p>
-    <w:p>
-      <w:pPr>
-        <w:pStyle w:val="ListParagraph"/>
-        <w:numPr>
-          <w:ilvl w:val="0"/>
-          <w:numId w:val="4"/>
-        </w:numPr>
-        <w:spacing w:after="60"/>
-      </w:pPr>
-      <w:r>
         <w:t xml:space="preserve">Responder às questões da §13 das SPEC-003 a 005 quando o 2dart5 chegar nelas.</w:t>
       </w:r>
     </w:p>
@@ -1610,7 +1587,7 @@
           </w:tcPr>
           <w:p>
             <w:r>
-              <w:t xml:space="preserve">Correções da SPEC-001 · conferência das SPEC-003 a 005 · decisões da SPEC-002</w:t>
+              <w:t xml:space="preserve">Correções da SPEC-001 · conferência das SPEC-003 a 005 · revisão dos PRs</w:t>
             </w:r>
           </w:p>
         </w:tc>
@@ -1886,7 +1863,7 @@
         <w:pStyle w:val="Heading1"/>
       </w:pPr>
       <w:r>
-        <w:t xml:space="preserve">5. Decisões pendentes da SPEC-002</w:t>
+        <w:t xml:space="preserve">5. Decisões da SPEC-002 (2026-10-20)</w:t>
       </w:r>
     </w:p>
     <w:p>
@@ -1894,18 +1871,7 @@
         <w:spacing w:after="120"/>
       </w:pPr>
       <w:r>
-        <w:t xml:space="preserve">São recomendações, ainda sem decisão. Quando a equipe decidir, a </w:t>
-      </w:r>
-      <w:r>
-        <w:rPr>
-          <w:rFonts w:ascii="Consolas" w:cs="Consolas" w:eastAsia="Consolas" w:hAnsi="Consolas"/>
-          <w:sz w:val="19"/>
-          <w:szCs w:val="19"/>
-        </w:rPr>
-        <w:t xml:space="preserve">docs/spec.md</w:t>
-      </w:r>
-      <w:r>
-        <w:t xml:space="preserve"> muda primeiro e a etapa vai para o registro.</w:t>
+        <w:t xml:space="preserve">Decididas pelo Enzo, já na spec v0.1.8 e na SPEC-002 v1.3.0 (registro, etapa 24). As correções de código citadas abaixo já estão feitas e testadas.</w:t>
       </w:r>
     </w:p>
     <w:tbl>
@@ -1966,7 +1932,7 @@
                 <w:b/>
                 <w:bCs/>
               </w:rPr>
-              <w:t xml:space="preserve">Recomendação</w:t>
+              <w:t xml:space="preserve">Decisão</w:t>
             </w:r>
           </w:p>
         </w:tc>
@@ -2003,7 +1969,7 @@
           </w:tcPr>
           <w:p>
             <w:r>
-              <w:t xml:space="preserve">Levar para a RF-001: mínimo de 8 caracteres, misturando letras e números. Não virar parâmetro, porque o admin não deve poder baixar um piso de segurança. O código já faz isso</w:t>
+              <w:t xml:space="preserve">Na RF-001: mínimo de 8 caracteres, misturando letras e números. Não é parâmetro, para o admin não poder baixar um piso de segurança</w:t>
             </w:r>
           </w:p>
         </w:tc>
@@ -2040,7 +2006,7 @@
           </w:tcPr>
           <w:p>
             <w:r>
-              <w:t xml:space="preserve">Criar um RF: encerrar a sessão revoga a sessão no servidor. Já existe no código e no teste T-SESSAO-05</w:t>
+              <w:t xml:space="preserve">Vira a RF-005a: sair encerra a sessão no servidor (teste T-SESSAO-05)</w:t>
             </w:r>
           </w:p>
         </w:tc>
@@ -2077,7 +2043,7 @@
           </w:tcPr>
           <w:p>
             <w:r>
-              <w:t xml:space="preserve">A RF-001 exige nome, e-mail, senha e perfil. Telefone e região são opcionais; o nome de exibição do prestador é opcional e usa o nome quando vazio. É o que o código faz</w:t>
+              <w:t xml:space="preserve">Nome, e-mail, senha e perfil obrigatórios. Telefone, região e nome de exibição do prestador opcionais (RF-001)</w:t>
             </w:r>
           </w:p>
         </w:tc>
@@ -2114,7 +2080,7 @@
           </w:tcPr>
           <w:p>
             <w:r>
-              <w:t xml:space="preserve">Sem RF de tela: o admin nasce por procedimento de implantação (o seed), registrado no ADR-004 e no README. O cadastro público nunca oferece ADMIN (CA-05)</w:t>
+              <w:t xml:space="preserve">O admin nasce só pelo procedimento de implantação (o seed), registrado no ADR-004 e no README. O cadastro nunca oferece ADMIN</w:t>
             </w:r>
           </w:p>
         </w:tc>
@@ -2151,64 +2117,17 @@
           </w:tcPr>
           <w:p>
             <w:r>
-              <w:t xml:space="preserve">Fórmula "P-08 + soma dos eventos", com a P-08 </w:t>
+              <w:t xml:space="preserve">Reputação = P-08 </w:t>
             </w:r>
             <w:r>
               <w:rPr>
                 <w:b/>
                 <w:bCs/>
               </w:rPr>
-              <w:t xml:space="preserve">travada na criação da conta</w:t>
-            </w:r>
-            <w:r>
-              <w:t xml:space="preserve">. Hoje o código usa a P-08 atual: se o admin mudar a P-08, a reputação de todas as contas muda, o que fere a RN-00. Um evento de abertura não serve, porque sairia da janela P-20 depois de 90 dias</w:t>
-            </w:r>
-          </w:p>
-        </w:tc>
-      </w:tr>
-      <w:tr>
-        <w:trPr>
-          <w:tblHeader w:val="false"/>
-        </w:trPr>
-        <w:tc>
-          <w:tcPr>
-            <w:tcW w:type="dxa" w:w="2500"/>
-            <w:tcMar>
-              <w:top w:type="dxa" w:w="60"/>
-              <w:left w:type="dxa" w:w="100"/>
-              <w:bottom w:type="dxa" w:w="60"/>
-              <w:right w:type="dxa" w:w="100"/>
-            </w:tcMar>
-          </w:tcPr>
-          <w:p>
-            <w:r>
-              <w:t xml:space="preserve">OPEN-208: normalizar e-mail</w:t>
-            </w:r>
-          </w:p>
-        </w:tc>
-        <w:tc>
-          <w:tcPr>
-            <w:tcW w:type="dxa" w:w="6526"/>
-            <w:tcMar>
-              <w:top w:type="dxa" w:w="60"/>
-              <w:left w:type="dxa" w:w="100"/>
-              <w:bottom w:type="dxa" w:w="60"/>
-              <w:right w:type="dxa" w:w="100"/>
-            </w:tcMar>
-          </w:tcPr>
-          <w:p>
-            <w:r>
-              <w:t xml:space="preserve">Tirar espaços e passar para minúsculas num lugar só, antes de verificar, gravar e autenticar. </w:t>
-            </w:r>
-            <w:r>
-              <w:rPr>
-                <w:b/>
-                <w:bCs/>
-              </w:rPr>
-              <w:t xml:space="preserve">Bug confirmado:</w:t>
-            </w:r>
-            <w:r>
-              <w:t xml:space="preserve"> cadastrar " Ana@x.dev " quando ana@x.dev existe estoura </w:t>
+              <w:t xml:space="preserve">da criação da conta</w:t>
+            </w:r>
+            <w:r>
+              <w:t xml:space="preserve"> + eventos. Gravada em </w:t>
             </w:r>
             <w:r>
               <w:rPr>
@@ -2216,10 +2135,10 @@
                 <w:sz w:val="19"/>
                 <w:szCs w:val="19"/>
               </w:rPr>
-              <w:t xml:space="preserve">UNIQUE constraint failed</w:t>
-            </w:r>
-            <w:r>
-              <w:t xml:space="preserve"> em vez da mensagem "não está disponível"</w:t>
+              <w:t xml:space="preserve">usuario.reputacao_inicial</w:t>
+            </w:r>
+            <w:r>
+              <w:t xml:space="preserve">. O código usava a P-08 atual e foi corrigido (T-CONTA-01l)</w:t>
             </w:r>
           </w:p>
         </w:tc>
@@ -2240,7 +2159,7 @@
           </w:tcPr>
           <w:p>
             <w:r>
-              <w:t xml:space="preserve">OPEN-209: enumeração de e-mail</w:t>
+              <w:t xml:space="preserve">OPEN-208: normalizar e-mail</w:t>
             </w:r>
           </w:p>
         </w:tc>
@@ -2256,7 +2175,7 @@
           </w:tcPr>
           <w:p>
             <w:r>
-              <w:t xml:space="preserve">Aceitar como risco residual e registrar em </w:t>
+              <w:t xml:space="preserve">Sem espaços nas pontas e sem diferenciar maiúsculas, normalizado só no repositório. Corrigido o bug em que um e-mail repetido com espaços estourava </w:t>
             </w:r>
             <w:r>
               <w:rPr>
@@ -2264,10 +2183,10 @@
                 <w:sz w:val="19"/>
                 <w:szCs w:val="19"/>
               </w:rPr>
-              <w:t xml:space="preserve">seguranca.md</w:t>
-            </w:r>
-            <w:r>
-              <w:t xml:space="preserve">. Esconder exigiria confirmação por e-mail, que o MVP não tem</w:t>
+              <w:t xml:space="preserve">UNIQUE constraint failed</w:t>
+            </w:r>
+            <w:r>
+              <w:t xml:space="preserve"> (T-CONTA-01j)</w:t>
             </w:r>
           </w:p>
         </w:tc>
@@ -2288,7 +2207,7 @@
           </w:tcPr>
           <w:p>
             <w:r>
-              <w:t xml:space="preserve">INV-004 no banco</w:t>
+              <w:t xml:space="preserve">OPEN-209: enumeração de e-mail</w:t>
             </w:r>
           </w:p>
         </w:tc>
@@ -2304,7 +2223,7 @@
           </w:tcPr>
           <w:p>
             <w:r>
-              <w:t xml:space="preserve">Gatilho </w:t>
+              <w:t xml:space="preserve">Risco residual aceito, registrado em </w:t>
             </w:r>
             <w:r>
               <w:rPr>
@@ -2312,10 +2231,47 @@
                 <w:sz w:val="19"/>
                 <w:szCs w:val="19"/>
               </w:rPr>
-              <w:t xml:space="preserve">BEFORE INSERT</w:t>
-            </w:r>
-            <w:r>
-              <w:t xml:space="preserve"> que recusa cliente que não nasce </w:t>
+              <w:t xml:space="preserve">seguranca.md</w:t>
+            </w:r>
+            <w:r>
+              <w:t xml:space="preserve"> A2. Esconder exigiria confirmação por e-mail, que o MVP não tem</w:t>
+            </w:r>
+          </w:p>
+        </w:tc>
+      </w:tr>
+      <w:tr>
+        <w:trPr>
+          <w:tblHeader w:val="false"/>
+        </w:trPr>
+        <w:tc>
+          <w:tcPr>
+            <w:tcW w:type="dxa" w:w="2500"/>
+            <w:tcMar>
+              <w:top w:type="dxa" w:w="60"/>
+              <w:left w:type="dxa" w:w="100"/>
+              <w:bottom w:type="dxa" w:w="60"/>
+              <w:right w:type="dxa" w:w="100"/>
+            </w:tcMar>
+          </w:tcPr>
+          <w:p>
+            <w:r>
+              <w:t xml:space="preserve">INV-004 no banco</w:t>
+            </w:r>
+          </w:p>
+        </w:tc>
+        <w:tc>
+          <w:tcPr>
+            <w:tcW w:type="dxa" w:w="6526"/>
+            <w:tcMar>
+              <w:top w:type="dxa" w:w="60"/>
+              <w:left w:type="dxa" w:w="100"/>
+              <w:bottom w:type="dxa" w:w="60"/>
+              <w:right w:type="dxa" w:w="100"/>
+            </w:tcMar>
+          </w:tcPr>
+          <w:p>
+            <w:r>
+              <w:t xml:space="preserve">Gatilho </w:t>
             </w:r>
             <w:r>
               <w:rPr>
@@ -2323,10 +2279,10 @@
                 <w:sz w:val="19"/>
                 <w:szCs w:val="19"/>
               </w:rPr>
-              <w:t xml:space="preserve">ATIVO</w:t>
-            </w:r>
-            <w:r>
-              <w:t xml:space="preserve"> e prestador que não nasce </w:t>
+              <w:t xml:space="preserve">BEFORE INSERT</w:t>
+            </w:r>
+            <w:r>
+              <w:t xml:space="preserve"> </w:t>
             </w:r>
             <w:r>
               <w:rPr>
@@ -2334,10 +2290,10 @@
                 <w:sz w:val="19"/>
                 <w:szCs w:val="19"/>
               </w:rPr>
-              <w:t xml:space="preserve">PENDENTE_APROVACAO</w:t>
-            </w:r>
-            <w:r>
-              <w:t xml:space="preserve">. Ele só olha a criação, então as mudanças de estado seguintes continuam livres</w:t>
+              <w:t xml:space="preserve">usuario_nasce_no_estado_inicial</w:t>
+            </w:r>
+            <w:r>
+              <w:t xml:space="preserve">. Só olha a criação, então as mudanças de estado seguintes continuam livres (T-CONTA-01k)</w:t>
             </w:r>
           </w:p>
         </w:tc>
@@ -2656,7 +2612,7 @@
           </w:tcPr>
           <w:p>
             <w:r>
-              <w:t xml:space="preserve">fonte de verdade (v0.1.7): regras, requisitos, estados e invariantes</w:t>
+              <w:t xml:space="preserve">fonte de verdade (v0.1.8): regras, requisitos, estados e invariantes</w:t>
             </w:r>
           </w:p>
         </w:tc>
@@ -2782,7 +2738,7 @@
           </w:tcPr>
           <w:p>
             <w:r>
-              <w:t xml:space="preserve">diário de cada etapa: o que foi pedido, decidido e feito (etapas 1 a 23)</w:t>
+              <w:t xml:space="preserve">diário de cada etapa: o que foi pedido, decidido e feito (etapas 1 a 24)</w:t>
             </w:r>
           </w:p>
         </w:tc>
@@ -3014,7 +2970,7 @@
           <w:numId w:val="4"/>
         </w:numPr>
       </w:pPr>
-      <w:hyperlink w:history="1" r:id="rIdsq1lmupf6aib1eoxvsac3">
+      <w:hyperlink w:history="1" r:id="rIdtttgrbmbrhdzxko9ka1m_">
         <w:r>
           <w:rPr>
             <w:rStyle w:val="Hyperlink"/>
@@ -3031,7 +2987,7 @@
           <w:numId w:val="4"/>
         </w:numPr>
       </w:pPr>
-      <w:hyperlink w:history="1" r:id="rIdgpt0u-f0uk-tjswfacvnl">
+      <w:hyperlink w:history="1" r:id="rIdragt29ylkqfnclyld9co4">
         <w:r>
           <w:rPr>
             <w:rStyle w:val="Hyperlink"/>

--- a/docs/proximos-passos.docx
+++ b/docs/proximos-passos.docx
@@ -23,10 +23,8 @@
       </w:pPr>
       <w:r>
         <w:rPr>
-          <w:b/>
-          <w:bCs/>
-          <w:sz w:val="32"/>
-          <w:szCs w:val="32"/>
+          <w:sz w:val="56"/>
+          <w:szCs w:val="56"/>
         </w:rPr>
         <w:t xml:space="preserve">Próximos passos do projeto</w:t>
       </w:r>
@@ -36,7 +34,7 @@
         <w:spacing w:after="120"/>
       </w:pPr>
       <w:r>
-        <w:t xml:space="preserve">Modelagem de Software · 2026-2 · Turma 04I · documento de passagem de 2026-10-20 (substitui o de 2026-10-01)</w:t>
+        <w:t xml:space="preserve">Modelagem de Software · 2026-2 · Turma 04I · documento de passagem de 2026-10-22 (substitui o de 2026-10-20)</w:t>
       </w:r>
     </w:p>
     <w:p>
@@ -51,12 +49,13 @@
         <w:t xml:space="preserve">Para quem é:</w:t>
       </w:r>
       <w:r>
-        <w:t xml:space="preserve"> os três integrantes. Mostra onde o projeto está hoje, o que cada um faz a seguir e quais decisões ainda faltam. Quem leu a versão de 2026-10-01 pode ir direto às seções 3 e 4.</w:t>
+        <w:t xml:space="preserve"> os três integrantes. Mostra onde o projeto está hoje, o que cada um faz a seguir e quais decisões ainda faltam. Quem leu a versão de 2026-10-20 pode ir direto às seções 4 e 5.</w:t>
       </w:r>
     </w:p>
     <w:p>
       <w:pPr>
         <w:pStyle w:val="Heading1"/>
+        <w:spacing w:before="280" w:after="120"/>
       </w:pPr>
       <w:r>
         <w:t xml:space="preserve">1. Onde o projeto está</w:t>
@@ -194,17 +193,14 @@
           </w:tcPr>
           <w:p>
             <w:r>
-              <w:t xml:space="preserve">Aprovada, v1.1.0, sem questões abertas. </w:t>
-            </w:r>
-            <w:r>
               <w:rPr>
                 <w:b/>
                 <w:bCs/>
               </w:rPr>
-              <w:t xml:space="preserve">Falta:</w:t>
-            </w:r>
-            <w:r>
-              <w:t xml:space="preserve"> o código receber as oito correções da seção 4</w:t>
+              <w:t xml:space="preserve">Concluída</w:t>
+            </w:r>
+            <w:r>
+              <w:t xml:space="preserve"> (v1.2.0): as oito correções entraram, o código foi conferido e todos os CA, INV e RNF têm teste. Issues #80 e #9 fechadas</w:t>
             </w:r>
           </w:p>
         </w:tc>
@@ -240,118 +236,47 @@
             </w:tcMar>
           </w:tcPr>
           <w:p>
-            <w:r>
-              <w:t xml:space="preserve">Aprovada (v1.3.0), código conferido e corrigido, layout das 8 telas aprovado e nenhuma questão aberta (seção 5)</w:t>
-            </w:r>
-          </w:p>
-        </w:tc>
-      </w:tr>
-      <w:tr>
-        <w:trPr>
-          <w:tblHeader w:val="false"/>
-        </w:trPr>
-        <w:tc>
-          <w:tcPr>
-            <w:tcW w:type="dxa" w:w="2700"/>
-            <w:tcMar>
-              <w:top w:type="dxa" w:w="60"/>
-              <w:left w:type="dxa" w:w="100"/>
-              <w:bottom w:type="dxa" w:w="60"/>
-              <w:right w:type="dxa" w:w="100"/>
-            </w:tcMar>
-          </w:tcPr>
-          <w:p>
-            <w:r>
-              <w:t xml:space="preserve">SPEC-003, 004 e 005</w:t>
-            </w:r>
-          </w:p>
-        </w:tc>
-        <w:tc>
-          <w:tcPr>
-            <w:tcW w:type="dxa" w:w="6326"/>
-            <w:tcMar>
-              <w:top w:type="dxa" w:w="60"/>
-              <w:left w:type="dxa" w:w="100"/>
-              <w:bottom w:type="dxa" w:w="60"/>
-              <w:right w:type="dxa" w:w="100"/>
-            </w:tcMar>
-          </w:tcPr>
-          <w:p>
-            <w:r>
-              <w:t xml:space="preserve">Aprovadas em 2026-10-20. </w:t>
-            </w:r>
             <w:r>
               <w:rPr>
                 <w:b/>
                 <w:bCs/>
               </w:rPr>
-              <w:t xml:space="preserve">Falta:</w:t>
-            </w:r>
-            <w:r>
-              <w:t xml:space="preserve"> conferir o código contra elas</w:t>
-            </w:r>
-          </w:p>
-        </w:tc>
-      </w:tr>
-      <w:tr>
-        <w:trPr>
-          <w:tblHeader w:val="false"/>
-        </w:trPr>
-        <w:tc>
-          <w:tcPr>
-            <w:tcW w:type="dxa" w:w="2700"/>
-            <w:tcMar>
-              <w:top w:type="dxa" w:w="60"/>
-              <w:left w:type="dxa" w:w="100"/>
-              <w:bottom w:type="dxa" w:w="60"/>
-              <w:right w:type="dxa" w:w="100"/>
-            </w:tcMar>
-          </w:tcPr>
-          <w:p>
-            <w:r>
-              <w:t xml:space="preserve">SPEC-006 a SPEC-029</w:t>
-            </w:r>
-          </w:p>
-        </w:tc>
-        <w:tc>
-          <w:tcPr>
-            <w:tcW w:type="dxa" w:w="6326"/>
-            <w:tcMar>
-              <w:top w:type="dxa" w:w="60"/>
-              <w:left w:type="dxa" w:w="100"/>
-              <w:bottom w:type="dxa" w:w="60"/>
-              <w:right w:type="dxa" w:w="100"/>
-            </w:tcMar>
-          </w:tcPr>
-          <w:p>
-            <w:r>
-              <w:t xml:space="preserve">A gerar, uma por vez, na ordem do mapa. A próxima é a SPEC-006</w:t>
-            </w:r>
-          </w:p>
-        </w:tc>
-      </w:tr>
-      <w:tr>
-        <w:trPr>
-          <w:tblHeader w:val="false"/>
-        </w:trPr>
-        <w:tc>
-          <w:tcPr>
-            <w:tcW w:type="dxa" w:w="2700"/>
-            <w:tcMar>
-              <w:top w:type="dxa" w:w="60"/>
-              <w:left w:type="dxa" w:w="100"/>
-              <w:bottom w:type="dxa" w:w="60"/>
-              <w:right w:type="dxa" w:w="100"/>
-            </w:tcMar>
-          </w:tcPr>
-          <w:p>
+              <w:t xml:space="preserve">Concluída</w:t>
+            </w:r>
+            <w:r>
+              <w:t xml:space="preserve"> (v1.4.0): código conferido, layout aprovado e o canal de contato da conta suspensa definido (e-mail </w:t>
+            </w:r>
             <w:r>
               <w:rPr>
                 <w:rFonts w:ascii="Consolas" w:cs="Consolas" w:eastAsia="Consolas" w:hAnsi="Consolas"/>
                 <w:sz w:val="19"/>
                 <w:szCs w:val="19"/>
               </w:rPr>
-              <w:t xml:space="preserve">docs/spec.md</w:t>
+              <w:t xml:space="preserve">CONTATO_SUPORTE</w:t>
+            </w:r>
+            <w:r>
+              <w:t xml:space="preserve">)</w:t>
+            </w:r>
+          </w:p>
+        </w:tc>
+      </w:tr>
+      <w:tr>
+        <w:trPr>
+          <w:tblHeader w:val="false"/>
+        </w:trPr>
+        <w:tc>
+          <w:tcPr>
+            <w:tcW w:type="dxa" w:w="2700"/>
+            <w:tcMar>
+              <w:top w:type="dxa" w:w="60"/>
+              <w:left w:type="dxa" w:w="100"/>
+              <w:bottom w:type="dxa" w:w="60"/>
+              <w:right w:type="dxa" w:w="100"/>
+            </w:tcMar>
+          </w:tcPr>
+          <w:p>
+            <w:r>
+              <w:t xml:space="preserve">SPEC-003, 004 e 005</w:t>
             </w:r>
           </w:p>
         </w:tc>
@@ -367,7 +292,7 @@
           </w:tcPr>
           <w:p>
             <w:r>
-              <w:t xml:space="preserve">v0.1.8: a v0.1.7 trouxe as decisões da Trilha A, e a v0.1.8 as da SPEC-002</w:t>
+              <w:t xml:space="preserve">Aprovadas em 2026-10-20. Falta: conferir o código contra elas (2dart5)</w:t>
             </w:r>
           </w:p>
         </w:tc>
@@ -388,7 +313,7 @@
           </w:tcPr>
           <w:p>
             <w:r>
-              <w:t xml:space="preserve">Código e testes</w:t>
+              <w:t xml:space="preserve">SPEC-006 a 009, 011, 020, 021, 024 e 026</w:t>
             </w:r>
           </w:p>
         </w:tc>
@@ -404,7 +329,14 @@
           </w:tcPr>
           <w:p>
             <w:r>
-              <w:t xml:space="preserve">Tudo na </w:t>
+              <w:rPr>
+                <w:b/>
+                <w:bCs/>
+              </w:rPr>
+              <w:t xml:space="preserve">Rascunhos, não aprovados.</w:t>
+            </w:r>
+            <w:r>
+              <w:t xml:space="preserve"> Estão na </w:t>
             </w:r>
             <w:r>
               <w:rPr>
@@ -415,7 +347,129 @@
               <w:t xml:space="preserve">main</w:t>
             </w:r>
             <w:r>
-              <w:t xml:space="preserve">. 208 testes passando; o GitHub Actions roda </w:t>
+              <w:t xml:space="preserve"> (PRs #122, #126 e #127), mas o merge não aprova. Aprovação uma por vez, começando pela SPEC-006</w:t>
+            </w:r>
+          </w:p>
+        </w:tc>
+      </w:tr>
+      <w:tr>
+        <w:trPr>
+          <w:tblHeader w:val="false"/>
+        </w:trPr>
+        <w:tc>
+          <w:tcPr>
+            <w:tcW w:type="dxa" w:w="2700"/>
+            <w:tcMar>
+              <w:top w:type="dxa" w:w="60"/>
+              <w:left w:type="dxa" w:w="100"/>
+              <w:bottom w:type="dxa" w:w="60"/>
+              <w:right w:type="dxa" w:w="100"/>
+            </w:tcMar>
+          </w:tcPr>
+          <w:p>
+            <w:r>
+              <w:t xml:space="preserve">SPEC-010, 012 a 019, 022, 023, 025, 027 a 029</w:t>
+            </w:r>
+          </w:p>
+        </w:tc>
+        <w:tc>
+          <w:tcPr>
+            <w:tcW w:type="dxa" w:w="6326"/>
+            <w:tcMar>
+              <w:top w:type="dxa" w:w="60"/>
+              <w:left w:type="dxa" w:w="100"/>
+              <w:bottom w:type="dxa" w:w="60"/>
+              <w:right w:type="dxa" w:w="100"/>
+            </w:tcMar>
+          </w:tcPr>
+          <w:p>
+            <w:r>
+              <w:t xml:space="preserve">Ainda não escritas</w:t>
+            </w:r>
+          </w:p>
+        </w:tc>
+      </w:tr>
+      <w:tr>
+        <w:trPr>
+          <w:tblHeader w:val="false"/>
+        </w:trPr>
+        <w:tc>
+          <w:tcPr>
+            <w:tcW w:type="dxa" w:w="2700"/>
+            <w:tcMar>
+              <w:top w:type="dxa" w:w="60"/>
+              <w:left w:type="dxa" w:w="100"/>
+              <w:bottom w:type="dxa" w:w="60"/>
+              <w:right w:type="dxa" w:w="100"/>
+            </w:tcMar>
+          </w:tcPr>
+          <w:p>
+            <w:r>
+              <w:t xml:space="preserve">docs/spec.md</w:t>
+            </w:r>
+          </w:p>
+        </w:tc>
+        <w:tc>
+          <w:tcPr>
+            <w:tcW w:type="dxa" w:w="6326"/>
+            <w:tcMar>
+              <w:top w:type="dxa" w:w="60"/>
+              <w:left w:type="dxa" w:w="100"/>
+              <w:bottom w:type="dxa" w:w="60"/>
+              <w:right w:type="dxa" w:w="100"/>
+            </w:tcMar>
+          </w:tcPr>
+          <w:p>
+            <w:r>
+              <w:t xml:space="preserve">v0.1.9: a v0.1.8 trouxe as decisões da SPEC-002, e a v0.1.9 o canal de contato da conta suspensa (RF-004)</w:t>
+            </w:r>
+          </w:p>
+        </w:tc>
+      </w:tr>
+      <w:tr>
+        <w:trPr>
+          <w:tblHeader w:val="false"/>
+        </w:trPr>
+        <w:tc>
+          <w:tcPr>
+            <w:tcW w:type="dxa" w:w="2700"/>
+            <w:tcMar>
+              <w:top w:type="dxa" w:w="60"/>
+              <w:left w:type="dxa" w:w="100"/>
+              <w:bottom w:type="dxa" w:w="60"/>
+              <w:right w:type="dxa" w:w="100"/>
+            </w:tcMar>
+          </w:tcPr>
+          <w:p>
+            <w:r>
+              <w:t xml:space="preserve">Código e testes</w:t>
+            </w:r>
+          </w:p>
+        </w:tc>
+        <w:tc>
+          <w:tcPr>
+            <w:tcW w:type="dxa" w:w="6326"/>
+            <w:tcMar>
+              <w:top w:type="dxa" w:w="60"/>
+              <w:left w:type="dxa" w:w="100"/>
+              <w:bottom w:type="dxa" w:w="60"/>
+              <w:right w:type="dxa" w:w="100"/>
+            </w:tcMar>
+          </w:tcPr>
+          <w:p>
+            <w:r>
+              <w:t xml:space="preserve">Tudo na </w:t>
+            </w:r>
+            <w:r>
+              <w:rPr>
+                <w:rFonts w:ascii="Consolas" w:cs="Consolas" w:eastAsia="Consolas" w:hAnsi="Consolas"/>
+                <w:sz w:val="19"/>
+                <w:szCs w:val="19"/>
+              </w:rPr>
+              <w:t xml:space="preserve">main</w:t>
+            </w:r>
+            <w:r>
+              <w:t xml:space="preserve">. 235 testes passando; o GitHub Actions roda </w:t>
             </w:r>
             <w:r>
               <w:rPr>
@@ -463,7 +517,7 @@
           </w:tcPr>
           <w:p>
             <w:r>
-              <w:t xml:space="preserve">59 fechadas e 48 abertas. Nenhuma foi esquecida aberta: tarefa só fecha depois da conferência da Spec dela</w:t>
+              <w:t xml:space="preserve">61 fechadas e 46 abertas (gostislavs 16, 2dart5 30). Tarefa só fecha depois da conferência da Spec dela</w:t>
             </w:r>
           </w:p>
         </w:tc>
@@ -471,27 +525,21 @@
     </w:tbl>
     <w:p>
       <w:pPr>
-        <w:pBdr>
-          <w:left w:val="single" w:color="3B41C5" w:sz="18" w:space="8"/>
-        </w:pBdr>
-        <w:shd w:fill="EAEBFB" w:color="auto" w:val="clear"/>
-        <w:spacing w:before="120" w:after="160"/>
-        <w:ind w:left="120" w:right="120"/>
-      </w:pPr>
-      <w:r>
-        <w:rPr>
-          <w:b/>
-          <w:bCs/>
-        </w:rPr>
-        <w:t xml:space="preserve">O código veio antes das Specs.</w:t>
-      </w:r>
-      <w:r>
-        <w:t xml:space="preserve"> O trabalho, na maior parte, é conferir o código existente contra cada Spec aprovada e corrigir onde ele diverge (OPEN-01, decidida em 2026-10-08). Não é reescrever o sistema.</w:t>
+        <w:spacing w:after="60"/>
+      </w:pPr>
+    </w:p>
+    <w:p>
+      <w:pPr>
+        <w:spacing w:after="120"/>
+      </w:pPr>
+      <w:r>
+        <w:t xml:space="preserve">O código veio antes das Specs. O trabalho, na maior parte, é conferir o código existente contra cada Spec aprovada e corrigir onde ele diverge (OPEN-01, decidida em 2026-10-08). Não é reescrever o sistema.</w:t>
       </w:r>
     </w:p>
     <w:p>
       <w:pPr>
         <w:pStyle w:val="Heading1"/>
+        <w:spacing w:before="280" w:after="120"/>
       </w:pPr>
       <w:r>
         <w:t xml:space="preserve">2. Como trabalhar: o ciclo de cada Spec</w:t>
@@ -515,7 +563,7 @@
         <w:spacing w:after="60"/>
       </w:pPr>
       <w:r>
-        <w:t xml:space="preserve">Gerar a Spec com o prompt do roteiro ("Gerar SPEC-0XX"), uma por vez, na ordem do mapa, com as 14 seções.</w:t>
+        <w:t xml:space="preserve">Gerar a Spec com o prompt do roteiro ("Gerar SPEC-0XX"), uma por vez, na ordem do mapa, com as 14 seções. Spec com tela também precisa de layout.</w:t>
       </w:r>
     </w:p>
     <w:p>
@@ -602,12 +650,24 @@
         <w:spacing w:after="60"/>
       </w:pPr>
       <w:r>
-        <w:t xml:space="preserve">Fechar as issues relacionadas e registrar a etapa no registro.</w:t>
+        <w:t xml:space="preserve">Abrir o PR com </w:t>
+      </w:r>
+      <w:r>
+        <w:rPr>
+          <w:rFonts w:ascii="Consolas" w:cs="Consolas" w:eastAsia="Consolas" w:hAnsi="Consolas"/>
+          <w:sz w:val="19"/>
+          <w:szCs w:val="19"/>
+        </w:rPr>
+        <w:t xml:space="preserve">Closes #N</w:t>
+      </w:r>
+      <w:r>
+        <w:t xml:space="preserve"> para as issues que ele conclui, e registrar a etapa no registro.</w:t>
       </w:r>
     </w:p>
     <w:p>
       <w:pPr>
         <w:pStyle w:val="Heading2"/>
+        <w:spacing w:before="200" w:after="100"/>
       </w:pPr>
       <w:r>
         <w:t xml:space="preserve">A regra fundamental</w:t>
@@ -635,6 +695,35 @@
     <w:p>
       <w:pPr>
         <w:pStyle w:val="Heading2"/>
+        <w:spacing w:before="200" w:after="100"/>
+      </w:pPr>
+      <w:r>
+        <w:t xml:space="preserve">Para uma issue fechar</w:t>
+      </w:r>
+    </w:p>
+    <w:p>
+      <w:pPr>
+        <w:spacing w:after="120"/>
+      </w:pPr>
+      <w:r>
+        <w:t xml:space="preserve">O GitHub só fecha a issue no merge se o PR disser </w:t>
+      </w:r>
+      <w:r>
+        <w:rPr>
+          <w:rFonts w:ascii="Consolas" w:cs="Consolas" w:eastAsia="Consolas" w:hAnsi="Consolas"/>
+          <w:sz w:val="19"/>
+          <w:szCs w:val="19"/>
+        </w:rPr>
+        <w:t xml:space="preserve">Closes #N</w:t>
+      </w:r>
+      <w:r>
+        <w:t xml:space="preserve">. E o critério é a Definition of Done inteira da Spec, não só a aprovação do texto: cada CA, INV e RNF precisa ter teste. A SPEC-001 (etapa 28) é o exemplo: a seção 12 ganhou uma tabela de evidência dizendo qual teste cobre cada critério.</w:t>
+      </w:r>
+    </w:p>
+    <w:p>
+      <w:pPr>
+        <w:pStyle w:val="Heading2"/>
+        <w:spacing w:before="200" w:after="100"/>
       </w:pPr>
       <w:r>
         <w:t xml:space="preserve">Cuidado com pull requests empilhados</w:t>
@@ -645,7 +734,7 @@
         <w:spacing w:after="120"/>
       </w:pPr>
       <w:r>
-        <w:t xml:space="preserve">Os PRs #111, #112 e #113 foram aprovados e mergeados, mas cada um apontava para a branch do anterior. Como o #110 entrou na </w:t>
+        <w:t xml:space="preserve">Abra cada PR direto contra a </w:t>
       </w:r>
       <w:r>
         <w:rPr>
@@ -656,22 +745,13 @@
         <w:t xml:space="preserve">main</w:t>
       </w:r>
       <w:r>
-        <w:t xml:space="preserve"> antes, o conteúdo dos outros três ficou preso nas branches intermediárias, e foi recuperado só no #114. </w:t>
-      </w:r>
-      <w:r>
-        <w:rPr>
-          <w:b/>
-          <w:bCs/>
-        </w:rPr>
-        <w:t xml:space="preserve">Abra cada PR direto contra a main</w:t>
-      </w:r>
-      <w:r>
-        <w:t xml:space="preserve">. Se um depender de outro, espere o primeiro entrar e atualize a base antes de mergear o segundo.</w:t>
+        <w:t xml:space="preserve">. Se um depender de outro, espere o primeiro entrar e atualize a base antes de mergear o segundo. Foi o que prendeu os #111 a #113 em branches intermediárias (recuperados no #114).</w:t>
       </w:r>
     </w:p>
     <w:p>
       <w:pPr>
         <w:pStyle w:val="Heading1"/>
+        <w:spacing w:before="280" w:after="120"/>
       </w:pPr>
       <w:r>
         <w:t xml:space="preserve">3. Quem faz o quê</w:t>
@@ -682,7 +762,7 @@
         <w:spacing w:after="120"/>
       </w:pPr>
       <w:r>
-        <w:t xml:space="preserve">Em 2026-10-18 o 2dart5 assumiu também a Trilha C, que era do Enzo. O Enzo ficou com revisão, merge e as decisões da equipe.</w:t>
+        <w:t xml:space="preserve">Desde 2026-10-18 o 2dart5 cuida também da Trilha C. O Enzo fica com revisão, merge e as decisões da equipe.</w:t>
       </w:r>
     </w:p>
     <w:tbl>
@@ -698,10 +778,10 @@
         </w:tblBorders>
       </w:tblPr>
       <w:tblGrid>
-        <w:gridCol w:w="1900"/>
         <w:gridCol w:w="2000"/>
-        <w:gridCol w:w="2826"/>
-        <w:gridCol w:w="2300"/>
+        <w:gridCol w:w="2100"/>
+        <w:gridCol w:w="2600"/>
+        <w:gridCol w:w="2326"/>
       </w:tblGrid>
       <w:tr>
         <w:trPr>
@@ -709,7 +789,7 @@
         </w:trPr>
         <w:tc>
           <w:tcPr>
-            <w:tcW w:type="dxa" w:w="1900"/>
+            <w:tcW w:type="dxa" w:w="2000"/>
             <w:shd w:fill="EAEBFB" w:color="auto" w:val="clear"/>
             <w:tcMar>
               <w:top w:type="dxa" w:w="60"/>
@@ -730,7 +810,7 @@
         </w:tc>
         <w:tc>
           <w:tcPr>
-            <w:tcW w:type="dxa" w:w="2000"/>
+            <w:tcW w:type="dxa" w:w="2100"/>
             <w:shd w:fill="EAEBFB" w:color="auto" w:val="clear"/>
             <w:tcMar>
               <w:top w:type="dxa" w:w="60"/>
@@ -751,7 +831,7 @@
         </w:tc>
         <w:tc>
           <w:tcPr>
-            <w:tcW w:type="dxa" w:w="2826"/>
+            <w:tcW w:type="dxa" w:w="2600"/>
             <w:shd w:fill="EAEBFB" w:color="auto" w:val="clear"/>
             <w:tcMar>
               <w:top w:type="dxa" w:w="60"/>
@@ -772,7 +852,7 @@
         </w:tc>
         <w:tc>
           <w:tcPr>
-            <w:tcW w:type="dxa" w:w="2300"/>
+            <w:tcW w:type="dxa" w:w="2326"/>
             <w:shd w:fill="EAEBFB" w:color="auto" w:val="clear"/>
             <w:tcMar>
               <w:top w:type="dxa" w:w="60"/>
@@ -798,7 +878,7 @@
         </w:trPr>
         <w:tc>
           <w:tcPr>
-            <w:tcW w:type="dxa" w:w="1900"/>
+            <w:tcW w:type="dxa" w:w="2000"/>
             <w:tcMar>
               <w:top w:type="dxa" w:w="60"/>
               <w:left w:type="dxa" w:w="100"/>
@@ -814,6 +894,59 @@
         </w:tc>
         <w:tc>
           <w:tcPr>
+            <w:tcW w:type="dxa" w:w="2100"/>
+            <w:tcMar>
+              <w:top w:type="dxa" w:w="60"/>
+              <w:left w:type="dxa" w:w="100"/>
+              <w:bottom w:type="dxa" w:w="60"/>
+              <w:right w:type="dxa" w:w="100"/>
+            </w:tcMar>
+          </w:tcPr>
+          <w:p>
+            <w:r>
+              <w:t xml:space="preserve">A: domínio e financeiro</w:t>
+            </w:r>
+          </w:p>
+        </w:tc>
+        <w:tc>
+          <w:tcPr>
+            <w:tcW w:type="dxa" w:w="2600"/>
+            <w:tcMar>
+              <w:top w:type="dxa" w:w="60"/>
+              <w:left w:type="dxa" w:w="100"/>
+              <w:bottom w:type="dxa" w:w="60"/>
+              <w:right w:type="dxa" w:w="100"/>
+            </w:tcMar>
+          </w:tcPr>
+          <w:p>
+            <w:r>
+              <w:t xml:space="preserve">SPEC-006–009, 011, 020, 021, 024, 026 (rascunhos)</w:t>
+            </w:r>
+          </w:p>
+        </w:tc>
+        <w:tc>
+          <w:tcPr>
+            <w:tcW w:type="dxa" w:w="2326"/>
+            <w:tcMar>
+              <w:top w:type="dxa" w:w="60"/>
+              <w:left w:type="dxa" w:w="100"/>
+              <w:bottom w:type="dxa" w:w="60"/>
+              <w:right w:type="dxa" w:w="100"/>
+            </w:tcMar>
+          </w:tcPr>
+          <w:p>
+            <w:r>
+              <w:t xml:space="preserve">T-15, T-16, T-17, T-47, T-56, T-57, T-68</w:t>
+            </w:r>
+          </w:p>
+        </w:tc>
+      </w:tr>
+      <w:tr>
+        <w:trPr>
+          <w:tblHeader w:val="false"/>
+        </w:trPr>
+        <w:tc>
+          <w:tcPr>
             <w:tcW w:type="dxa" w:w="2000"/>
             <w:tcMar>
               <w:top w:type="dxa" w:w="60"/>
@@ -824,39 +957,55 @@
           </w:tcPr>
           <w:p>
             <w:r>
-              <w:t xml:space="preserve">A: domínio e financeiro</w:t>
-            </w:r>
-          </w:p>
-        </w:tc>
-        <w:tc>
-          <w:tcPr>
-            <w:tcW w:type="dxa" w:w="2826"/>
-            <w:tcMar>
-              <w:top w:type="dxa" w:w="60"/>
-              <w:left w:type="dxa" w:w="100"/>
-              <w:bottom w:type="dxa" w:w="60"/>
-              <w:right w:type="dxa" w:w="100"/>
-            </w:tcMar>
-          </w:tcPr>
-          <w:p>
-            <w:r>
-              <w:t xml:space="preserve">SPEC-001, 006–009, 011, 020, 021, 024, 026</w:t>
-            </w:r>
-          </w:p>
-        </w:tc>
-        <w:tc>
-          <w:tcPr>
-            <w:tcW w:type="dxa" w:w="2300"/>
-            <w:tcMar>
-              <w:top w:type="dxa" w:w="60"/>
-              <w:left w:type="dxa" w:w="100"/>
-              <w:bottom w:type="dxa" w:w="60"/>
-              <w:right w:type="dxa" w:w="100"/>
-            </w:tcMar>
-          </w:tcPr>
-          <w:p>
-            <w:r>
-              <w:t xml:space="preserve">T-07, T-15, T-16, T-17, T-47, T-56, T-57, T-68</w:t>
+              <w:t xml:space="preserve">2dart5</w:t>
+            </w:r>
+          </w:p>
+        </w:tc>
+        <w:tc>
+          <w:tcPr>
+            <w:tcW w:type="dxa" w:w="2100"/>
+            <w:tcMar>
+              <w:top w:type="dxa" w:w="60"/>
+              <w:left w:type="dxa" w:w="100"/>
+              <w:bottom w:type="dxa" w:w="60"/>
+              <w:right w:type="dxa" w:w="100"/>
+            </w:tcMar>
+          </w:tcPr>
+          <w:p>
+            <w:r>
+              <w:t xml:space="preserve">B: transação e consequência</w:t>
+            </w:r>
+          </w:p>
+        </w:tc>
+        <w:tc>
+          <w:tcPr>
+            <w:tcW w:type="dxa" w:w="2600"/>
+            <w:tcMar>
+              <w:top w:type="dxa" w:w="60"/>
+              <w:left w:type="dxa" w:w="100"/>
+              <w:bottom w:type="dxa" w:w="60"/>
+              <w:right w:type="dxa" w:w="100"/>
+            </w:tcMar>
+          </w:tcPr>
+          <w:p>
+            <w:r>
+              <w:t xml:space="preserve">SPEC-010, 012–019, 022, 023</w:t>
+            </w:r>
+          </w:p>
+        </w:tc>
+        <w:tc>
+          <w:tcPr>
+            <w:tcW w:type="dxa" w:w="2326"/>
+            <w:tcMar>
+              <w:top w:type="dxa" w:w="60"/>
+              <w:left w:type="dxa" w:w="100"/>
+              <w:bottom w:type="dxa" w:w="60"/>
+              <w:right w:type="dxa" w:w="100"/>
+            </w:tcMar>
+          </w:tcPr>
+          <w:p>
+            <w:r>
+              <w:t xml:space="preserve">T-22, T-23, T-28, T-29, T-33, T-53</w:t>
             </w:r>
           </w:p>
         </w:tc>
@@ -867,7 +1016,7 @@
         </w:trPr>
         <w:tc>
           <w:tcPr>
-            <w:tcW w:type="dxa" w:w="1900"/>
+            <w:tcW w:type="dxa" w:w="2000"/>
             <w:tcMar>
               <w:top w:type="dxa" w:w="60"/>
               <w:left w:type="dxa" w:w="100"/>
@@ -883,6 +1032,59 @@
         </w:tc>
         <w:tc>
           <w:tcPr>
+            <w:tcW w:type="dxa" w:w="2100"/>
+            <w:tcMar>
+              <w:top w:type="dxa" w:w="60"/>
+              <w:left w:type="dxa" w:w="100"/>
+              <w:bottom w:type="dxa" w:w="60"/>
+              <w:right w:type="dxa" w:w="100"/>
+            </w:tcMar>
+          </w:tcPr>
+          <w:p>
+            <w:r>
+              <w:t xml:space="preserve">C: acesso, admin e IA</w:t>
+            </w:r>
+          </w:p>
+        </w:tc>
+        <w:tc>
+          <w:tcPr>
+            <w:tcW w:type="dxa" w:w="2600"/>
+            <w:tcMar>
+              <w:top w:type="dxa" w:w="60"/>
+              <w:left w:type="dxa" w:w="100"/>
+              <w:bottom w:type="dxa" w:w="60"/>
+              <w:right w:type="dxa" w:w="100"/>
+            </w:tcMar>
+          </w:tcPr>
+          <w:p>
+            <w:r>
+              <w:t xml:space="preserve">SPEC-003–005, 025, 027–029</w:t>
+            </w:r>
+          </w:p>
+        </w:tc>
+        <w:tc>
+          <w:tcPr>
+            <w:tcW w:type="dxa" w:w="2326"/>
+            <w:tcMar>
+              <w:top w:type="dxa" w:w="60"/>
+              <w:left w:type="dxa" w:w="100"/>
+              <w:bottom w:type="dxa" w:w="60"/>
+              <w:right w:type="dxa" w:w="100"/>
+            </w:tcMar>
+          </w:tcPr>
+          <w:p>
+            <w:r>
+              <w:t xml:space="preserve">T-14, T-55, T-58, T-61, T-66, T-67</w:t>
+            </w:r>
+          </w:p>
+        </w:tc>
+      </w:tr>
+      <w:tr>
+        <w:trPr>
+          <w:tblHeader w:val="false"/>
+        </w:trPr>
+        <w:tc>
+          <w:tcPr>
             <w:tcW w:type="dxa" w:w="2000"/>
             <w:tcMar>
               <w:top w:type="dxa" w:w="60"/>
@@ -893,135 +1095,13 @@
           </w:tcPr>
           <w:p>
             <w:r>
-              <w:t xml:space="preserve">B: transação e consequência</w:t>
-            </w:r>
-          </w:p>
-        </w:tc>
-        <w:tc>
-          <w:tcPr>
-            <w:tcW w:type="dxa" w:w="2826"/>
-            <w:tcMar>
-              <w:top w:type="dxa" w:w="60"/>
-              <w:left w:type="dxa" w:w="100"/>
-              <w:bottom w:type="dxa" w:w="60"/>
-              <w:right w:type="dxa" w:w="100"/>
-            </w:tcMar>
-          </w:tcPr>
-          <w:p>
-            <w:r>
-              <w:t xml:space="preserve">SPEC-010, 012–019, 022, 023</w:t>
-            </w:r>
-          </w:p>
-        </w:tc>
-        <w:tc>
-          <w:tcPr>
-            <w:tcW w:type="dxa" w:w="2300"/>
-            <w:tcMar>
-              <w:top w:type="dxa" w:w="60"/>
-              <w:left w:type="dxa" w:w="100"/>
-              <w:bottom w:type="dxa" w:w="60"/>
-              <w:right w:type="dxa" w:w="100"/>
-            </w:tcMar>
-          </w:tcPr>
-          <w:p>
-            <w:r>
-              <w:t xml:space="preserve">T-22, T-23, T-28, T-29, T-33, T-53</w:t>
-            </w:r>
-          </w:p>
-        </w:tc>
-      </w:tr>
-      <w:tr>
-        <w:trPr>
-          <w:tblHeader w:val="false"/>
-        </w:trPr>
-        <w:tc>
-          <w:tcPr>
-            <w:tcW w:type="dxa" w:w="1900"/>
-            <w:tcMar>
-              <w:top w:type="dxa" w:w="60"/>
-              <w:left w:type="dxa" w:w="100"/>
-              <w:bottom w:type="dxa" w:w="60"/>
-              <w:right w:type="dxa" w:w="100"/>
-            </w:tcMar>
-          </w:tcPr>
-          <w:p>
-            <w:r>
-              <w:t xml:space="preserve">2dart5</w:t>
-            </w:r>
-          </w:p>
-        </w:tc>
-        <w:tc>
-          <w:tcPr>
-            <w:tcW w:type="dxa" w:w="2000"/>
-            <w:tcMar>
-              <w:top w:type="dxa" w:w="60"/>
-              <w:left w:type="dxa" w:w="100"/>
-              <w:bottom w:type="dxa" w:w="60"/>
-              <w:right w:type="dxa" w:w="100"/>
-            </w:tcMar>
-          </w:tcPr>
-          <w:p>
-            <w:r>
-              <w:t xml:space="preserve">C: acesso, admin e IA</w:t>
-            </w:r>
-          </w:p>
-        </w:tc>
-        <w:tc>
-          <w:tcPr>
-            <w:tcW w:type="dxa" w:w="2826"/>
-            <w:tcMar>
-              <w:top w:type="dxa" w:w="60"/>
-              <w:left w:type="dxa" w:w="100"/>
-              <w:bottom w:type="dxa" w:w="60"/>
-              <w:right w:type="dxa" w:w="100"/>
-            </w:tcMar>
-          </w:tcPr>
-          <w:p>
-            <w:r>
-              <w:t xml:space="preserve">SPEC-003–005, 025, 027–029</w:t>
-            </w:r>
-          </w:p>
-        </w:tc>
-        <w:tc>
-          <w:tcPr>
-            <w:tcW w:type="dxa" w:w="2300"/>
-            <w:tcMar>
-              <w:top w:type="dxa" w:w="60"/>
-              <w:left w:type="dxa" w:w="100"/>
-              <w:bottom w:type="dxa" w:w="60"/>
-              <w:right w:type="dxa" w:w="100"/>
-            </w:tcMar>
-          </w:tcPr>
-          <w:p>
-            <w:r>
-              <w:t xml:space="preserve">T-14, T-55, T-58, T-61, T-66, T-67</w:t>
-            </w:r>
-          </w:p>
-        </w:tc>
-      </w:tr>
-      <w:tr>
-        <w:trPr>
-          <w:tblHeader w:val="false"/>
-        </w:trPr>
-        <w:tc>
-          <w:tcPr>
-            <w:tcW w:type="dxa" w:w="1900"/>
-            <w:tcMar>
-              <w:top w:type="dxa" w:w="60"/>
-              <w:left w:type="dxa" w:w="100"/>
-              <w:bottom w:type="dxa" w:w="60"/>
-              <w:right w:type="dxa" w:w="100"/>
-            </w:tcMar>
-          </w:tcPr>
-          <w:p>
-            <w:r>
               <w:t xml:space="preserve">1Noriyuki (Enzo)</w:t>
             </w:r>
           </w:p>
         </w:tc>
         <w:tc>
           <w:tcPr>
-            <w:tcW w:type="dxa" w:w="2000"/>
+            <w:tcW w:type="dxa" w:w="2100"/>
             <w:tcMar>
               <w:top w:type="dxa" w:w="60"/>
               <w:left w:type="dxa" w:w="100"/>
@@ -1037,7 +1117,7 @@
         </w:tc>
         <w:tc>
           <w:tcPr>
-            <w:tcW w:type="dxa" w:w="2826"/>
+            <w:tcW w:type="dxa" w:w="2600"/>
             <w:tcMar>
               <w:top w:type="dxa" w:w="60"/>
               <w:left w:type="dxa" w:w="100"/>
@@ -1053,7 +1133,7 @@
         </w:tc>
         <w:tc>
           <w:tcPr>
-            <w:tcW w:type="dxa" w:w="2300"/>
+            <w:tcW w:type="dxa" w:w="2326"/>
             <w:tcMar>
               <w:top w:type="dxa" w:w="60"/>
               <w:left w:type="dxa" w:w="100"/>
@@ -1071,10 +1151,163 @@
     </w:tbl>
     <w:p>
       <w:pPr>
-        <w:spacing w:before="120" w:after="120"/>
-      </w:pPr>
-      <w:r>
-        <w:t xml:space="preserve">O colaborador </w:t>
+        <w:spacing w:after="60"/>
+      </w:pPr>
+    </w:p>
+    <w:p>
+      <w:pPr>
+        <w:spacing w:after="120"/>
+      </w:pPr>
+      <w:r>
+        <w:t xml:space="preserve">O colaborador niltonmack é o professor e não recebe issues.</w:t>
+      </w:r>
+    </w:p>
+    <w:p>
+      <w:pPr>
+        <w:pStyle w:val="Heading1"/>
+        <w:spacing w:before="280" w:after="120"/>
+      </w:pPr>
+      <w:r>
+        <w:t xml:space="preserve">4. O que cada um faz agora</w:t>
+      </w:r>
+    </w:p>
+    <w:p>
+      <w:pPr>
+        <w:pStyle w:val="Heading2"/>
+        <w:spacing w:before="200" w:after="100"/>
+      </w:pPr>
+      <w:r>
+        <w:t xml:space="preserve">gostislavs: levar os rascunhos à aprovação, um por vez</w:t>
+      </w:r>
+    </w:p>
+    <w:p>
+      <w:pPr>
+        <w:pStyle w:val="ListParagraph"/>
+        <w:numPr>
+          <w:ilvl w:val="0"/>
+          <w:numId w:val="3"/>
+        </w:numPr>
+        <w:spacing w:after="60"/>
+      </w:pPr>
+      <w:r>
+        <w:rPr>
+          <w:b/>
+          <w:bCs/>
+        </w:rPr>
+        <w:t xml:space="preserve">SPEC-006 primeiro</w:t>
+      </w:r>
+      <w:r>
+        <w:t xml:space="preserve"> (reputação). Levar ao Enzo as questões da §13 antes de implementar mais nada dela.</w:t>
+      </w:r>
+    </w:p>
+    <w:p>
+      <w:pPr>
+        <w:pStyle w:val="ListParagraph"/>
+        <w:numPr>
+          <w:ilvl w:val="0"/>
+          <w:numId w:val="3"/>
+        </w:numPr>
+        <w:spacing w:after="60"/>
+      </w:pPr>
+      <w:r>
+        <w:t xml:space="preserve">Depois a SPEC-007 e a SPEC-008. A </w:t>
+      </w:r>
+      <w:r>
+        <w:rPr>
+          <w:b/>
+          <w:bCs/>
+        </w:rPr>
+        <w:t xml:space="preserve">SPEC-008 tem tela</w:t>
+      </w:r>
+      <w:r>
+        <w:t xml:space="preserve"> (simulador da régua): precisa de layout antes da aprovação.</w:t>
+      </w:r>
+    </w:p>
+    <w:p>
+      <w:pPr>
+        <w:pStyle w:val="ListParagraph"/>
+        <w:numPr>
+          <w:ilvl w:val="0"/>
+          <w:numId w:val="3"/>
+        </w:numPr>
+        <w:spacing w:after="60"/>
+      </w:pPr>
+      <w:r>
+        <w:t xml:space="preserve">Nos rascunhos, deixar o status explícito como "Rascunho — aguardando aprovação", como já está na SPEC-006. Os outros oito dizem só "derivada da baseline", o que pode ser lido como pronta.</w:t>
+      </w:r>
+    </w:p>
+    <w:p>
+      <w:pPr>
+        <w:pStyle w:val="ListParagraph"/>
+        <w:numPr>
+          <w:ilvl w:val="0"/>
+          <w:numId w:val="3"/>
+        </w:numPr>
+        <w:spacing w:after="60"/>
+      </w:pPr>
+      <w:r>
+        <w:t xml:space="preserve">Pendência conhecida para a SPEC-020: agendamentos confirmados antes do #124 não têm o prazo da P-17 gravado e releem o valor atual. Decidir se a migração preenche essas linhas.</w:t>
+      </w:r>
+    </w:p>
+    <w:p>
+      <w:pPr>
+        <w:pStyle w:val="Heading2"/>
+        <w:spacing w:before="200" w:after="100"/>
+      </w:pPr>
+      <w:r>
+        <w:t xml:space="preserve">2dart5: conferir as SPEC-003, 004 e 005</w:t>
+      </w:r>
+    </w:p>
+    <w:p>
+      <w:pPr>
+        <w:pStyle w:val="ListParagraph"/>
+        <w:numPr>
+          <w:ilvl w:val="0"/>
+          <w:numId w:val="3"/>
+        </w:numPr>
+        <w:spacing w:after="60"/>
+      </w:pPr>
+      <w:r>
+        <w:t xml:space="preserve">SPEC-003 (autorização e titularidade): testes T-AUTORIZ-01 a 05 e T-TITULAR-01 a 03.</w:t>
+      </w:r>
+    </w:p>
+    <w:p>
+      <w:pPr>
+        <w:pStyle w:val="ListParagraph"/>
+        <w:numPr>
+          <w:ilvl w:val="0"/>
+          <w:numId w:val="3"/>
+        </w:numPr>
+        <w:spacing w:after="60"/>
+      </w:pPr>
+      <w:r>
+        <w:t xml:space="preserve">SPEC-004 (notificações): testes T-NOTIF-01 a 08; fecha a T-66.</w:t>
+      </w:r>
+    </w:p>
+    <w:p>
+      <w:pPr>
+        <w:pStyle w:val="ListParagraph"/>
+        <w:numPr>
+          <w:ilvl w:val="0"/>
+          <w:numId w:val="3"/>
+        </w:numPr>
+        <w:spacing w:after="60"/>
+      </w:pPr>
+      <w:r>
+        <w:t xml:space="preserve">SPEC-005 (aprovação de prestador): testes T-MODERACAO-01 a 04 e T-CONTA-02a a 02d; fecha a T-14.</w:t>
+      </w:r>
+    </w:p>
+    <w:p>
+      <w:pPr>
+        <w:pStyle w:val="ListParagraph"/>
+        <w:numPr>
+          <w:ilvl w:val="0"/>
+          <w:numId w:val="3"/>
+        </w:numPr>
+        <w:spacing w:after="60"/>
+      </w:pPr>
+      <w:r>
+        <w:t xml:space="preserve">Seguir o modelo da SPEC-001: tabela de evidência na seção 12 e PR com </w:t>
       </w:r>
       <w:r>
         <w:rPr>
@@ -1082,34 +1315,10 @@
           <w:sz w:val="19"/>
           <w:szCs w:val="19"/>
         </w:rPr>
-        <w:t xml:space="preserve">niltonmack</w:t>
-      </w:r>
-      <w:r>
-        <w:t xml:space="preserve"> é o professor e não recebe issues.</w:t>
-      </w:r>
-    </w:p>
-    <w:p>
-      <w:pPr>
-        <w:pStyle w:val="Heading1"/>
-      </w:pPr>
-      <w:r>
-        <w:t xml:space="preserve">4. O que cada um faz agora</w:t>
-      </w:r>
-    </w:p>
-    <w:p>
-      <w:pPr>
-        <w:pStyle w:val="Heading2"/>
-      </w:pPr>
-      <w:r>
-        <w:t xml:space="preserve">gostislavs: as oito correções da SPEC-001</w:t>
-      </w:r>
-    </w:p>
-    <w:p>
-      <w:pPr>
-        <w:spacing w:after="120"/>
-      </w:pPr>
-      <w:r>
-        <w:t xml:space="preserve">As decisões sobre os pedidos A a E já estão na spec v0.1.7 e na SPEC-001 v1.1.0. O código ainda deve estas correções, detalhadas em </w:t>
+        <w:t xml:space="preserve">Closes #82</w:t>
+      </w:r>
+      <w:r>
+        <w:t xml:space="preserve">, </w:t>
       </w:r>
       <w:r>
         <w:rPr>
@@ -1117,10 +1326,38 @@
           <w:sz w:val="19"/>
           <w:szCs w:val="19"/>
         </w:rPr>
-        <w:t xml:space="preserve">docs/specs/propostas-decisoes-trilha-a.md</w:t>
-      </w:r>
-      <w:r>
-        <w:t xml:space="preserve">:</w:t>
+        <w:t xml:space="preserve">#83</w:t>
+      </w:r>
+      <w:r>
+        <w:t xml:space="preserve"> e </w:t>
+      </w:r>
+      <w:r>
+        <w:rPr>
+          <w:rFonts w:ascii="Consolas" w:cs="Consolas" w:eastAsia="Consolas" w:hAnsi="Consolas"/>
+          <w:sz w:val="19"/>
+          <w:szCs w:val="19"/>
+        </w:rPr>
+        <w:t xml:space="preserve">#84</w:t>
+      </w:r>
+      <w:r>
+        <w:t xml:space="preserve">. As questões da §13 vão ao Enzo antes de mudar comportamento.</w:t>
+      </w:r>
+    </w:p>
+    <w:p>
+      <w:pPr>
+        <w:spacing w:after="120"/>
+      </w:pPr>
+      <w:r>
+        <w:t xml:space="preserve">Depois, na Trilha B, a primeira da fila é a SPEC-010.</w:t>
+      </w:r>
+    </w:p>
+    <w:p>
+      <w:pPr>
+        <w:pStyle w:val="Heading2"/>
+        <w:spacing w:before="200" w:after="100"/>
+      </w:pPr>
+      <w:r>
+        <w:t xml:space="preserve">Enzo: merge, revisão e decisões</w:t>
       </w:r>
     </w:p>
     <w:p>
@@ -1133,7 +1370,7 @@
         <w:spacing w:after="60"/>
       </w:pPr>
       <w:r>
-        <w:t xml:space="preserve">P-07 aceita 0,5 h (hoje o mínimo é 1 h e o valor é inteiro).</w:t>
+        <w:t xml:space="preserve">Aprovar os rascunhos da Trilha A, um por vez, começando pela SPEC-006.</w:t>
       </w:r>
     </w:p>
     <w:p>
@@ -1146,29 +1383,7 @@
         <w:spacing w:after="60"/>
       </w:pPr>
       <w:r>
-        <w:t xml:space="preserve">Remover </w:t>
-      </w:r>
-      <w:r>
-        <w:rPr>
-          <w:rFonts w:ascii="Consolas" w:cs="Consolas" w:eastAsia="Consolas" w:hAnsi="Consolas"/>
-          <w:sz w:val="19"/>
-          <w:szCs w:val="19"/>
-        </w:rPr>
-        <w:t xml:space="preserve">RASCUNHO</w:t>
-      </w:r>
-      <w:r>
-        <w:t xml:space="preserve"> da máquina do horário e do </w:t>
-      </w:r>
-      <w:r>
-        <w:rPr>
-          <w:rFonts w:ascii="Consolas" w:cs="Consolas" w:eastAsia="Consolas" w:hAnsi="Consolas"/>
-          <w:sz w:val="19"/>
-          <w:szCs w:val="19"/>
-        </w:rPr>
-        <w:t xml:space="preserve">CHECK</w:t>
-      </w:r>
-      <w:r>
-        <w:t xml:space="preserve"> do banco.</w:t>
+        <w:t xml:space="preserve">Revisar e mergear os PRs da equipe. Ninguém mergeia o próprio PR (constituição, princípio X).</w:t>
       </w:r>
     </w:p>
     <w:p>
@@ -1181,274 +1396,13 @@
         <w:spacing w:after="60"/>
       </w:pPr>
       <w:r>
-        <w:t xml:space="preserve">Remover </w:t>
-      </w:r>
-      <w:r>
-        <w:rPr>
-          <w:rFonts w:ascii="Consolas" w:cs="Consolas" w:eastAsia="Consolas" w:hAnsi="Consolas"/>
-          <w:sz w:val="19"/>
-          <w:szCs w:val="19"/>
-        </w:rPr>
-        <w:t xml:space="preserve">BLOQUEADO → CANCELADO</w:t>
-      </w:r>
-      <w:r>
-        <w:t xml:space="preserve"> e </w:t>
-      </w:r>
-      <w:r>
-        <w:rPr>
-          <w:rFonts w:ascii="Consolas" w:cs="Consolas" w:eastAsia="Consolas" w:hAnsi="Consolas"/>
-          <w:sz w:val="19"/>
-          <w:szCs w:val="19"/>
-        </w:rPr>
-        <w:t xml:space="preserve">EM_REVISAO → RESTRITO</w:t>
-      </w:r>
-      <w:r>
-        <w:t xml:space="preserve">, que nenhum caso de uso usa.</w:t>
-      </w:r>
-    </w:p>
-    <w:p>
-      <w:pPr>
-        <w:pStyle w:val="ListParagraph"/>
-        <w:numPr>
-          <w:ilvl w:val="0"/>
-          <w:numId w:val="3"/>
-        </w:numPr>
-        <w:spacing w:after="60"/>
-      </w:pPr>
-      <w:r>
-        <w:t xml:space="preserve">Perfil novo nasce com o padrão global de P-01 e P-02, não com o valor fixo do esquema.</w:t>
-      </w:r>
-    </w:p>
-    <w:p>
-      <w:pPr>
-        <w:pStyle w:val="ListParagraph"/>
-        <w:numPr>
-          <w:ilvl w:val="0"/>
-          <w:numId w:val="3"/>
-        </w:numPr>
-        <w:spacing w:after="60"/>
-      </w:pPr>
-      <w:r>
-        <w:t xml:space="preserve">Deltas de reputação viram o parâmetro P-22 (metade ao dobro do padrão, mesmo sinal, prestador nunca abaixo do cliente).</w:t>
-      </w:r>
-    </w:p>
-    <w:p>
-      <w:pPr>
-        <w:pStyle w:val="ListParagraph"/>
-        <w:numPr>
-          <w:ilvl w:val="0"/>
-          <w:numId w:val="3"/>
-        </w:numPr>
-        <w:spacing w:after="60"/>
-      </w:pPr>
-      <w:r>
-        <w:t xml:space="preserve">Máquina de estados do </w:t>
-      </w:r>
-      <w:r>
-        <w:rPr>
-          <w:rFonts w:ascii="Consolas" w:cs="Consolas" w:eastAsia="Consolas" w:hAnsi="Consolas"/>
-          <w:sz w:val="19"/>
-          <w:szCs w:val="19"/>
-        </w:rPr>
-        <w:t xml:space="preserve">LancamentoComissao</w:t>
-      </w:r>
-      <w:r>
-        <w:t xml:space="preserve">, com </w:t>
-      </w:r>
-      <w:r>
-        <w:rPr>
-          <w:rFonts w:ascii="Consolas" w:cs="Consolas" w:eastAsia="Consolas" w:hAnsi="Consolas"/>
-          <w:sz w:val="19"/>
-          <w:szCs w:val="19"/>
-        </w:rPr>
-        <w:t xml:space="preserve">assegurarTransicao</w:t>
-      </w:r>
-      <w:r>
-        <w:t xml:space="preserve"> e auditoria.</w:t>
-      </w:r>
-    </w:p>
-    <w:p>
-      <w:pPr>
-        <w:pStyle w:val="ListParagraph"/>
-        <w:numPr>
-          <w:ilvl w:val="0"/>
-          <w:numId w:val="3"/>
-        </w:numPr>
-        <w:spacing w:after="60"/>
-      </w:pPr>
-      <w:r>
-        <w:t xml:space="preserve">Conferir se a conclusão automática grava o prazo de P-17 ou relê o valor atual.</w:t>
-      </w:r>
-    </w:p>
-    <w:p>
-      <w:pPr>
-        <w:pStyle w:val="ListParagraph"/>
-        <w:numPr>
-          <w:ilvl w:val="0"/>
-          <w:numId w:val="3"/>
-        </w:numPr>
-        <w:spacing w:after="60"/>
-      </w:pPr>
-      <w:r>
-        <w:t xml:space="preserve">Reescrever o </w:t>
-      </w:r>
-      <w:r>
-        <w:rPr>
-          <w:rFonts w:ascii="Consolas" w:cs="Consolas" w:eastAsia="Consolas" w:hAnsi="Consolas"/>
-          <w:sz w:val="19"/>
-          <w:szCs w:val="19"/>
-        </w:rPr>
-        <w:t xml:space="preserve">T-PARAM-05</w:t>
-      </w:r>
-      <w:r>
-        <w:t xml:space="preserve"> para o novo CA-05.</w:t>
-      </w:r>
-    </w:p>
-    <w:p>
-      <w:pPr>
-        <w:spacing w:before="120" w:after="120"/>
-      </w:pPr>
-      <w:r>
-        <w:t xml:space="preserve">Com isso feito e os CA-05, 08, 09, 10 e 11 conferidos, fecham a #80 e a #9. Em seguida vem a geração da SPEC-006.</w:t>
+        <w:t xml:space="preserve">Responder às questões da §13 das SPEC-003 a 005 quando o 2dart5 chegar nelas.</w:t>
       </w:r>
     </w:p>
     <w:p>
       <w:pPr>
         <w:pStyle w:val="Heading2"/>
-      </w:pPr>
-      <w:r>
-        <w:t xml:space="preserve">2dart5: conferir as SPEC-003, 004 e 005</w:t>
-      </w:r>
-    </w:p>
-    <w:p>
-      <w:pPr>
-        <w:pStyle w:val="ListParagraph"/>
-        <w:numPr>
-          <w:ilvl w:val="0"/>
-          <w:numId w:val="4"/>
-        </w:numPr>
-        <w:spacing w:after="60"/>
-      </w:pPr>
-      <w:r>
-        <w:rPr>
-          <w:b/>
-          <w:bCs/>
-        </w:rPr>
-        <w:t xml:space="preserve">SPEC-003</w:t>
-      </w:r>
-      <w:r>
-        <w:t xml:space="preserve"> (autorização e titularidade): testes T-AUTORIZ-01 a 05 e T-TITULAR-01 a 03.</w:t>
-      </w:r>
-    </w:p>
-    <w:p>
-      <w:pPr>
-        <w:pStyle w:val="ListParagraph"/>
-        <w:numPr>
-          <w:ilvl w:val="0"/>
-          <w:numId w:val="4"/>
-        </w:numPr>
-        <w:spacing w:after="60"/>
-      </w:pPr>
-      <w:r>
-        <w:rPr>
-          <w:b/>
-          <w:bCs/>
-        </w:rPr>
-        <w:t xml:space="preserve">SPEC-004</w:t>
-      </w:r>
-      <w:r>
-        <w:t xml:space="preserve"> (notificações): testes T-NOTIF-01 a 08; fecha a T-66.</w:t>
-      </w:r>
-    </w:p>
-    <w:p>
-      <w:pPr>
-        <w:pStyle w:val="ListParagraph"/>
-        <w:numPr>
-          <w:ilvl w:val="0"/>
-          <w:numId w:val="4"/>
-        </w:numPr>
-        <w:spacing w:after="60"/>
-      </w:pPr>
-      <w:r>
-        <w:rPr>
-          <w:b/>
-          <w:bCs/>
-        </w:rPr>
-        <w:t xml:space="preserve">SPEC-005</w:t>
-      </w:r>
-      <w:r>
-        <w:t xml:space="preserve"> (aprovação de prestador): testes T-MODERACAO-01 a 04 e T-CONTA-02a a 02d; fecha a T-14.</w:t>
-      </w:r>
-    </w:p>
-    <w:p>
-      <w:pPr>
-        <w:pStyle w:val="ListParagraph"/>
-        <w:numPr>
-          <w:ilvl w:val="0"/>
-          <w:numId w:val="4"/>
-        </w:numPr>
-        <w:spacing w:after="60"/>
-      </w:pPr>
-      <w:r>
-        <w:t xml:space="preserve">Cada Spec tem questões na §13 que dependem da equipe. Leve-as ao Enzo antes de mexer no comportamento.</w:t>
-      </w:r>
-    </w:p>
-    <w:p>
-      <w:pPr>
-        <w:spacing w:before="120" w:after="120"/>
-      </w:pPr>
-      <w:r>
-        <w:t xml:space="preserve">Depois, na Trilha B, a primeira da fila é a SPEC-010. As tarefas T-22, T-23, T-28, T-29, T-33 e T-53 já têm testes em </w:t>
-      </w:r>
-      <w:r>
-        <w:rPr>
-          <w:rFonts w:ascii="Consolas" w:cs="Consolas" w:eastAsia="Consolas" w:hAnsi="Consolas"/>
-          <w:sz w:val="19"/>
-          <w:szCs w:val="19"/>
-        </w:rPr>
-        <w:t xml:space="preserve">trilha-b.test.js</w:t>
-      </w:r>
-      <w:r>
-        <w:t xml:space="preserve"> e esperam as Specs delas.</w:t>
-      </w:r>
-    </w:p>
-    <w:p>
-      <w:pPr>
-        <w:pStyle w:val="Heading2"/>
-      </w:pPr>
-      <w:r>
-        <w:t xml:space="preserve">Enzo: merge, revisão e decisões</w:t>
-      </w:r>
-    </w:p>
-    <w:p>
-      <w:pPr>
-        <w:pStyle w:val="ListParagraph"/>
-        <w:numPr>
-          <w:ilvl w:val="0"/>
-          <w:numId w:val="4"/>
-        </w:numPr>
-        <w:spacing w:after="60"/>
-      </w:pPr>
-      <w:r>
-        <w:t xml:space="preserve">Revisar e mergear os PRs da equipe. Ninguém mergeia o próprio PR (constituição, princípio X).</w:t>
-      </w:r>
-    </w:p>
-    <w:p>
-      <w:pPr>
-        <w:pStyle w:val="ListParagraph"/>
-        <w:numPr>
-          <w:ilvl w:val="0"/>
-          <w:numId w:val="4"/>
-        </w:numPr>
-        <w:spacing w:after="60"/>
-      </w:pPr>
-      <w:r>
-        <w:t xml:space="preserve">Responder às questões da §13 das SPEC-003 a 005 quando o 2dart5 chegar nelas.</w:t>
-      </w:r>
-    </w:p>
-    <w:p>
-      <w:pPr>
-        <w:pStyle w:val="Heading2"/>
+        <w:spacing w:before="200" w:after="100"/>
       </w:pPr>
       <w:r>
         <w:t xml:space="preserve">Ordem e paralelismo</w:t>
@@ -1467,9 +1421,9 @@
         </w:tblBorders>
       </w:tblPr>
       <w:tblGrid>
-        <w:gridCol w:w="1300"/>
-        <w:gridCol w:w="2400"/>
-        <w:gridCol w:w="5326"/>
+        <w:gridCol w:w="1500"/>
+        <w:gridCol w:w="2600"/>
+        <w:gridCol w:w="4926"/>
       </w:tblGrid>
       <w:tr>
         <w:trPr>
@@ -1477,7 +1431,7 @@
         </w:trPr>
         <w:tc>
           <w:tcPr>
-            <w:tcW w:type="dxa" w:w="1300"/>
+            <w:tcW w:type="dxa" w:w="1500"/>
             <w:shd w:fill="EAEBFB" w:color="auto" w:val="clear"/>
             <w:tcMar>
               <w:top w:type="dxa" w:w="60"/>
@@ -1498,7 +1452,7 @@
         </w:tc>
         <w:tc>
           <w:tcPr>
-            <w:tcW w:type="dxa" w:w="2400"/>
+            <w:tcW w:type="dxa" w:w="2600"/>
             <w:shd w:fill="EAEBFB" w:color="auto" w:val="clear"/>
             <w:tcMar>
               <w:top w:type="dxa" w:w="60"/>
@@ -1519,7 +1473,7 @@
         </w:tc>
         <w:tc>
           <w:tcPr>
-            <w:tcW w:type="dxa" w:w="5326"/>
+            <w:tcW w:type="dxa" w:w="4926"/>
             <w:shd w:fill="EAEBFB" w:color="auto" w:val="clear"/>
             <w:tcMar>
               <w:top w:type="dxa" w:w="60"/>
@@ -1545,7 +1499,7 @@
         </w:trPr>
         <w:tc>
           <w:tcPr>
-            <w:tcW w:type="dxa" w:w="1300"/>
+            <w:tcW w:type="dxa" w:w="1500"/>
             <w:tcMar>
               <w:top w:type="dxa" w:w="60"/>
               <w:left w:type="dxa" w:w="100"/>
@@ -1561,7 +1515,7 @@
         </w:tc>
         <w:tc>
           <w:tcPr>
-            <w:tcW w:type="dxa" w:w="2400"/>
+            <w:tcW w:type="dxa" w:w="2600"/>
             <w:tcMar>
               <w:top w:type="dxa" w:w="60"/>
               <w:left w:type="dxa" w:w="100"/>
@@ -1577,17 +1531,17 @@
         </w:tc>
         <w:tc>
           <w:tcPr>
-            <w:tcW w:type="dxa" w:w="5326"/>
-            <w:tcMar>
-              <w:top w:type="dxa" w:w="60"/>
-              <w:left w:type="dxa" w:w="100"/>
-              <w:bottom w:type="dxa" w:w="60"/>
-              <w:right w:type="dxa" w:w="100"/>
-            </w:tcMar>
-          </w:tcPr>
-          <w:p>
-            <w:r>
-              <w:t xml:space="preserve">Correções da SPEC-001 · conferência das SPEC-003 a 005 · revisão dos PRs</w:t>
+            <w:tcW w:type="dxa" w:w="4926"/>
+            <w:tcMar>
+              <w:top w:type="dxa" w:w="60"/>
+              <w:left w:type="dxa" w:w="100"/>
+              <w:bottom w:type="dxa" w:w="60"/>
+              <w:right w:type="dxa" w:w="100"/>
+            </w:tcMar>
+          </w:tcPr>
+          <w:p>
+            <w:r>
+              <w:t xml:space="preserve">Aprovação da SPEC-006 · conferência das SPEC-003 a 005 · revisão dos PRs</w:t>
             </w:r>
           </w:p>
         </w:tc>
@@ -1598,7 +1552,7 @@
         </w:trPr>
         <w:tc>
           <w:tcPr>
-            <w:tcW w:type="dxa" w:w="1300"/>
+            <w:tcW w:type="dxa" w:w="1500"/>
             <w:tcMar>
               <w:top w:type="dxa" w:w="60"/>
               <w:left w:type="dxa" w:w="100"/>
@@ -1614,7 +1568,7 @@
         </w:tc>
         <w:tc>
           <w:tcPr>
-            <w:tcW w:type="dxa" w:w="2400"/>
+            <w:tcW w:type="dxa" w:w="2600"/>
             <w:tcMar>
               <w:top w:type="dxa" w:w="60"/>
               <w:left w:type="dxa" w:w="100"/>
@@ -1630,17 +1584,17 @@
         </w:tc>
         <w:tc>
           <w:tcPr>
-            <w:tcW w:type="dxa" w:w="5326"/>
-            <w:tcMar>
-              <w:top w:type="dxa" w:w="60"/>
-              <w:left w:type="dxa" w:w="100"/>
-              <w:bottom w:type="dxa" w:w="60"/>
-              <w:right w:type="dxa" w:w="100"/>
-            </w:tcMar>
-          </w:tcPr>
-          <w:p>
-            <w:r>
-              <w:t xml:space="preserve">SPEC-006, 007 e 008</w:t>
+            <w:tcW w:type="dxa" w:w="4926"/>
+            <w:tcMar>
+              <w:top w:type="dxa" w:w="60"/>
+              <w:left w:type="dxa" w:w="100"/>
+              <w:bottom w:type="dxa" w:w="60"/>
+              <w:right w:type="dxa" w:w="100"/>
+            </w:tcMar>
+          </w:tcPr>
+          <w:p>
+            <w:r>
+              <w:t xml:space="preserve">SPEC-007 e 008 (rascunhos já escritos)</w:t>
             </w:r>
           </w:p>
         </w:tc>
@@ -1651,7 +1605,7 @@
         </w:trPr>
         <w:tc>
           <w:tcPr>
-            <w:tcW w:type="dxa" w:w="1300"/>
+            <w:tcW w:type="dxa" w:w="1500"/>
             <w:tcMar>
               <w:top w:type="dxa" w:w="60"/>
               <w:left w:type="dxa" w:w="100"/>
@@ -1667,7 +1621,7 @@
         </w:tc>
         <w:tc>
           <w:tcPr>
-            <w:tcW w:type="dxa" w:w="2400"/>
+            <w:tcW w:type="dxa" w:w="2600"/>
             <w:tcMar>
               <w:top w:type="dxa" w:w="60"/>
               <w:left w:type="dxa" w:w="100"/>
@@ -1683,7 +1637,7 @@
         </w:tc>
         <w:tc>
           <w:tcPr>
-            <w:tcW w:type="dxa" w:w="5326"/>
+            <w:tcW w:type="dxa" w:w="4926"/>
             <w:tcMar>
               <w:top w:type="dxa" w:w="60"/>
               <w:left w:type="dxa" w:w="100"/>
@@ -1704,7 +1658,7 @@
         </w:trPr>
         <w:tc>
           <w:tcPr>
-            <w:tcW w:type="dxa" w:w="1300"/>
+            <w:tcW w:type="dxa" w:w="1500"/>
             <w:tcMar>
               <w:top w:type="dxa" w:w="60"/>
               <w:left w:type="dxa" w:w="100"/>
@@ -1720,7 +1674,7 @@
         </w:tc>
         <w:tc>
           <w:tcPr>
-            <w:tcW w:type="dxa" w:w="2400"/>
+            <w:tcW w:type="dxa" w:w="2600"/>
             <w:tcMar>
               <w:top w:type="dxa" w:w="60"/>
               <w:left w:type="dxa" w:w="100"/>
@@ -1736,7 +1690,7 @@
         </w:tc>
         <w:tc>
           <w:tcPr>
-            <w:tcW w:type="dxa" w:w="5326"/>
+            <w:tcW w:type="dxa" w:w="4926"/>
             <w:tcMar>
               <w:top w:type="dxa" w:w="60"/>
               <w:left w:type="dxa" w:w="100"/>
@@ -1757,7 +1711,7 @@
         </w:trPr>
         <w:tc>
           <w:tcPr>
-            <w:tcW w:type="dxa" w:w="1300"/>
+            <w:tcW w:type="dxa" w:w="1500"/>
             <w:tcMar>
               <w:top w:type="dxa" w:w="60"/>
               <w:left w:type="dxa" w:w="100"/>
@@ -1773,7 +1727,7 @@
         </w:tc>
         <w:tc>
           <w:tcPr>
-            <w:tcW w:type="dxa" w:w="2400"/>
+            <w:tcW w:type="dxa" w:w="2600"/>
             <w:tcMar>
               <w:top w:type="dxa" w:w="60"/>
               <w:left w:type="dxa" w:w="100"/>
@@ -1789,7 +1743,7 @@
         </w:tc>
         <w:tc>
           <w:tcPr>
-            <w:tcW w:type="dxa" w:w="5326"/>
+            <w:tcW w:type="dxa" w:w="4926"/>
             <w:tcMar>
               <w:top w:type="dxa" w:w="60"/>
               <w:left w:type="dxa" w:w="100"/>
@@ -1810,7 +1764,7 @@
         </w:trPr>
         <w:tc>
           <w:tcPr>
-            <w:tcW w:type="dxa" w:w="1300"/>
+            <w:tcW w:type="dxa" w:w="1500"/>
             <w:tcMar>
               <w:top w:type="dxa" w:w="60"/>
               <w:left w:type="dxa" w:w="100"/>
@@ -1826,7 +1780,7 @@
         </w:tc>
         <w:tc>
           <w:tcPr>
-            <w:tcW w:type="dxa" w:w="2400"/>
+            <w:tcW w:type="dxa" w:w="2600"/>
             <w:tcMar>
               <w:top w:type="dxa" w:w="60"/>
               <w:left w:type="dxa" w:w="100"/>
@@ -1842,7 +1796,7 @@
         </w:tc>
         <w:tc>
           <w:tcPr>
-            <w:tcW w:type="dxa" w:w="5326"/>
+            <w:tcW w:type="dxa" w:w="4926"/>
             <w:tcMar>
               <w:top w:type="dxa" w:w="60"/>
               <w:left w:type="dxa" w:w="100"/>
@@ -1861,17 +1815,10 @@
     <w:p>
       <w:pPr>
         <w:pStyle w:val="Heading1"/>
-      </w:pPr>
-      <w:r>
-        <w:t xml:space="preserve">5. Decisões da SPEC-002 (2026-10-20)</w:t>
-      </w:r>
-    </w:p>
-    <w:p>
-      <w:pPr>
-        <w:spacing w:after="120"/>
-      </w:pPr>
-      <w:r>
-        <w:t xml:space="preserve">Decididas pelo Enzo, já na spec v0.1.8 e na SPEC-002 v1.3.0 (registro, etapa 24). As correções de código citadas abaixo já estão feitas e testadas.</w:t>
+        <w:spacing w:before="280" w:after="120"/>
+      </w:pPr>
+      <w:r>
+        <w:t xml:space="preserve">5. O que mudou desde 2026-10-20</w:t>
       </w:r>
     </w:p>
     <w:tbl>
@@ -1887,8 +1834,8 @@
         </w:tblBorders>
       </w:tblPr>
       <w:tblGrid>
-        <w:gridCol w:w="2500"/>
-        <w:gridCol w:w="6526"/>
+        <w:gridCol w:w="2300"/>
+        <w:gridCol w:w="6726"/>
       </w:tblGrid>
       <w:tr>
         <w:trPr>
@@ -1896,7 +1843,7 @@
         </w:trPr>
         <w:tc>
           <w:tcPr>
-            <w:tcW w:type="dxa" w:w="2500"/>
+            <w:tcW w:type="dxa" w:w="2300"/>
             <w:shd w:fill="EAEBFB" w:color="auto" w:val="clear"/>
             <w:tcMar>
               <w:top w:type="dxa" w:w="60"/>
@@ -1911,13 +1858,13 @@
                 <w:b/>
                 <w:bCs/>
               </w:rPr>
-              <w:t xml:space="preserve">Questão</w:t>
-            </w:r>
-          </w:p>
-        </w:tc>
-        <w:tc>
-          <w:tcPr>
-            <w:tcW w:type="dxa" w:w="6526"/>
+              <w:t xml:space="preserve">Etapa</w:t>
+            </w:r>
+          </w:p>
+        </w:tc>
+        <w:tc>
+          <w:tcPr>
+            <w:tcW w:type="dxa" w:w="6726"/>
             <w:shd w:fill="EAEBFB" w:color="auto" w:val="clear"/>
             <w:tcMar>
               <w:top w:type="dxa" w:w="60"/>
@@ -1932,7 +1879,7 @@
                 <w:b/>
                 <w:bCs/>
               </w:rPr>
-              <w:t xml:space="preserve">Decisão</w:t>
+              <w:t xml:space="preserve">O que foi feito</w:t>
             </w:r>
           </w:p>
         </w:tc>
@@ -1943,191 +1890,33 @@
         </w:trPr>
         <w:tc>
           <w:tcPr>
-            <w:tcW w:type="dxa" w:w="2500"/>
-            <w:tcMar>
-              <w:top w:type="dxa" w:w="60"/>
-              <w:left w:type="dxa" w:w="100"/>
-              <w:bottom w:type="dxa" w:w="60"/>
-              <w:right w:type="dxa" w:w="100"/>
-            </w:tcMar>
-          </w:tcPr>
-          <w:p>
-            <w:r>
-              <w:t xml:space="preserve">OPEN-201: política de senha</w:t>
-            </w:r>
-          </w:p>
-        </w:tc>
-        <w:tc>
-          <w:tcPr>
-            <w:tcW w:type="dxa" w:w="6526"/>
-            <w:tcMar>
-              <w:top w:type="dxa" w:w="60"/>
-              <w:left w:type="dxa" w:w="100"/>
-              <w:bottom w:type="dxa" w:w="60"/>
-              <w:right w:type="dxa" w:w="100"/>
-            </w:tcMar>
-          </w:tcPr>
-          <w:p>
-            <w:r>
-              <w:t xml:space="preserve">Na RF-001: mínimo de 8 caracteres, misturando letras e números. Não é parâmetro, para o admin não poder baixar um piso de segurança</w:t>
-            </w:r>
-          </w:p>
-        </w:tc>
-      </w:tr>
-      <w:tr>
-        <w:trPr>
-          <w:tblHeader w:val="false"/>
-        </w:trPr>
-        <w:tc>
-          <w:tcPr>
-            <w:tcW w:type="dxa" w:w="2500"/>
-            <w:tcMar>
-              <w:top w:type="dxa" w:w="60"/>
-              <w:left w:type="dxa" w:w="100"/>
-              <w:bottom w:type="dxa" w:w="60"/>
-              <w:right w:type="dxa" w:w="100"/>
-            </w:tcMar>
-          </w:tcPr>
-          <w:p>
-            <w:r>
-              <w:t xml:space="preserve">OPEN-204: logout sem RF</w:t>
-            </w:r>
-          </w:p>
-        </w:tc>
-        <w:tc>
-          <w:tcPr>
-            <w:tcW w:type="dxa" w:w="6526"/>
-            <w:tcMar>
-              <w:top w:type="dxa" w:w="60"/>
-              <w:left w:type="dxa" w:w="100"/>
-              <w:bottom w:type="dxa" w:w="60"/>
-              <w:right w:type="dxa" w:w="100"/>
-            </w:tcMar>
-          </w:tcPr>
-          <w:p>
-            <w:r>
-              <w:t xml:space="preserve">Vira a RF-005a: sair encerra a sessão no servidor (teste T-SESSAO-05)</w:t>
-            </w:r>
-          </w:p>
-        </w:tc>
-      </w:tr>
-      <w:tr>
-        <w:trPr>
-          <w:tblHeader w:val="false"/>
-        </w:trPr>
-        <w:tc>
-          <w:tcPr>
-            <w:tcW w:type="dxa" w:w="2500"/>
-            <w:tcMar>
-              <w:top w:type="dxa" w:w="60"/>
-              <w:left w:type="dxa" w:w="100"/>
-              <w:bottom w:type="dxa" w:w="60"/>
-              <w:right w:type="dxa" w:w="100"/>
-            </w:tcMar>
-          </w:tcPr>
-          <w:p>
-            <w:r>
-              <w:t xml:space="preserve">OPEN-205: dados do cadastro</w:t>
-            </w:r>
-          </w:p>
-        </w:tc>
-        <w:tc>
-          <w:tcPr>
-            <w:tcW w:type="dxa" w:w="6526"/>
-            <w:tcMar>
-              <w:top w:type="dxa" w:w="60"/>
-              <w:left w:type="dxa" w:w="100"/>
-              <w:bottom w:type="dxa" w:w="60"/>
-              <w:right w:type="dxa" w:w="100"/>
-            </w:tcMar>
-          </w:tcPr>
-          <w:p>
-            <w:r>
-              <w:t xml:space="preserve">Nome, e-mail, senha e perfil obrigatórios. Telefone, região e nome de exibição do prestador opcionais (RF-001)</w:t>
-            </w:r>
-          </w:p>
-        </w:tc>
-      </w:tr>
-      <w:tr>
-        <w:trPr>
-          <w:tblHeader w:val="false"/>
-        </w:trPr>
-        <w:tc>
-          <w:tcPr>
-            <w:tcW w:type="dxa" w:w="2500"/>
-            <w:tcMar>
-              <w:top w:type="dxa" w:w="60"/>
-              <w:left w:type="dxa" w:w="100"/>
-              <w:bottom w:type="dxa" w:w="60"/>
-              <w:right w:type="dxa" w:w="100"/>
-            </w:tcMar>
-          </w:tcPr>
-          <w:p>
-            <w:r>
-              <w:t xml:space="preserve">OPEN-206: conta de admin</w:t>
-            </w:r>
-          </w:p>
-        </w:tc>
-        <w:tc>
-          <w:tcPr>
-            <w:tcW w:type="dxa" w:w="6526"/>
-            <w:tcMar>
-              <w:top w:type="dxa" w:w="60"/>
-              <w:left w:type="dxa" w:w="100"/>
-              <w:bottom w:type="dxa" w:w="60"/>
-              <w:right w:type="dxa" w:w="100"/>
-            </w:tcMar>
-          </w:tcPr>
-          <w:p>
-            <w:r>
-              <w:t xml:space="preserve">O admin nasce só pelo procedimento de implantação (o seed), registrado no ADR-004 e no README. O cadastro nunca oferece ADMIN</w:t>
-            </w:r>
-          </w:p>
-        </w:tc>
-      </w:tr>
-      <w:tr>
-        <w:trPr>
-          <w:tblHeader w:val="false"/>
-        </w:trPr>
-        <w:tc>
-          <w:tcPr>
-            <w:tcW w:type="dxa" w:w="2500"/>
-            <w:tcMar>
-              <w:top w:type="dxa" w:w="60"/>
-              <w:left w:type="dxa" w:w="100"/>
-              <w:bottom w:type="dxa" w:w="60"/>
-              <w:right w:type="dxa" w:w="100"/>
-            </w:tcMar>
-          </w:tcPr>
-          <w:p>
-            <w:r>
-              <w:t xml:space="preserve">OPEN-207: reputação inicial</w:t>
-            </w:r>
-          </w:p>
-        </w:tc>
-        <w:tc>
-          <w:tcPr>
-            <w:tcW w:type="dxa" w:w="6526"/>
-            <w:tcMar>
-              <w:top w:type="dxa" w:w="60"/>
-              <w:left w:type="dxa" w:w="100"/>
-              <w:bottom w:type="dxa" w:w="60"/>
-              <w:right w:type="dxa" w:w="100"/>
-            </w:tcMar>
-          </w:tcPr>
-          <w:p>
-            <w:r>
-              <w:t xml:space="preserve">Reputação = P-08 </w:t>
-            </w:r>
-            <w:r>
-              <w:rPr>
-                <w:b/>
-                <w:bCs/>
-              </w:rPr>
-              <w:t xml:space="preserve">da criação da conta</w:t>
-            </w:r>
-            <w:r>
-              <w:t xml:space="preserve"> + eventos. Gravada em </w:t>
+            <w:tcW w:type="dxa" w:w="2300"/>
+            <w:tcMar>
+              <w:top w:type="dxa" w:w="60"/>
+              <w:left w:type="dxa" w:w="100"/>
+              <w:bottom w:type="dxa" w:w="60"/>
+              <w:right w:type="dxa" w:w="100"/>
+            </w:tcMar>
+          </w:tcPr>
+          <w:p>
+            <w:r>
+              <w:t xml:space="preserve">25 · Canal de contato</w:t>
+            </w:r>
+          </w:p>
+        </w:tc>
+        <w:tc>
+          <w:tcPr>
+            <w:tcW w:type="dxa" w:w="6726"/>
+            <w:tcMar>
+              <w:top w:type="dxa" w:w="60"/>
+              <w:left w:type="dxa" w:w="100"/>
+              <w:bottom w:type="dxa" w:w="60"/>
+              <w:right w:type="dxa" w:w="100"/>
+            </w:tcMar>
+          </w:tcPr>
+          <w:p>
+            <w:r>
+              <w:t xml:space="preserve">A conta suspensa não autentica, então o canal fica fora do sistema: um e-mail de suporte configurável (</w:t>
             </w:r>
             <w:r>
               <w:rPr>
@@ -2135,47 +1924,10 @@
                 <w:sz w:val="19"/>
                 <w:szCs w:val="19"/>
               </w:rPr>
-              <w:t xml:space="preserve">usuario.reputacao_inicial</w:t>
-            </w:r>
-            <w:r>
-              <w:t xml:space="preserve">. O código usava a P-08 atual e foi corrigido (T-CONTA-01l)</w:t>
-            </w:r>
-          </w:p>
-        </w:tc>
-      </w:tr>
-      <w:tr>
-        <w:trPr>
-          <w:tblHeader w:val="false"/>
-        </w:trPr>
-        <w:tc>
-          <w:tcPr>
-            <w:tcW w:type="dxa" w:w="2500"/>
-            <w:tcMar>
-              <w:top w:type="dxa" w:w="60"/>
-              <w:left w:type="dxa" w:w="100"/>
-              <w:bottom w:type="dxa" w:w="60"/>
-              <w:right w:type="dxa" w:w="100"/>
-            </w:tcMar>
-          </w:tcPr>
-          <w:p>
-            <w:r>
-              <w:t xml:space="preserve">OPEN-208: normalizar e-mail</w:t>
-            </w:r>
-          </w:p>
-        </w:tc>
-        <w:tc>
-          <w:tcPr>
-            <w:tcW w:type="dxa" w:w="6526"/>
-            <w:tcMar>
-              <w:top w:type="dxa" w:w="60"/>
-              <w:left w:type="dxa" w:w="100"/>
-              <w:bottom w:type="dxa" w:w="60"/>
-              <w:right w:type="dxa" w:w="100"/>
-            </w:tcMar>
-          </w:tcPr>
-          <w:p>
-            <w:r>
-              <w:t xml:space="preserve">Sem espaços nas pontas e sem diferenciar maiúsculas, normalizado só no repositório. Corrigido o bug em que um e-mail repetido com espaços estourava </w:t>
+              <w:t xml:space="preserve">CONTATO_SUPORTE</w:t>
+            </w:r>
+            <w:r>
+              <w:t xml:space="preserve">, padrão </w:t>
             </w:r>
             <w:r>
               <w:rPr>
@@ -2183,10 +1935,10 @@
                 <w:sz w:val="19"/>
                 <w:szCs w:val="19"/>
               </w:rPr>
-              <w:t xml:space="preserve">UNIQUE constraint failed</w:t>
-            </w:r>
-            <w:r>
-              <w:t xml:space="preserve"> (T-CONTA-01j)</w:t>
+              <w:t xml:space="preserve">suporte@encaixe.dev</w:t>
+            </w:r>
+            <w:r>
+              <w:t xml:space="preserve">), com link na tela. Spec v0.1.9, SPEC-002 v1.4.0</w:t>
             </w:r>
           </w:p>
         </w:tc>
@@ -2197,33 +1949,151 @@
         </w:trPr>
         <w:tc>
           <w:tcPr>
-            <w:tcW w:type="dxa" w:w="2500"/>
-            <w:tcMar>
-              <w:top w:type="dxa" w:w="60"/>
-              <w:left w:type="dxa" w:w="100"/>
-              <w:bottom w:type="dxa" w:w="60"/>
-              <w:right w:type="dxa" w:w="100"/>
-            </w:tcMar>
-          </w:tcPr>
-          <w:p>
-            <w:r>
-              <w:t xml:space="preserve">OPEN-209: enumeração de e-mail</w:t>
-            </w:r>
-          </w:p>
-        </w:tc>
-        <w:tc>
-          <w:tcPr>
-            <w:tcW w:type="dxa" w:w="6526"/>
-            <w:tcMar>
-              <w:top w:type="dxa" w:w="60"/>
-              <w:left w:type="dxa" w:w="100"/>
-              <w:bottom w:type="dxa" w:w="60"/>
-              <w:right w:type="dxa" w:w="100"/>
-            </w:tcMar>
-          </w:tcPr>
-          <w:p>
-            <w:r>
-              <w:t xml:space="preserve">Risco residual aceito, registrado em </w:t>
+            <w:tcW w:type="dxa" w:w="2300"/>
+            <w:tcMar>
+              <w:top w:type="dxa" w:w="60"/>
+              <w:left w:type="dxa" w:w="100"/>
+              <w:bottom w:type="dxa" w:w="60"/>
+              <w:right w:type="dxa" w:w="100"/>
+            </w:tcMar>
+          </w:tcPr>
+          <w:p>
+            <w:r>
+              <w:t xml:space="preserve">26 · Trilha A</w:t>
+            </w:r>
+          </w:p>
+        </w:tc>
+        <w:tc>
+          <w:tcPr>
+            <w:tcW w:type="dxa" w:w="6726"/>
+            <w:tcMar>
+              <w:top w:type="dxa" w:w="60"/>
+              <w:left w:type="dxa" w:w="100"/>
+              <w:bottom w:type="dxa" w:w="60"/>
+              <w:right w:type="dxa" w:w="100"/>
+            </w:tcMar>
+          </w:tcPr>
+          <w:p>
+            <w:r>
+              <w:t xml:space="preserve">O Gustavo implementou as oito correções da SPEC-001 e escreveu nove rascunhos de Spec (PRs #121 a #129)</w:t>
+            </w:r>
+          </w:p>
+        </w:tc>
+      </w:tr>
+      <w:tr>
+        <w:trPr>
+          <w:tblHeader w:val="false"/>
+        </w:trPr>
+        <w:tc>
+          <w:tcPr>
+            <w:tcW w:type="dxa" w:w="2300"/>
+            <w:tcMar>
+              <w:top w:type="dxa" w:w="60"/>
+              <w:left w:type="dxa" w:w="100"/>
+              <w:bottom w:type="dxa" w:w="60"/>
+              <w:right w:type="dxa" w:w="100"/>
+            </w:tcMar>
+          </w:tcPr>
+          <w:p>
+            <w:r>
+              <w:t xml:space="preserve">27 · Revisão e merge</w:t>
+            </w:r>
+          </w:p>
+        </w:tc>
+        <w:tc>
+          <w:tcPr>
+            <w:tcW w:type="dxa" w:w="6726"/>
+            <w:tcMar>
+              <w:top w:type="dxa" w:w="60"/>
+              <w:left w:type="dxa" w:w="100"/>
+              <w:bottom w:type="dxa" w:w="60"/>
+              <w:right w:type="dxa" w:w="100"/>
+            </w:tcMar>
+          </w:tcPr>
+          <w:p>
+            <w:r>
+              <w:t xml:space="preserve">Os nove PRs entraram. No #123 (comissão), a auditoria passou a registrar quem causou cada mudança: ator nulo é o sistema (§9.2), e a retenção e o estorno vinham como se fossem do sistema. Os rascunhos entraram marcados como </w:t>
+            </w:r>
+            <w:r>
+              <w:rPr>
+                <w:b/>
+                <w:bCs/>
+              </w:rPr>
+              <w:t xml:space="preserve">não aprovados</w:t>
+            </w:r>
+          </w:p>
+        </w:tc>
+      </w:tr>
+      <w:tr>
+        <w:trPr>
+          <w:tblHeader w:val="false"/>
+        </w:trPr>
+        <w:tc>
+          <w:tcPr>
+            <w:tcW w:type="dxa" w:w="2300"/>
+            <w:tcMar>
+              <w:top w:type="dxa" w:w="60"/>
+              <w:left w:type="dxa" w:w="100"/>
+              <w:bottom w:type="dxa" w:w="60"/>
+              <w:right w:type="dxa" w:w="100"/>
+            </w:tcMar>
+          </w:tcPr>
+          <w:p>
+            <w:r>
+              <w:t xml:space="preserve">27 · Ajustes visuais</w:t>
+            </w:r>
+          </w:p>
+        </w:tc>
+        <w:tc>
+          <w:tcPr>
+            <w:tcW w:type="dxa" w:w="6726"/>
+            <w:tcMar>
+              <w:top w:type="dxa" w:w="60"/>
+              <w:left w:type="dxa" w:w="100"/>
+              <w:bottom w:type="dxa" w:w="60"/>
+              <w:right w:type="dxa" w:w="100"/>
+            </w:tcMar>
+          </w:tcPr>
+          <w:p>
+            <w:r>
+              <w:t xml:space="preserve">Aba ativa única na navegação; régua sem o rótulo invadir a barra; traço dos cartões dentro do contorno; filtros da busca alinhados; cartões da P-22 legíveis; preço cheio à direita; cartões da mesma linha da grade na mesma altura (PRs #130 a #133)</w:t>
+            </w:r>
+          </w:p>
+        </w:tc>
+      </w:tr>
+      <w:tr>
+        <w:trPr>
+          <w:tblHeader w:val="false"/>
+        </w:trPr>
+        <w:tc>
+          <w:tcPr>
+            <w:tcW w:type="dxa" w:w="2300"/>
+            <w:tcMar>
+              <w:top w:type="dxa" w:w="60"/>
+              <w:left w:type="dxa" w:w="100"/>
+              <w:bottom w:type="dxa" w:w="60"/>
+              <w:right w:type="dxa" w:w="100"/>
+            </w:tcMar>
+          </w:tcPr>
+          <w:p>
+            <w:r>
+              <w:t xml:space="preserve">28 · SPEC-001 concluída</w:t>
+            </w:r>
+          </w:p>
+        </w:tc>
+        <w:tc>
+          <w:tcPr>
+            <w:tcW w:type="dxa" w:w="6726"/>
+            <w:tcMar>
+              <w:top w:type="dxa" w:w="60"/>
+              <w:left w:type="dxa" w:w="100"/>
+              <w:bottom w:type="dxa" w:w="60"/>
+              <w:right w:type="dxa" w:w="100"/>
+            </w:tcMar>
+          </w:tcPr>
+          <w:p>
+            <w:r>
+              <w:t xml:space="preserve">Entraram o </w:t>
             </w:r>
             <w:r>
               <w:rPr>
@@ -2231,47 +2101,10 @@
                 <w:sz w:val="19"/>
                 <w:szCs w:val="19"/>
               </w:rPr>
-              <w:t xml:space="preserve">seguranca.md</w:t>
-            </w:r>
-            <w:r>
-              <w:t xml:space="preserve"> A2. Esconder exigiria confirmação por e-mail, que o MVP não tem</w:t>
-            </w:r>
-          </w:p>
-        </w:tc>
-      </w:tr>
-      <w:tr>
-        <w:trPr>
-          <w:tblHeader w:val="false"/>
-        </w:trPr>
-        <w:tc>
-          <w:tcPr>
-            <w:tcW w:type="dxa" w:w="2500"/>
-            <w:tcMar>
-              <w:top w:type="dxa" w:w="60"/>
-              <w:left w:type="dxa" w:w="100"/>
-              <w:bottom w:type="dxa" w:w="60"/>
-              <w:right w:type="dxa" w:w="100"/>
-            </w:tcMar>
-          </w:tcPr>
-          <w:p>
-            <w:r>
-              <w:t xml:space="preserve">INV-004 no banco</w:t>
-            </w:r>
-          </w:p>
-        </w:tc>
-        <w:tc>
-          <w:tcPr>
-            <w:tcW w:type="dxa" w:w="6526"/>
-            <w:tcMar>
-              <w:top w:type="dxa" w:w="60"/>
-              <w:left w:type="dxa" w:w="100"/>
-              <w:bottom w:type="dxa" w:w="60"/>
-              <w:right w:type="dxa" w:w="100"/>
-            </w:tcMar>
-          </w:tcPr>
-          <w:p>
-            <w:r>
-              <w:t xml:space="preserve">Gatilho </w:t>
+              <w:t xml:space="preserve">T-DOMINIO-01</w:t>
+            </w:r>
+            <w:r>
+              <w:t xml:space="preserve"> (o domínio não importa I/O nem lê o relógio) e o </w:t>
             </w:r>
             <w:r>
               <w:rPr>
@@ -2279,21 +2112,10 @@
                 <w:sz w:val="19"/>
                 <w:szCs w:val="19"/>
               </w:rPr>
-              <w:t xml:space="preserve">BEFORE INSERT</w:t>
-            </w:r>
-            <w:r>
-              <w:t xml:space="preserve"> </w:t>
-            </w:r>
-            <w:r>
-              <w:rPr>
-                <w:rFonts w:ascii="Consolas" w:cs="Consolas" w:eastAsia="Consolas" w:hAnsi="Consolas"/>
-                <w:sz w:val="19"/>
-                <w:szCs w:val="19"/>
-              </w:rPr>
-              <w:t xml:space="preserve">usuario_nasce_no_estado_inicial</w:t>
-            </w:r>
-            <w:r>
-              <w:t xml:space="preserve">. Só olha a criação, então as mudanças de estado seguintes continuam livres (T-CONTA-01k)</w:t>
+              <w:t xml:space="preserve">T-ESTADO-03b</w:t>
+            </w:r>
+            <w:r>
+              <w:t xml:space="preserve"> (o banco recusa estado inexistente). Issues #80 e #9 fechadas (PR #134)</w:t>
             </w:r>
           </w:p>
         </w:tc>
@@ -2302,6 +2124,7 @@
     <w:p>
       <w:pPr>
         <w:pStyle w:val="Heading1"/>
+        <w:spacing w:before="280" w:after="120"/>
       </w:pPr>
       <w:r>
         <w:t xml:space="preserve">6. Pontos de atenção</w:t>
@@ -2312,7 +2135,7 @@
         <w:pStyle w:val="ListParagraph"/>
         <w:numPr>
           <w:ilvl w:val="0"/>
-          <w:numId w:val="4"/>
+          <w:numId w:val="3"/>
         </w:numPr>
         <w:spacing w:after="60"/>
       </w:pPr>
@@ -2321,10 +2144,21 @@
           <w:b/>
           <w:bCs/>
         </w:rPr>
-        <w:t xml:space="preserve">T-68 (#70):</w:t>
-      </w:r>
-      <w:r>
-        <w:t xml:space="preserve"> a RN-05 continua com teste parcial. "Tudo verde" não significa "toda regra coberta".</w:t>
+        <w:t xml:space="preserve">Merge de rascunho não é aprovação.</w:t>
+      </w:r>
+      <w:r>
+        <w:t xml:space="preserve"> As SPEC-006 a 026 que estão na </w:t>
+      </w:r>
+      <w:r>
+        <w:rPr>
+          <w:rFonts w:ascii="Consolas" w:cs="Consolas" w:eastAsia="Consolas" w:hAnsi="Consolas"/>
+          <w:sz w:val="19"/>
+          <w:szCs w:val="19"/>
+        </w:rPr>
+        <w:t xml:space="preserve">main</w:t>
+      </w:r>
+      <w:r>
+        <w:t xml:space="preserve"> ainda dependem da equipe.</w:t>
       </w:r>
     </w:p>
     <w:p>
@@ -2332,7 +2166,7 @@
         <w:pStyle w:val="ListParagraph"/>
         <w:numPr>
           <w:ilvl w:val="0"/>
-          <w:numId w:val="4"/>
+          <w:numId w:val="3"/>
         </w:numPr>
         <w:spacing w:after="60"/>
       </w:pPr>
@@ -2341,10 +2175,32 @@
           <w:b/>
           <w:bCs/>
         </w:rPr>
-        <w:t xml:space="preserve">[CANAL DE CONTATO]:</w:t>
-      </w:r>
-      <w:r>
-        <w:t xml:space="preserve"> a tela de conta suspensa ainda tem esse texto provisório, até a equipe definir o canal.</w:t>
+        <w:t xml:space="preserve">Comissão:</w:t>
+      </w:r>
+      <w:r>
+        <w:t xml:space="preserve"> toda mudança de estado do lançamento passa por </w:t>
+      </w:r>
+      <w:r>
+        <w:rPr>
+          <w:rFonts w:ascii="Consolas" w:cs="Consolas" w:eastAsia="Consolas" w:hAnsi="Consolas"/>
+          <w:sz w:val="19"/>
+          <w:szCs w:val="19"/>
+        </w:rPr>
+        <w:t xml:space="preserve">transicionar()</w:t>
+      </w:r>
+      <w:r>
+        <w:t xml:space="preserve"> em </w:t>
+      </w:r>
+      <w:r>
+        <w:rPr>
+          <w:rFonts w:ascii="Consolas" w:cs="Consolas" w:eastAsia="Consolas" w:hAnsi="Consolas"/>
+          <w:sz w:val="19"/>
+          <w:szCs w:val="19"/>
+        </w:rPr>
+        <w:t xml:space="preserve">aplicacao/comissao.js</w:t>
+      </w:r>
+      <w:r>
+        <w:t xml:space="preserve">, que exige o ator. Não grave o estado direto pelo repositório.</w:t>
       </w:r>
     </w:p>
     <w:p>
@@ -2352,7 +2208,20 @@
         <w:pStyle w:val="ListParagraph"/>
         <w:numPr>
           <w:ilvl w:val="0"/>
-          <w:numId w:val="4"/>
+          <w:numId w:val="3"/>
+        </w:numPr>
+        <w:spacing w:after="60"/>
+      </w:pPr>
+      <w:r>
+        <w:t xml:space="preserve">T-68 (#70): a RN-05 continua com teste parcial. "Tudo verde" não significa "toda regra coberta".</w:t>
+      </w:r>
+    </w:p>
+    <w:p>
+      <w:pPr>
+        <w:pStyle w:val="ListParagraph"/>
+        <w:numPr>
+          <w:ilvl w:val="0"/>
+          <w:numId w:val="3"/>
         </w:numPr>
         <w:spacing w:after="60"/>
       </w:pPr>
@@ -2376,7 +2245,7 @@
         <w:pStyle w:val="ListParagraph"/>
         <w:numPr>
           <w:ilvl w:val="0"/>
-          <w:numId w:val="4"/>
+          <w:numId w:val="3"/>
         </w:numPr>
         <w:spacing w:after="60"/>
       </w:pPr>
@@ -2397,7 +2266,7 @@
         <w:pStyle w:val="ListParagraph"/>
         <w:numPr>
           <w:ilvl w:val="0"/>
-          <w:numId w:val="4"/>
+          <w:numId w:val="3"/>
         </w:numPr>
         <w:spacing w:after="60"/>
       </w:pPr>
@@ -2410,7 +2279,7 @@
         <w:pStyle w:val="ListParagraph"/>
         <w:numPr>
           <w:ilvl w:val="0"/>
-          <w:numId w:val="4"/>
+          <w:numId w:val="3"/>
         </w:numPr>
         <w:spacing w:after="60"/>
       </w:pPr>
@@ -2432,6 +2301,7 @@
     <w:p>
       <w:pPr>
         <w:pStyle w:val="Heading1"/>
+        <w:spacing w:before="280" w:after="120"/>
       </w:pPr>
       <w:r>
         <w:t xml:space="preserve">7. Onde encontrar cada coisa</w:t>
@@ -2450,8 +2320,8 @@
         </w:tblBorders>
       </w:tblPr>
       <w:tblGrid>
-        <w:gridCol w:w="3600"/>
-        <w:gridCol w:w="5426"/>
+        <w:gridCol w:w="3300"/>
+        <w:gridCol w:w="5726"/>
       </w:tblGrid>
       <w:tr>
         <w:trPr>
@@ -2459,7 +2329,7 @@
         </w:trPr>
         <w:tc>
           <w:tcPr>
-            <w:tcW w:type="dxa" w:w="3600"/>
+            <w:tcW w:type="dxa" w:w="3300"/>
             <w:shd w:fill="EAEBFB" w:color="auto" w:val="clear"/>
             <w:tcMar>
               <w:top w:type="dxa" w:w="60"/>
@@ -2480,7 +2350,7 @@
         </w:tc>
         <w:tc>
           <w:tcPr>
-            <w:tcW w:type="dxa" w:w="5426"/>
+            <w:tcW w:type="dxa" w:w="5726"/>
             <w:shd w:fill="EAEBFB" w:color="auto" w:val="clear"/>
             <w:tcMar>
               <w:top w:type="dxa" w:w="60"/>
@@ -2506,28 +2376,23 @@
         </w:trPr>
         <w:tc>
           <w:tcPr>
-            <w:tcW w:type="dxa" w:w="3600"/>
-            <w:tcMar>
-              <w:top w:type="dxa" w:w="60"/>
-              <w:left w:type="dxa" w:w="100"/>
-              <w:bottom w:type="dxa" w:w="60"/>
-              <w:right w:type="dxa" w:w="100"/>
-            </w:tcMar>
-          </w:tcPr>
-          <w:p>
-            <w:r>
-              <w:rPr>
-                <w:rFonts w:ascii="Consolas" w:cs="Consolas" w:eastAsia="Consolas" w:hAnsi="Consolas"/>
-                <w:sz w:val="19"/>
-                <w:szCs w:val="19"/>
-              </w:rPr>
+            <w:tcW w:type="dxa" w:w="3300"/>
+            <w:tcMar>
+              <w:top w:type="dxa" w:w="60"/>
+              <w:left w:type="dxa" w:w="100"/>
+              <w:bottom w:type="dxa" w:w="60"/>
+              <w:right w:type="dxa" w:w="100"/>
+            </w:tcMar>
+          </w:tcPr>
+          <w:p>
+            <w:r>
               <w:t xml:space="preserve">README.md</w:t>
             </w:r>
           </w:p>
         </w:tc>
         <w:tc>
           <w:tcPr>
-            <w:tcW w:type="dxa" w:w="5426"/>
+            <w:tcW w:type="dxa" w:w="5726"/>
             <w:tcMar>
               <w:top w:type="dxa" w:w="60"/>
               <w:left w:type="dxa" w:w="100"/>
@@ -2581,38 +2446,33 @@
         </w:trPr>
         <w:tc>
           <w:tcPr>
-            <w:tcW w:type="dxa" w:w="3600"/>
-            <w:tcMar>
-              <w:top w:type="dxa" w:w="60"/>
-              <w:left w:type="dxa" w:w="100"/>
-              <w:bottom w:type="dxa" w:w="60"/>
-              <w:right w:type="dxa" w:w="100"/>
-            </w:tcMar>
-          </w:tcPr>
-          <w:p>
-            <w:r>
-              <w:rPr>
-                <w:rFonts w:ascii="Consolas" w:cs="Consolas" w:eastAsia="Consolas" w:hAnsi="Consolas"/>
-                <w:sz w:val="19"/>
-                <w:szCs w:val="19"/>
-              </w:rPr>
+            <w:tcW w:type="dxa" w:w="3300"/>
+            <w:tcMar>
+              <w:top w:type="dxa" w:w="60"/>
+              <w:left w:type="dxa" w:w="100"/>
+              <w:bottom w:type="dxa" w:w="60"/>
+              <w:right w:type="dxa" w:w="100"/>
+            </w:tcMar>
+          </w:tcPr>
+          <w:p>
+            <w:r>
               <w:t xml:space="preserve">docs/spec.md</w:t>
             </w:r>
           </w:p>
         </w:tc>
         <w:tc>
           <w:tcPr>
-            <w:tcW w:type="dxa" w:w="5426"/>
-            <w:tcMar>
-              <w:top w:type="dxa" w:w="60"/>
-              <w:left w:type="dxa" w:w="100"/>
-              <w:bottom w:type="dxa" w:w="60"/>
-              <w:right w:type="dxa" w:w="100"/>
-            </w:tcMar>
-          </w:tcPr>
-          <w:p>
-            <w:r>
-              <w:t xml:space="preserve">fonte de verdade (v0.1.8): regras, requisitos, estados e invariantes</w:t>
+            <w:tcW w:type="dxa" w:w="5726"/>
+            <w:tcMar>
+              <w:top w:type="dxa" w:w="60"/>
+              <w:left w:type="dxa" w:w="100"/>
+              <w:bottom w:type="dxa" w:w="60"/>
+              <w:right w:type="dxa" w:w="100"/>
+            </w:tcMar>
+          </w:tcPr>
+          <w:p>
+            <w:r>
+              <w:t xml:space="preserve">fonte de verdade (v0.1.9): regras, requisitos, estados e invariantes</w:t>
             </w:r>
           </w:p>
         </w:tc>
@@ -2623,28 +2483,23 @@
         </w:trPr>
         <w:tc>
           <w:tcPr>
-            <w:tcW w:type="dxa" w:w="3600"/>
-            <w:tcMar>
-              <w:top w:type="dxa" w:w="60"/>
-              <w:left w:type="dxa" w:w="100"/>
-              <w:bottom w:type="dxa" w:w="60"/>
-              <w:right w:type="dxa" w:w="100"/>
-            </w:tcMar>
-          </w:tcPr>
-          <w:p>
-            <w:r>
-              <w:rPr>
-                <w:rFonts w:ascii="Consolas" w:cs="Consolas" w:eastAsia="Consolas" w:hAnsi="Consolas"/>
-                <w:sz w:val="19"/>
-                <w:szCs w:val="19"/>
-              </w:rPr>
+            <w:tcW w:type="dxa" w:w="3300"/>
+            <w:tcMar>
+              <w:top w:type="dxa" w:w="60"/>
+              <w:left w:type="dxa" w:w="100"/>
+              <w:bottom w:type="dxa" w:w="60"/>
+              <w:right w:type="dxa" w:w="100"/>
+            </w:tcMar>
+          </w:tcPr>
+          <w:p>
+            <w:r>
               <w:t xml:space="preserve">docs/specs/mapa-de-specs.md</w:t>
             </w:r>
           </w:p>
         </w:tc>
         <w:tc>
           <w:tcPr>
-            <w:tcW w:type="dxa" w:w="5426"/>
+            <w:tcW w:type="dxa" w:w="5726"/>
             <w:tcMar>
               <w:top w:type="dxa" w:w="60"/>
               <w:left w:type="dxa" w:w="100"/>
@@ -2665,38 +2520,33 @@
         </w:trPr>
         <w:tc>
           <w:tcPr>
-            <w:tcW w:type="dxa" w:w="3600"/>
-            <w:tcMar>
-              <w:top w:type="dxa" w:w="60"/>
-              <w:left w:type="dxa" w:w="100"/>
-              <w:bottom w:type="dxa" w:w="60"/>
-              <w:right w:type="dxa" w:w="100"/>
-            </w:tcMar>
-          </w:tcPr>
-          <w:p>
-            <w:r>
-              <w:rPr>
-                <w:rFonts w:ascii="Consolas" w:cs="Consolas" w:eastAsia="Consolas" w:hAnsi="Consolas"/>
-                <w:sz w:val="19"/>
-                <w:szCs w:val="19"/>
-              </w:rPr>
+            <w:tcW w:type="dxa" w:w="3300"/>
+            <w:tcMar>
+              <w:top w:type="dxa" w:w="60"/>
+              <w:left w:type="dxa" w:w="100"/>
+              <w:bottom w:type="dxa" w:w="60"/>
+              <w:right w:type="dxa" w:w="100"/>
+            </w:tcMar>
+          </w:tcPr>
+          <w:p>
+            <w:r>
               <w:t xml:space="preserve">docs/specs/SPEC-0XX-*.md</w:t>
             </w:r>
           </w:p>
         </w:tc>
         <w:tc>
           <w:tcPr>
-            <w:tcW w:type="dxa" w:w="5426"/>
-            <w:tcMar>
-              <w:top w:type="dxa" w:w="60"/>
-              <w:left w:type="dxa" w:w="100"/>
-              <w:bottom w:type="dxa" w:w="60"/>
-              <w:right w:type="dxa" w:w="100"/>
-            </w:tcMar>
-          </w:tcPr>
-          <w:p>
-            <w:r>
-              <w:t xml:space="preserve">as Specs aprovadas (001 a 005)</w:t>
+            <w:tcW w:type="dxa" w:w="5726"/>
+            <w:tcMar>
+              <w:top w:type="dxa" w:w="60"/>
+              <w:left w:type="dxa" w:w="100"/>
+              <w:bottom w:type="dxa" w:w="60"/>
+              <w:right w:type="dxa" w:w="100"/>
+            </w:tcMar>
+          </w:tcPr>
+          <w:p>
+            <w:r>
+              <w:t xml:space="preserve">aprovadas: 001 a 005 (001 e 002 concluídas); rascunhos: 006 a 009, 011, 020, 021, 024 e 026</w:t>
             </w:r>
           </w:p>
         </w:tc>
@@ -2707,38 +2557,33 @@
         </w:trPr>
         <w:tc>
           <w:tcPr>
-            <w:tcW w:type="dxa" w:w="3600"/>
-            <w:tcMar>
-              <w:top w:type="dxa" w:w="60"/>
-              <w:left w:type="dxa" w:w="100"/>
-              <w:bottom w:type="dxa" w:w="60"/>
-              <w:right w:type="dxa" w:w="100"/>
-            </w:tcMar>
-          </w:tcPr>
-          <w:p>
-            <w:r>
-              <w:rPr>
-                <w:rFonts w:ascii="Consolas" w:cs="Consolas" w:eastAsia="Consolas" w:hAnsi="Consolas"/>
-                <w:sz w:val="19"/>
-                <w:szCs w:val="19"/>
-              </w:rPr>
+            <w:tcW w:type="dxa" w:w="3300"/>
+            <w:tcMar>
+              <w:top w:type="dxa" w:w="60"/>
+              <w:left w:type="dxa" w:w="100"/>
+              <w:bottom w:type="dxa" w:w="60"/>
+              <w:right w:type="dxa" w:w="100"/>
+            </w:tcMar>
+          </w:tcPr>
+          <w:p>
+            <w:r>
               <w:t xml:space="preserve">docs/specs/registro-sdd.md</w:t>
             </w:r>
           </w:p>
         </w:tc>
         <w:tc>
           <w:tcPr>
-            <w:tcW w:type="dxa" w:w="5426"/>
-            <w:tcMar>
-              <w:top w:type="dxa" w:w="60"/>
-              <w:left w:type="dxa" w:w="100"/>
-              <w:bottom w:type="dxa" w:w="60"/>
-              <w:right w:type="dxa" w:w="100"/>
-            </w:tcMar>
-          </w:tcPr>
-          <w:p>
-            <w:r>
-              <w:t xml:space="preserve">diário de cada etapa: o que foi pedido, decidido e feito (etapas 1 a 24)</w:t>
+            <w:tcW w:type="dxa" w:w="5726"/>
+            <w:tcMar>
+              <w:top w:type="dxa" w:w="60"/>
+              <w:left w:type="dxa" w:w="100"/>
+              <w:bottom w:type="dxa" w:w="60"/>
+              <w:right w:type="dxa" w:w="100"/>
+            </w:tcMar>
+          </w:tcPr>
+          <w:p>
+            <w:r>
+              <w:t xml:space="preserve">diário de cada etapa: o que foi pedido, decidido e feito (etapas 1 a 28)</w:t>
             </w:r>
           </w:p>
         </w:tc>
@@ -2749,38 +2594,33 @@
         </w:trPr>
         <w:tc>
           <w:tcPr>
-            <w:tcW w:type="dxa" w:w="3600"/>
-            <w:tcMar>
-              <w:top w:type="dxa" w:w="60"/>
-              <w:left w:type="dxa" w:w="100"/>
-              <w:bottom w:type="dxa" w:w="60"/>
-              <w:right w:type="dxa" w:w="100"/>
-            </w:tcMar>
-          </w:tcPr>
-          <w:p>
-            <w:r>
-              <w:rPr>
-                <w:rFonts w:ascii="Consolas" w:cs="Consolas" w:eastAsia="Consolas" w:hAnsi="Consolas"/>
-                <w:sz w:val="19"/>
-                <w:szCs w:val="19"/>
-              </w:rPr>
+            <w:tcW w:type="dxa" w:w="3300"/>
+            <w:tcMar>
+              <w:top w:type="dxa" w:w="60"/>
+              <w:left w:type="dxa" w:w="100"/>
+              <w:bottom w:type="dxa" w:w="60"/>
+              <w:right w:type="dxa" w:w="100"/>
+            </w:tcMar>
+          </w:tcPr>
+          <w:p>
+            <w:r>
               <w:t xml:space="preserve">docs/specs/propostas-decisoes-trilha-a.md</w:t>
             </w:r>
           </w:p>
         </w:tc>
         <w:tc>
           <w:tcPr>
-            <w:tcW w:type="dxa" w:w="5426"/>
-            <w:tcMar>
-              <w:top w:type="dxa" w:w="60"/>
-              <w:left w:type="dxa" w:w="100"/>
-              <w:bottom w:type="dxa" w:w="60"/>
-              <w:right w:type="dxa" w:w="100"/>
-            </w:tcMar>
-          </w:tcPr>
-          <w:p>
-            <w:r>
-              <w:t xml:space="preserve">as decisões A a E e as oito correções do código</w:t>
+            <w:tcW w:type="dxa" w:w="5726"/>
+            <w:tcMar>
+              <w:top w:type="dxa" w:w="60"/>
+              <w:left w:type="dxa" w:w="100"/>
+              <w:bottom w:type="dxa" w:w="60"/>
+              <w:right w:type="dxa" w:w="100"/>
+            </w:tcMar>
+          </w:tcPr>
+          <w:p>
+            <w:r>
+              <w:t xml:space="preserve">as decisões A a E e as oito correções da SPEC-001 (todas feitas)</w:t>
             </w:r>
           </w:p>
         </w:tc>
@@ -2791,28 +2631,23 @@
         </w:trPr>
         <w:tc>
           <w:tcPr>
-            <w:tcW w:type="dxa" w:w="3600"/>
-            <w:tcMar>
-              <w:top w:type="dxa" w:w="60"/>
-              <w:left w:type="dxa" w:w="100"/>
-              <w:bottom w:type="dxa" w:w="60"/>
-              <w:right w:type="dxa" w:w="100"/>
-            </w:tcMar>
-          </w:tcPr>
-          <w:p>
-            <w:r>
-              <w:rPr>
-                <w:rFonts w:ascii="Consolas" w:cs="Consolas" w:eastAsia="Consolas" w:hAnsi="Consolas"/>
-                <w:sz w:val="19"/>
-                <w:szCs w:val="19"/>
-              </w:rPr>
+            <w:tcW w:type="dxa" w:w="3300"/>
+            <w:tcMar>
+              <w:top w:type="dxa" w:w="60"/>
+              <w:left w:type="dxa" w:w="100"/>
+              <w:bottom w:type="dxa" w:w="60"/>
+              <w:right w:type="dxa" w:w="100"/>
+            </w:tcMar>
+          </w:tcPr>
+          <w:p>
+            <w:r>
               <w:t xml:space="preserve">docs/specs/layouts/SPEC-002/</w:t>
             </w:r>
           </w:p>
         </w:tc>
         <w:tc>
           <w:tcPr>
-            <w:tcW w:type="dxa" w:w="5426"/>
+            <w:tcW w:type="dxa" w:w="5726"/>
             <w:tcMar>
               <w:top w:type="dxa" w:w="60"/>
               <w:left w:type="dxa" w:w="100"/>
@@ -2833,28 +2668,23 @@
         </w:trPr>
         <w:tc>
           <w:tcPr>
-            <w:tcW w:type="dxa" w:w="3600"/>
-            <w:tcMar>
-              <w:top w:type="dxa" w:w="60"/>
-              <w:left w:type="dxa" w:w="100"/>
-              <w:bottom w:type="dxa" w:w="60"/>
-              <w:right w:type="dxa" w:w="100"/>
-            </w:tcMar>
-          </w:tcPr>
-          <w:p>
-            <w:r>
-              <w:rPr>
-                <w:rFonts w:ascii="Consolas" w:cs="Consolas" w:eastAsia="Consolas" w:hAnsi="Consolas"/>
-                <w:sz w:val="19"/>
-                <w:szCs w:val="19"/>
-              </w:rPr>
+            <w:tcW w:type="dxa" w:w="3300"/>
+            <w:tcMar>
+              <w:top w:type="dxa" w:w="60"/>
+              <w:left w:type="dxa" w:w="100"/>
+              <w:bottom w:type="dxa" w:w="60"/>
+              <w:right w:type="dxa" w:w="100"/>
+            </w:tcMar>
+          </w:tcPr>
+          <w:p>
+            <w:r>
               <w:t xml:space="preserve">docs/adr/</w:t>
             </w:r>
           </w:p>
         </w:tc>
         <w:tc>
           <w:tcPr>
-            <w:tcW w:type="dxa" w:w="5426"/>
+            <w:tcW w:type="dxa" w:w="5726"/>
             <w:tcMar>
               <w:top w:type="dxa" w:w="60"/>
               <w:left w:type="dxa" w:w="100"/>
@@ -2875,28 +2705,23 @@
         </w:trPr>
         <w:tc>
           <w:tcPr>
-            <w:tcW w:type="dxa" w:w="3600"/>
-            <w:tcMar>
-              <w:top w:type="dxa" w:w="60"/>
-              <w:left w:type="dxa" w:w="100"/>
-              <w:bottom w:type="dxa" w:w="60"/>
-              <w:right w:type="dxa" w:w="100"/>
-            </w:tcMar>
-          </w:tcPr>
-          <w:p>
-            <w:r>
-              <w:rPr>
-                <w:rFonts w:ascii="Consolas" w:cs="Consolas" w:eastAsia="Consolas" w:hAnsi="Consolas"/>
-                <w:sz w:val="19"/>
-                <w:szCs w:val="19"/>
-              </w:rPr>
+            <w:tcW w:type="dxa" w:w="3300"/>
+            <w:tcMar>
+              <w:top w:type="dxa" w:w="60"/>
+              <w:left w:type="dxa" w:w="100"/>
+              <w:bottom w:type="dxa" w:w="60"/>
+              <w:right w:type="dxa" w:w="100"/>
+            </w:tcMar>
+          </w:tcPr>
+          <w:p>
+            <w:r>
               <w:t xml:space="preserve">docs/tasks.md</w:t>
             </w:r>
           </w:p>
         </w:tc>
         <w:tc>
           <w:tcPr>
-            <w:tcW w:type="dxa" w:w="5426"/>
+            <w:tcW w:type="dxa" w:w="5726"/>
             <w:tcMar>
               <w:top w:type="dxa" w:w="60"/>
               <w:left w:type="dxa" w:w="100"/>
@@ -2917,28 +2742,23 @@
         </w:trPr>
         <w:tc>
           <w:tcPr>
-            <w:tcW w:type="dxa" w:w="3600"/>
-            <w:tcMar>
-              <w:top w:type="dxa" w:w="60"/>
-              <w:left w:type="dxa" w:w="100"/>
-              <w:bottom w:type="dxa" w:w="60"/>
-              <w:right w:type="dxa" w:w="100"/>
-            </w:tcMar>
-          </w:tcPr>
-          <w:p>
-            <w:r>
-              <w:rPr>
-                <w:rFonts w:ascii="Consolas" w:cs="Consolas" w:eastAsia="Consolas" w:hAnsi="Consolas"/>
-                <w:sz w:val="19"/>
-                <w:szCs w:val="19"/>
-              </w:rPr>
+            <w:tcW w:type="dxa" w:w="3300"/>
+            <w:tcMar>
+              <w:top w:type="dxa" w:w="60"/>
+              <w:left w:type="dxa" w:w="100"/>
+              <w:bottom w:type="dxa" w:w="60"/>
+              <w:right w:type="dxa" w:w="100"/>
+            </w:tcMar>
+          </w:tcPr>
+          <w:p>
+            <w:r>
               <w:t xml:space="preserve">.specify/memory/constitution.md</w:t>
             </w:r>
           </w:p>
         </w:tc>
         <w:tc>
           <w:tcPr>
-            <w:tcW w:type="dxa" w:w="5426"/>
+            <w:tcW w:type="dxa" w:w="5726"/>
             <w:tcMar>
               <w:top w:type="dxa" w:w="60"/>
               <w:left w:type="dxa" w:w="100"/>
@@ -2956,7 +2776,12 @@
     </w:tbl>
     <w:p>
       <w:pPr>
-        <w:spacing w:before="160" w:after="60"/>
+        <w:spacing w:after="60"/>
+      </w:pPr>
+    </w:p>
+    <w:p>
+      <w:pPr>
+        <w:spacing w:after="120"/>
       </w:pPr>
       <w:r>
         <w:t xml:space="preserve">Links publicados (privados: quem criou precisa compartilhar antes de os outros abrirem):</w:t>
@@ -2967,10 +2792,10 @@
         <w:pStyle w:val="ListParagraph"/>
         <w:numPr>
           <w:ilvl w:val="0"/>
-          <w:numId w:val="4"/>
+          <w:numId w:val="3"/>
         </w:numPr>
       </w:pPr>
-      <w:hyperlink w:history="1" r:id="rIdtttgrbmbrhdzxko9ka1m_">
+      <w:hyperlink w:history="1" r:id="rIdev19zl5tubrnxupt7wwk_">
         <w:r>
           <w:rPr>
             <w:rStyle w:val="Hyperlink"/>
@@ -2984,10 +2809,10 @@
         <w:pStyle w:val="ListParagraph"/>
         <w:numPr>
           <w:ilvl w:val="0"/>
-          <w:numId w:val="4"/>
+          <w:numId w:val="3"/>
         </w:numPr>
       </w:pPr>
-      <w:hyperlink w:history="1" r:id="rIdragt29ylkqfnclyld9co4">
+      <w:hyperlink w:history="1" r:id="rIdowp-fq0mc8yxhyxsqam9y">
         <w:r>
           <w:rPr>
             <w:rStyle w:val="Hyperlink"/>
@@ -2999,6 +2824,7 @@
     <w:p>
       <w:pPr>
         <w:pStyle w:val="Heading1"/>
+        <w:spacing w:before="280" w:after="120"/>
       </w:pPr>
       <w:r>
         <w:t xml:space="preserve">8. Ordem de leitura para quem chega agora</w:t>
@@ -3009,7 +2835,7 @@
         <w:pStyle w:val="ListParagraph"/>
         <w:numPr>
           <w:ilvl w:val="0"/>
-          <w:numId w:val="5"/>
+          <w:numId w:val="4"/>
         </w:numPr>
         <w:spacing w:after="60"/>
       </w:pPr>
@@ -3022,20 +2848,12 @@
         <w:pStyle w:val="ListParagraph"/>
         <w:numPr>
           <w:ilvl w:val="0"/>
-          <w:numId w:val="5"/>
+          <w:numId w:val="4"/>
         </w:numPr>
         <w:spacing w:after="60"/>
       </w:pPr>
       <w:r>
-        <w:rPr>
-          <w:rFonts w:ascii="Consolas" w:cs="Consolas" w:eastAsia="Consolas" w:hAnsi="Consolas"/>
-          <w:sz w:val="19"/>
-          <w:szCs w:val="19"/>
-        </w:rPr>
-        <w:t xml:space="preserve">README.md</w:t>
-      </w:r>
-      <w:r>
-        <w:t xml:space="preserve">, e rodar o projeto uma vez com as contas de demonstração.</w:t>
+        <w:t xml:space="preserve">README.md, e rodar o projeto uma vez com as contas de demonstração.</w:t>
       </w:r>
     </w:p>
     <w:p>
@@ -3043,7 +2861,7 @@
         <w:pStyle w:val="ListParagraph"/>
         <w:numPr>
           <w:ilvl w:val="0"/>
-          <w:numId w:val="5"/>
+          <w:numId w:val="4"/>
         </w:numPr>
         <w:spacing w:after="60"/>
       </w:pPr>
@@ -3056,7 +2874,7 @@
         <w:pStyle w:val="ListParagraph"/>
         <w:numPr>
           <w:ilvl w:val="0"/>
-          <w:numId w:val="5"/>
+          <w:numId w:val="4"/>
         </w:numPr>
         <w:spacing w:after="60"/>
       </w:pPr>
@@ -3077,12 +2895,12 @@
         <w:pStyle w:val="ListParagraph"/>
         <w:numPr>
           <w:ilvl w:val="0"/>
-          <w:numId w:val="5"/>
+          <w:numId w:val="4"/>
         </w:numPr>
         <w:spacing w:after="60"/>
       </w:pPr>
       <w:r>
-        <w:t xml:space="preserve">O mapa de Specs e as SPEC-001 e SPEC-002, como exemplo do formato.</w:t>
+        <w:t xml:space="preserve">O mapa de Specs e a SPEC-001, como exemplo de Spec concluída com tabela de evidência.</w:t>
       </w:r>
     </w:p>
     <w:p>
@@ -3090,7 +2908,7 @@
         <w:pStyle w:val="ListParagraph"/>
         <w:numPr>
           <w:ilvl w:val="0"/>
-          <w:numId w:val="5"/>
+          <w:numId w:val="4"/>
         </w:numPr>
         <w:spacing w:after="60"/>
       </w:pPr>
@@ -3103,7 +2921,7 @@
         <w:pStyle w:val="ListParagraph"/>
         <w:numPr>
           <w:ilvl w:val="0"/>
-          <w:numId w:val="5"/>
+          <w:numId w:val="4"/>
         </w:numPr>
         <w:spacing w:after="60"/>
       </w:pPr>
@@ -3130,21 +2948,21 @@
 <w:ftr xmlns:wpc="http://schemas.microsoft.com/office/word/2010/wordprocessingCanvas" xmlns:mc="http://schemas.openxmlformats.org/markup-compatibility/2006" xmlns:o="urn:schemas-microsoft-com:office:office" xmlns:r="http://schemas.openxmlformats.org/officeDocument/2006/relationships" xmlns:m="http://schemas.openxmlformats.org/officeDocument/2006/math" xmlns:v="urn:schemas-microsoft-com:vml" xmlns:wp14="http://schemas.microsoft.com/office/word/2010/wordprocessingDrawing" xmlns:wp="http://schemas.openxmlformats.org/drawingml/2006/wordprocessingDrawing" xmlns:w10="urn:schemas-microsoft-com:office:word" xmlns:w="http://schemas.openxmlformats.org/wordprocessingml/2006/main" xmlns:w14="http://schemas.microsoft.com/office/word/2010/wordml" xmlns:w15="http://schemas.microsoft.com/office/word/2012/wordml" xmlns:wpg="http://schemas.microsoft.com/office/word/2010/wordprocessingGroup" xmlns:wpi="http://schemas.microsoft.com/office/word/2010/wordprocessingInk" xmlns:wne="http://schemas.microsoft.com/office/word/2006/wordml" xmlns:wps="http://schemas.microsoft.com/office/word/2010/wordprocessingShape">
   <w:p>
     <w:pPr>
-      <w:jc w:val="right"/>
+      <w:jc w:val="center"/>
     </w:pPr>
     <w:r>
       <w:rPr>
-        <w:color w:val="5B6379"/>
-        <w:sz w:val="16"/>
-        <w:szCs w:val="16"/>
+        <w:color w:val="6B7085"/>
+        <w:sz w:val="18"/>
+        <w:szCs w:val="18"/>
       </w:rPr>
       <w:t xml:space="preserve">Encaixe · próximos passos · página </w:t>
     </w:r>
     <w:r>
       <w:rPr>
-        <w:color w:val="5B6379"/>
-        <w:sz w:val="16"/>
-        <w:szCs w:val="16"/>
+        <w:color w:val="6B7085"/>
+        <w:sz w:val="18"/>
+        <w:szCs w:val="18"/>
       </w:rPr>
       <w:fldChar w:fldCharType="begin"/>
       <w:instrText xml:space="preserve">PAGE</w:instrText>
@@ -3286,7 +3104,7 @@
       <w:lvlText w:val="•"/>
       <w:lvlJc w:val="left"/>
       <w:pPr>
-        <w:ind w:left="540" w:hanging="300"/>
+        <w:ind w:left="720" w:hanging="360"/>
       </w:pPr>
     </w:lvl>
   </w:abstractNum>
@@ -3298,7 +3116,7 @@
       <w:lvlText w:val="%1."/>
       <w:lvlJc w:val="left"/>
       <w:pPr>
-        <w:ind w:left="540" w:hanging="300"/>
+        <w:ind w:left="720" w:hanging="360"/>
       </w:pPr>
     </w:lvl>
   </w:abstractNum>
@@ -3310,19 +3128,7 @@
       <w:lvlText w:val="%1."/>
       <w:lvlJc w:val="left"/>
       <w:pPr>
-        <w:ind w:left="540" w:hanging="300"/>
-      </w:pPr>
-    </w:lvl>
-  </w:abstractNum>
-  <w:abstractNum w:abstractNumId="5" w15:restartNumberingAfterBreak="0">
-    <w:multiLevelType w:val="hybridMultilevel"/>
-    <w:lvl w:ilvl="0" w15:tentative="1">
-      <w:start w:val="1"/>
-      <w:numFmt w:val="decimal"/>
-      <w:lvlText w:val="%1."/>
-      <w:lvlJc w:val="left"/>
-      <w:pPr>
-        <w:ind w:left="540" w:hanging="300"/>
+        <w:ind w:left="720" w:hanging="360"/>
       </w:pPr>
     </w:lvl>
   </w:abstractNum>
@@ -3339,19 +3145,13 @@
     </w:lvlOverride>
   </w:num>
   <w:num w:numId="3">
-    <w:abstractNumId w:val="4"/>
+    <w:abstractNumId w:val="2"/>
     <w:lvlOverride w:ilvl="0">
       <w:startOverride w:val="1"/>
     </w:lvlOverride>
   </w:num>
   <w:num w:numId="4">
-    <w:abstractNumId w:val="2"/>
-    <w:lvlOverride w:ilvl="0">
-      <w:startOverride w:val="1"/>
-    </w:lvlOverride>
-  </w:num>
-  <w:num w:numId="5">
-    <w:abstractNumId w:val="5"/>
+    <w:abstractNumId w:val="4"/>
     <w:lvlOverride w:ilvl="0">
       <w:startOverride w:val="1"/>
     </w:lvlOverride>
@@ -3365,6 +3165,7 @@
     <w:rPrDefault>
       <w:rPr>
         <w:rFonts w:ascii="Arial" w:cs="Arial" w:eastAsia="Arial" w:hAnsi="Arial"/>
+        <w:color w:val="1F2437"/>
         <w:sz w:val="21"/>
         <w:szCs w:val="21"/>
       </w:rPr>
@@ -3511,15 +3312,14 @@
     <w:next w:val="Normal"/>
     <w:qFormat/>
     <w:pPr>
-      <w:spacing w:before="320" w:after="140"/>
       <w:outlineLvl w:val="0"/>
     </w:pPr>
     <w:rPr>
       <w:b/>
       <w:bCs/>
-      <w:color w:val="3B41C5"/>
-      <w:sz w:val="30"/>
-      <w:szCs w:val="30"/>
+      <w:color w:val="2E74B5"/>
+      <w:sz w:val="32"/>
+      <w:szCs w:val="32"/>
     </w:rPr>
   </w:style>
   <w:style w:type="paragraph" w:styleId="Heading2">
@@ -3528,15 +3328,14 @@
     <w:next w:val="Normal"/>
     <w:qFormat/>
     <w:pPr>
-      <w:spacing w:before="220" w:after="100"/>
       <w:outlineLvl w:val="1"/>
     </w:pPr>
     <w:rPr>
       <w:b/>
       <w:bCs/>
-      <w:color w:val="1F2437"/>
-      <w:sz w:val="24"/>
-      <w:szCs w:val="24"/>
+      <w:color w:val="2E74B5"/>
+      <w:sz w:val="26"/>
+      <w:szCs w:val="26"/>
     </w:rPr>
   </w:style>
 </w:styles>

--- a/docs/proximos-passos.docx
+++ b/docs/proximos-passos.docx
@@ -34,7 +34,7 @@
         <w:spacing w:after="120"/>
       </w:pPr>
       <w:r>
-        <w:t xml:space="preserve">Modelagem de Software · 2026-2 · Turma 04I · documento de passagem de 2026-10-22 (substitui o de 2026-10-20)</w:t>
+        <w:t xml:space="preserve">Modelagem de Software · 2026-2 · Turma 04I · documento de passagem de 2026-10-30 (substitui o de 2026-10-22)</w:t>
       </w:r>
     </w:p>
     <w:p>
@@ -49,13 +49,14 @@
         <w:t xml:space="preserve">Para quem é:</w:t>
       </w:r>
       <w:r>
-        <w:t xml:space="preserve"> os três integrantes. Mostra onde o projeto está hoje, o que cada um faz a seguir e quais decisões ainda faltam. Quem leu a versão de 2026-10-20 pode ir direto às seções 4 e 5.</w:t>
+        <w:t xml:space="preserve"> os três integrantes. Mostra onde o projeto está hoje, o que falta e quem pode assumir cada item. Quem leu a versão de 2026-10-22 pode ir direto às seções 4 e 5.</w:t>
       </w:r>
     </w:p>
     <w:p>
       <w:pPr>
         <w:pStyle w:val="Heading1"/>
-        <w:spacing w:before="280" w:after="120"/>
+        <w:keepNext/>
+        <w:spacing w:after="120" w:before="280"/>
       </w:pPr>
       <w:r>
         <w:t xml:space="preserve">1. Onde o projeto está</w:t>
@@ -125,9 +126,6 @@
         </w:tc>
       </w:tr>
       <w:tr>
-        <w:trPr>
-          <w:tblHeader w:val="false"/>
-        </w:trPr>
         <w:tc>
           <w:tcPr>
             <w:tcW w:type="dxa" w:w="2700"/>
@@ -140,7 +138,7 @@
           </w:tcPr>
           <w:p>
             <w:r>
-              <w:t xml:space="preserve">Mapa de Specs (29 Specs)</w:t>
+              <w:t xml:space="preserve">Mapa de Specs</w:t>
             </w:r>
           </w:p>
         </w:tc>
@@ -156,59 +154,22 @@
           </w:tcPr>
           <w:p>
             <w:r>
-              <w:t xml:space="preserve">Aprovado, na ordem proposta</w:t>
-            </w:r>
-          </w:p>
-        </w:tc>
-      </w:tr>
-      <w:tr>
-        <w:trPr>
-          <w:tblHeader w:val="false"/>
-        </w:trPr>
-        <w:tc>
-          <w:tcPr>
-            <w:tcW w:type="dxa" w:w="2700"/>
-            <w:tcMar>
-              <w:top w:type="dxa" w:w="60"/>
-              <w:left w:type="dxa" w:w="100"/>
-              <w:bottom w:type="dxa" w:w="60"/>
-              <w:right w:type="dxa" w:w="100"/>
-            </w:tcMar>
-          </w:tcPr>
-          <w:p>
-            <w:r>
-              <w:t xml:space="preserve">SPEC-001 Fundação</w:t>
-            </w:r>
-          </w:p>
-        </w:tc>
-        <w:tc>
-          <w:tcPr>
-            <w:tcW w:type="dxa" w:w="6326"/>
-            <w:tcMar>
-              <w:top w:type="dxa" w:w="60"/>
-              <w:left w:type="dxa" w:w="100"/>
-              <w:bottom w:type="dxa" w:w="60"/>
-              <w:right w:type="dxa" w:w="100"/>
-            </w:tcMar>
-          </w:tcPr>
-          <w:p>
+              <w:t xml:space="preserve">Aprovado. As </w:t>
+            </w:r>
             <w:r>
               <w:rPr>
                 <w:b/>
                 <w:bCs/>
               </w:rPr>
-              <w:t xml:space="preserve">Concluída</w:t>
-            </w:r>
-            <w:r>
-              <w:t xml:space="preserve"> (v1.2.0): as oito correções entraram, o código foi conferido e todos os CA, INV e RNF têm teste. Issues #80 e #9 fechadas</w:t>
-            </w:r>
-          </w:p>
-        </w:tc>
-      </w:tr>
-      <w:tr>
-        <w:trPr>
-          <w:tblHeader w:val="false"/>
-        </w:trPr>
+              <w:t xml:space="preserve">29 Specs estão aprovadas e concluídas</w:t>
+            </w:r>
+            <w:r>
+              <w:t xml:space="preserve">: cada critério de aceitação e cada invariante tem teste (tabela da §12), e as questões da §13 foram decididas</w:t>
+            </w:r>
+          </w:p>
+        </w:tc>
+      </w:tr>
+      <w:tr>
         <w:tc>
           <w:tcPr>
             <w:tcW w:type="dxa" w:w="2700"/>
@@ -221,7 +182,7 @@
           </w:tcPr>
           <w:p>
             <w:r>
-              <w:t xml:space="preserve">SPEC-002 Cadastro e autenticação</w:t>
+              <w:t xml:space="preserve">SPEC-001 e 002</w:t>
             </w:r>
           </w:p>
         </w:tc>
@@ -237,33 +198,119 @@
           </w:tcPr>
           <w:p>
             <w:r>
-              <w:rPr>
-                <w:b/>
-                <w:bCs/>
-              </w:rPr>
-              <w:t xml:space="preserve">Concluída</w:t>
-            </w:r>
-            <w:r>
-              <w:t xml:space="preserve"> (v1.4.0): código conferido, layout aprovado e o canal de contato da conta suspensa definido (e-mail </w:t>
-            </w:r>
+              <w:t xml:space="preserve">Concluídas antes de 2026-10-22</w:t>
+            </w:r>
+          </w:p>
+        </w:tc>
+      </w:tr>
+      <w:tr>
+        <w:tc>
+          <w:tcPr>
+            <w:tcW w:type="dxa" w:w="2700"/>
+            <w:tcMar>
+              <w:top w:type="dxa" w:w="60"/>
+              <w:left w:type="dxa" w:w="100"/>
+              <w:bottom w:type="dxa" w:w="60"/>
+              <w:right w:type="dxa" w:w="100"/>
+            </w:tcMar>
+          </w:tcPr>
+          <w:p>
+            <w:r>
+              <w:t xml:space="preserve">Trilha A: SPEC-006 a 009, 011, 020, 021, 024 e 026</w:t>
+            </w:r>
+          </w:p>
+        </w:tc>
+        <w:tc>
+          <w:tcPr>
+            <w:tcW w:type="dxa" w:w="6326"/>
+            <w:tcMar>
+              <w:top w:type="dxa" w:w="60"/>
+              <w:left w:type="dxa" w:w="100"/>
+              <w:bottom w:type="dxa" w:w="60"/>
+              <w:right w:type="dxa" w:w="100"/>
+            </w:tcMar>
+          </w:tcPr>
+          <w:p>
+            <w:r>
+              <w:t xml:space="preserve">Concluídas. Decisões da §13 na etapa 32 (PR #144) e evidência completa na etapa 33 (PR #145)</w:t>
+            </w:r>
+          </w:p>
+        </w:tc>
+      </w:tr>
+      <w:tr>
+        <w:tc>
+          <w:tcPr>
+            <w:tcW w:type="dxa" w:w="2700"/>
+            <w:tcMar>
+              <w:top w:type="dxa" w:w="60"/>
+              <w:left w:type="dxa" w:w="100"/>
+              <w:bottom w:type="dxa" w:w="60"/>
+              <w:right w:type="dxa" w:w="100"/>
+            </w:tcMar>
+          </w:tcPr>
+          <w:p>
+            <w:r>
+              <w:t xml:space="preserve">Trilhas B e C: SPEC-003 a 005, 010, 012 a 019, 022, 023, 025, 027 a 029</w:t>
+            </w:r>
+          </w:p>
+        </w:tc>
+        <w:tc>
+          <w:tcPr>
+            <w:tcW w:type="dxa" w:w="6326"/>
+            <w:tcMar>
+              <w:top w:type="dxa" w:w="60"/>
+              <w:left w:type="dxa" w:w="100"/>
+              <w:bottom w:type="dxa" w:w="60"/>
+              <w:right w:type="dxa" w:w="100"/>
+            </w:tcMar>
+          </w:tcPr>
+          <w:p>
+            <w:r>
+              <w:t xml:space="preserve">Concluídas. Escritas e conferidas pelo 2dart5 (etapas 43 a 60), aprovadas pela equipe (etapa 61) e com as questões da §13 decididas na etapa 63 (PR #150)</w:t>
+            </w:r>
+          </w:p>
+        </w:tc>
+      </w:tr>
+      <w:tr>
+        <w:tc>
+          <w:tcPr>
+            <w:tcW w:type="dxa" w:w="2700"/>
+            <w:tcMar>
+              <w:top w:type="dxa" w:w="60"/>
+              <w:left w:type="dxa" w:w="100"/>
+              <w:bottom w:type="dxa" w:w="60"/>
+              <w:right w:type="dxa" w:w="100"/>
+            </w:tcMar>
+          </w:tcPr>
+          <w:p>
             <w:r>
               <w:rPr>
                 <w:rFonts w:ascii="Consolas" w:cs="Consolas" w:eastAsia="Consolas" w:hAnsi="Consolas"/>
                 <w:sz w:val="19"/>
                 <w:szCs w:val="19"/>
               </w:rPr>
-              <w:t xml:space="preserve">CONTATO_SUPORTE</w:t>
-            </w:r>
-            <w:r>
-              <w:t xml:space="preserve">)</w:t>
-            </w:r>
-          </w:p>
-        </w:tc>
-      </w:tr>
-      <w:tr>
-        <w:trPr>
-          <w:tblHeader w:val="false"/>
-        </w:trPr>
+              <w:t xml:space="preserve">docs/spec.md</w:t>
+            </w:r>
+          </w:p>
+        </w:tc>
+        <w:tc>
+          <w:tcPr>
+            <w:tcW w:type="dxa" w:w="6326"/>
+            <w:tcMar>
+              <w:top w:type="dxa" w:w="60"/>
+              <w:left w:type="dxa" w:w="100"/>
+              <w:bottom w:type="dxa" w:w="60"/>
+              <w:right w:type="dxa" w:w="100"/>
+            </w:tcMar>
+          </w:tcPr>
+          <w:p>
+            <w:r>
+              <w:t xml:space="preserve">v0.1.11. A v0.1.10 trouxe as decisões da Trilha A, e a v0.1.11 as das Trilhas B e C</w:t>
+            </w:r>
+          </w:p>
+        </w:tc>
+      </w:tr>
+      <w:tr>
         <w:tc>
           <w:tcPr>
             <w:tcW w:type="dxa" w:w="2700"/>
@@ -276,7 +323,7 @@
           </w:tcPr>
           <w:p>
             <w:r>
-              <w:t xml:space="preserve">SPEC-003, 004 e 005</w:t>
+              <w:t xml:space="preserve">Código e testes</w:t>
             </w:r>
           </w:p>
         </w:tc>
@@ -292,51 +339,7 @@
           </w:tcPr>
           <w:p>
             <w:r>
-              <w:t xml:space="preserve">Aprovadas em 2026-10-20. Falta: conferir o código contra elas (2dart5)</w:t>
-            </w:r>
-          </w:p>
-        </w:tc>
-      </w:tr>
-      <w:tr>
-        <w:trPr>
-          <w:tblHeader w:val="false"/>
-        </w:trPr>
-        <w:tc>
-          <w:tcPr>
-            <w:tcW w:type="dxa" w:w="2700"/>
-            <w:tcMar>
-              <w:top w:type="dxa" w:w="60"/>
-              <w:left w:type="dxa" w:w="100"/>
-              <w:bottom w:type="dxa" w:w="60"/>
-              <w:right w:type="dxa" w:w="100"/>
-            </w:tcMar>
-          </w:tcPr>
-          <w:p>
-            <w:r>
-              <w:t xml:space="preserve">SPEC-006 a 009, 011, 020, 021, 024 e 026</w:t>
-            </w:r>
-          </w:p>
-        </w:tc>
-        <w:tc>
-          <w:tcPr>
-            <w:tcW w:type="dxa" w:w="6326"/>
-            <w:tcMar>
-              <w:top w:type="dxa" w:w="60"/>
-              <w:left w:type="dxa" w:w="100"/>
-              <w:bottom w:type="dxa" w:w="60"/>
-              <w:right w:type="dxa" w:w="100"/>
-            </w:tcMar>
-          </w:tcPr>
-          <w:p>
-            <w:r>
-              <w:rPr>
-                <w:b/>
-                <w:bCs/>
-              </w:rPr>
-              <w:t xml:space="preserve">Rascunhos, não aprovados.</w:t>
-            </w:r>
-            <w:r>
-              <w:t xml:space="preserve"> Estão na </w:t>
+              <w:t xml:space="preserve">Tudo na </w:t>
             </w:r>
             <w:r>
               <w:rPr>
@@ -347,118 +350,17 @@
               <w:t xml:space="preserve">main</w:t>
             </w:r>
             <w:r>
-              <w:t xml:space="preserve"> (PRs #122, #126 e #127), mas o merge não aprova. Aprovação uma por vez, começando pela SPEC-006</w:t>
-            </w:r>
-          </w:p>
-        </w:tc>
-      </w:tr>
-      <w:tr>
-        <w:trPr>
-          <w:tblHeader w:val="false"/>
-        </w:trPr>
-        <w:tc>
-          <w:tcPr>
-            <w:tcW w:type="dxa" w:w="2700"/>
-            <w:tcMar>
-              <w:top w:type="dxa" w:w="60"/>
-              <w:left w:type="dxa" w:w="100"/>
-              <w:bottom w:type="dxa" w:w="60"/>
-              <w:right w:type="dxa" w:w="100"/>
-            </w:tcMar>
-          </w:tcPr>
-          <w:p>
-            <w:r>
-              <w:t xml:space="preserve">SPEC-010, 012 a 019, 022, 023, 025, 027 a 029</w:t>
-            </w:r>
-          </w:p>
-        </w:tc>
-        <w:tc>
-          <w:tcPr>
-            <w:tcW w:type="dxa" w:w="6326"/>
-            <w:tcMar>
-              <w:top w:type="dxa" w:w="60"/>
-              <w:left w:type="dxa" w:w="100"/>
-              <w:bottom w:type="dxa" w:w="60"/>
-              <w:right w:type="dxa" w:w="100"/>
-            </w:tcMar>
-          </w:tcPr>
-          <w:p>
-            <w:r>
-              <w:t xml:space="preserve">Ainda não escritas</w:t>
-            </w:r>
-          </w:p>
-        </w:tc>
-      </w:tr>
-      <w:tr>
-        <w:trPr>
-          <w:tblHeader w:val="false"/>
-        </w:trPr>
-        <w:tc>
-          <w:tcPr>
-            <w:tcW w:type="dxa" w:w="2700"/>
-            <w:tcMar>
-              <w:top w:type="dxa" w:w="60"/>
-              <w:left w:type="dxa" w:w="100"/>
-              <w:bottom w:type="dxa" w:w="60"/>
-              <w:right w:type="dxa" w:w="100"/>
-            </w:tcMar>
-          </w:tcPr>
-          <w:p>
-            <w:r>
-              <w:t xml:space="preserve">docs/spec.md</w:t>
-            </w:r>
-          </w:p>
-        </w:tc>
-        <w:tc>
-          <w:tcPr>
-            <w:tcW w:type="dxa" w:w="6326"/>
-            <w:tcMar>
-              <w:top w:type="dxa" w:w="60"/>
-              <w:left w:type="dxa" w:w="100"/>
-              <w:bottom w:type="dxa" w:w="60"/>
-              <w:right w:type="dxa" w:w="100"/>
-            </w:tcMar>
-          </w:tcPr>
-          <w:p>
-            <w:r>
-              <w:t xml:space="preserve">v0.1.9: a v0.1.8 trouxe as decisões da SPEC-002, e a v0.1.9 o canal de contato da conta suspensa (RF-004)</w:t>
-            </w:r>
-          </w:p>
-        </w:tc>
-      </w:tr>
-      <w:tr>
-        <w:trPr>
-          <w:tblHeader w:val="false"/>
-        </w:trPr>
-        <w:tc>
-          <w:tcPr>
-            <w:tcW w:type="dxa" w:w="2700"/>
-            <w:tcMar>
-              <w:top w:type="dxa" w:w="60"/>
-              <w:left w:type="dxa" w:w="100"/>
-              <w:bottom w:type="dxa" w:w="60"/>
-              <w:right w:type="dxa" w:w="100"/>
-            </w:tcMar>
-          </w:tcPr>
-          <w:p>
-            <w:r>
-              <w:t xml:space="preserve">Código e testes</w:t>
-            </w:r>
-          </w:p>
-        </w:tc>
-        <w:tc>
-          <w:tcPr>
-            <w:tcW w:type="dxa" w:w="6326"/>
-            <w:tcMar>
-              <w:top w:type="dxa" w:w="60"/>
-              <w:left w:type="dxa" w:w="100"/>
-              <w:bottom w:type="dxa" w:w="60"/>
-              <w:right w:type="dxa" w:w="100"/>
-            </w:tcMar>
-          </w:tcPr>
-          <w:p>
-            <w:r>
-              <w:t xml:space="preserve">Tudo na </w:t>
+              <w:t xml:space="preserve">. </w:t>
+            </w:r>
+            <w:r>
+              <w:rPr>
+                <w:b/>
+                <w:bCs/>
+              </w:rPr>
+              <w:t xml:space="preserve">450 testes</w:t>
+            </w:r>
+            <w:r>
+              <w:t xml:space="preserve"> passando no Node 24; o GitHub Actions roda </w:t>
             </w:r>
             <w:r>
               <w:rPr>
@@ -466,29 +368,15 @@
                 <w:sz w:val="19"/>
                 <w:szCs w:val="19"/>
               </w:rPr>
-              <w:t xml:space="preserve">main</w:t>
-            </w:r>
-            <w:r>
-              <w:t xml:space="preserve">. 235 testes passando; o GitHub Actions roda </w:t>
-            </w:r>
-            <w:r>
-              <w:rPr>
-                <w:rFonts w:ascii="Consolas" w:cs="Consolas" w:eastAsia="Consolas" w:hAnsi="Consolas"/>
-                <w:sz w:val="19"/>
-                <w:szCs w:val="19"/>
-              </w:rPr>
               <w:t xml:space="preserve">npm test</w:t>
             </w:r>
             <w:r>
-              <w:t xml:space="preserve"> no Node 24 em todo pull request</w:t>
-            </w:r>
-          </w:p>
-        </w:tc>
-      </w:tr>
-      <w:tr>
-        <w:trPr>
-          <w:tblHeader w:val="false"/>
-        </w:trPr>
+              <w:t xml:space="preserve"> em todo pull request</w:t>
+            </w:r>
+          </w:p>
+        </w:tc>
+      </w:tr>
+      <w:tr>
         <w:tc>
           <w:tcPr>
             <w:tcW w:type="dxa" w:w="2700"/>
@@ -517,7 +405,48 @@
           </w:tcPr>
           <w:p>
             <w:r>
-              <w:t xml:space="preserve">61 fechadas e 46 abertas (gostislavs 16, 2dart5 30). Tarefa só fecha depois da conferência da Spec dela</w:t>
+              <w:t xml:space="preserve">107 fechadas, </w:t>
+            </w:r>
+            <w:r>
+              <w:rPr>
+                <w:b/>
+                <w:bCs/>
+              </w:rPr>
+              <w:t xml:space="preserve">nenhuma aberta</w:t>
+            </w:r>
+          </w:p>
+        </w:tc>
+      </w:tr>
+      <w:tr>
+        <w:tc>
+          <w:tcPr>
+            <w:tcW w:type="dxa" w:w="2700"/>
+            <w:tcMar>
+              <w:top w:type="dxa" w:w="60"/>
+              <w:left w:type="dxa" w:w="100"/>
+              <w:bottom w:type="dxa" w:w="60"/>
+              <w:right w:type="dxa" w:w="100"/>
+            </w:tcMar>
+          </w:tcPr>
+          <w:p>
+            <w:r>
+              <w:t xml:space="preserve">O que falta</w:t>
+            </w:r>
+          </w:p>
+        </w:tc>
+        <w:tc>
+          <w:tcPr>
+            <w:tcW w:type="dxa" w:w="6326"/>
+            <w:tcMar>
+              <w:top w:type="dxa" w:w="60"/>
+              <w:left w:type="dxa" w:w="100"/>
+              <w:bottom w:type="dxa" w:w="60"/>
+              <w:right w:type="dxa" w:w="100"/>
+            </w:tcMar>
+          </w:tcPr>
+          <w:p>
+            <w:r>
+              <w:t xml:space="preserve">Validação com o professor, duas lacunas de rastreabilidade e as pendências de segurança (seção 4)</w:t>
             </w:r>
           </w:p>
         </w:tc>
@@ -533,16 +462,17 @@
         <w:spacing w:after="120"/>
       </w:pPr>
       <w:r>
-        <w:t xml:space="preserve">O código veio antes das Specs. O trabalho, na maior parte, é conferir o código existente contra cada Spec aprovada e corrigir onde ele diverge (OPEN-01, decidida em 2026-10-08). Não é reescrever o sistema.</w:t>
+        <w:t xml:space="preserve">O roteiro de Spec-Driven Development do professor está cumprido: mapa aprovado, uma Spec por vez, código conferido contra os critérios e cada divergência registrada. Daqui em diante, o trabalho é fechar as pendências da seção 4 e manter o mesmo cuidado em qualquer mudança nova.</w:t>
       </w:r>
     </w:p>
     <w:p>
       <w:pPr>
         <w:pStyle w:val="Heading1"/>
-        <w:spacing w:before="280" w:after="120"/>
-      </w:pPr>
-      <w:r>
-        <w:t xml:space="preserve">2. Como trabalhar: o ciclo de cada Spec</w:t>
+        <w:keepNext/>
+        <w:spacing w:after="120" w:before="280"/>
+      </w:pPr>
+      <w:r>
+        <w:t xml:space="preserve">2. Como trabalhar daqui em diante</w:t>
       </w:r>
     </w:p>
     <w:p>
@@ -550,7 +480,7 @@
         <w:spacing w:after="120"/>
       </w:pPr>
       <w:r>
-        <w:t xml:space="preserve">Cada Spec tem uma issue própria (#80 a #108). O ciclo é sempre o mesmo:</w:t>
+        <w:t xml:space="preserve">Não há mais Spec para escrever. Qualquer mudança nova segue o mesmo caminho:</w:t>
       </w:r>
     </w:p>
     <w:p>
@@ -563,7 +493,18 @@
         <w:spacing w:after="60"/>
       </w:pPr>
       <w:r>
-        <w:t xml:space="preserve">Gerar a Spec com o prompt do roteiro ("Gerar SPEC-0XX"), uma por vez, na ordem do mapa, com as 14 seções. Spec com tela também precisa de layout.</w:t>
+        <w:t xml:space="preserve">Se a mudança altera uma regra, a </w:t>
+      </w:r>
+      <w:r>
+        <w:rPr>
+          <w:rFonts w:ascii="Consolas" w:cs="Consolas" w:eastAsia="Consolas" w:hAnsi="Consolas"/>
+          <w:sz w:val="19"/>
+          <w:szCs w:val="19"/>
+        </w:rPr>
+        <w:t xml:space="preserve">docs/spec.md</w:t>
+      </w:r>
+      <w:r>
+        <w:t xml:space="preserve"> muda primeiro, com uma linha no histórico de versões. Só depois o código.</w:t>
       </w:r>
     </w:p>
     <w:p>
@@ -576,7 +517,7 @@
         <w:spacing w:after="60"/>
       </w:pPr>
       <w:r>
-        <w:t xml:space="preserve">Aprovação da equipe. Ninguém implementa nada de uma Spec que não foi aprovada.</w:t>
+        <w:t xml:space="preserve">Decisão de mérito (o que o sistema deve fazer) precisa de aprovação explícita da equipe. Ajuste de baseline (texto, versão, README) não precisa.</w:t>
       </w:r>
     </w:p>
     <w:p>
@@ -589,7 +530,18 @@
         <w:spacing w:after="60"/>
       </w:pPr>
       <w:r>
-        <w:t xml:space="preserve">Conferir o código contra os critérios de aceitação (Dado, Quando, Então).</w:t>
+        <w:t xml:space="preserve">Bug corrigido vira teste de regressão. O nome do teste leva a regra, por exemplo </w:t>
+      </w:r>
+      <w:r>
+        <w:rPr>
+          <w:rFonts w:ascii="Consolas" w:cs="Consolas" w:eastAsia="Consolas" w:hAnsi="Consolas"/>
+          <w:sz w:val="19"/>
+          <w:szCs w:val="19"/>
+        </w:rPr>
+        <w:t xml:space="preserve">T-SPEC025-Q3 | RN-28: a suspensão expira as reservas pendentes</w:t>
+      </w:r>
+      <w:r>
+        <w:t xml:space="preserve">.</w:t>
       </w:r>
     </w:p>
     <w:p>
@@ -602,7 +554,7 @@
         <w:spacing w:after="60"/>
       </w:pPr>
       <w:r>
-        <w:t xml:space="preserve">Registrar cada divergência em </w:t>
+        <w:t xml:space="preserve">Registrar a etapa em </w:t>
       </w:r>
       <w:r>
         <w:rPr>
@@ -613,7 +565,7 @@
         <w:t xml:space="preserve">docs/specs/registro-sdd.md</w:t>
       </w:r>
       <w:r>
-        <w:t xml:space="preserve"> e escolher: corrigir o código ou propor mudança na spec.</w:t>
+        <w:t xml:space="preserve">. A próxima é a 64.</w:t>
       </w:r>
     </w:p>
     <w:p>
@@ -626,115 +578,7 @@
         <w:spacing w:after="60"/>
       </w:pPr>
       <w:r>
-        <w:t xml:space="preserve">Corrigir e testar. O nome do teste leva o identificador da regra, por exemplo </w:t>
-      </w:r>
-      <w:r>
-        <w:rPr>
-          <w:rFonts w:ascii="Consolas" w:cs="Consolas" w:eastAsia="Consolas" w:hAnsi="Consolas"/>
-          <w:sz w:val="19"/>
-          <w:szCs w:val="19"/>
-        </w:rPr>
-        <w:t xml:space="preserve">T-SESSAO-04a | RNF-02: 2 h sem uso expiram a sessao</w:t>
-      </w:r>
-      <w:r>
-        <w:t xml:space="preserve">.</w:t>
-      </w:r>
-    </w:p>
-    <w:p>
-      <w:pPr>
-        <w:pStyle w:val="ListParagraph"/>
-        <w:numPr>
-          <w:ilvl w:val="0"/>
-          <w:numId w:val="2"/>
-        </w:numPr>
-        <w:spacing w:after="60"/>
-      </w:pPr>
-      <w:r>
-        <w:t xml:space="preserve">Abrir o PR com </w:t>
-      </w:r>
-      <w:r>
-        <w:rPr>
-          <w:rFonts w:ascii="Consolas" w:cs="Consolas" w:eastAsia="Consolas" w:hAnsi="Consolas"/>
-          <w:sz w:val="19"/>
-          <w:szCs w:val="19"/>
-        </w:rPr>
-        <w:t xml:space="preserve">Closes #N</w:t>
-      </w:r>
-      <w:r>
-        <w:t xml:space="preserve"> para as issues que ele conclui, e registrar a etapa no registro.</w:t>
-      </w:r>
-    </w:p>
-    <w:p>
-      <w:pPr>
-        <w:pStyle w:val="Heading2"/>
-        <w:spacing w:before="200" w:after="100"/>
-      </w:pPr>
-      <w:r>
-        <w:t xml:space="preserve">A regra fundamental</w:t>
-      </w:r>
-    </w:p>
-    <w:p>
-      <w:pPr>
-        <w:spacing w:after="120"/>
-      </w:pPr>
-      <w:r>
-        <w:t xml:space="preserve">Conflito entre código, Spec e modelagem nunca se resolve em silêncio. Registre e escolha: corrigir a implementação ou propor alteração da baseline. Quando uma regra muda, a </w:t>
-      </w:r>
-      <w:r>
-        <w:rPr>
-          <w:rFonts w:ascii="Consolas" w:cs="Consolas" w:eastAsia="Consolas" w:hAnsi="Consolas"/>
-          <w:sz w:val="19"/>
-          <w:szCs w:val="19"/>
-        </w:rPr>
-        <w:t xml:space="preserve">docs/spec.md</w:t>
-      </w:r>
-      <w:r>
-        <w:t xml:space="preserve"> muda antes do código, com uma linha no histórico de versões.</w:t>
-      </w:r>
-    </w:p>
-    <w:p>
-      <w:pPr>
-        <w:pStyle w:val="Heading2"/>
-        <w:spacing w:before="200" w:after="100"/>
-      </w:pPr>
-      <w:r>
-        <w:t xml:space="preserve">Para uma issue fechar</w:t>
-      </w:r>
-    </w:p>
-    <w:p>
-      <w:pPr>
-        <w:spacing w:after="120"/>
-      </w:pPr>
-      <w:r>
-        <w:t xml:space="preserve">O GitHub só fecha a issue no merge se o PR disser </w:t>
-      </w:r>
-      <w:r>
-        <w:rPr>
-          <w:rFonts w:ascii="Consolas" w:cs="Consolas" w:eastAsia="Consolas" w:hAnsi="Consolas"/>
-          <w:sz w:val="19"/>
-          <w:szCs w:val="19"/>
-        </w:rPr>
-        <w:t xml:space="preserve">Closes #N</w:t>
-      </w:r>
-      <w:r>
-        <w:t xml:space="preserve">. E o critério é a Definition of Done inteira da Spec, não só a aprovação do texto: cada CA, INV e RNF precisa ter teste. A SPEC-001 (etapa 28) é o exemplo: a seção 12 ganhou uma tabela de evidência dizendo qual teste cobre cada critério.</w:t>
-      </w:r>
-    </w:p>
-    <w:p>
-      <w:pPr>
-        <w:pStyle w:val="Heading2"/>
-        <w:spacing w:before="200" w:after="100"/>
-      </w:pPr>
-      <w:r>
-        <w:t xml:space="preserve">Cuidado com pull requests empilhados</w:t>
-      </w:r>
-    </w:p>
-    <w:p>
-      <w:pPr>
-        <w:spacing w:after="120"/>
-      </w:pPr>
-      <w:r>
-        <w:t xml:space="preserve">Abra cada PR direto contra a </w:t>
+        <w:t xml:space="preserve">Abrir o PR contra a </w:t>
       </w:r>
       <w:r>
         <w:rPr>
@@ -745,13 +589,119 @@
         <w:t xml:space="preserve">main</w:t>
       </w:r>
       <w:r>
-        <w:t xml:space="preserve">. Se um depender de outro, espere o primeiro entrar e atualize a base antes de mergear o segundo. Foi o que prendeu os #111 a #113 em branches intermediárias (recuperados no #114).</w:t>
+        <w:t xml:space="preserve">. Ninguém mergeia o próprio PR (constituição, princípio X).</w:t>
+      </w:r>
+    </w:p>
+    <w:p>
+      <w:pPr>
+        <w:pStyle w:val="Heading2"/>
+        <w:keepNext/>
+        <w:spacing w:after="80" w:before="200"/>
+      </w:pPr>
+      <w:r>
+        <w:t xml:space="preserve">A regra fundamental</w:t>
+      </w:r>
+    </w:p>
+    <w:p>
+      <w:pPr>
+        <w:spacing w:after="120"/>
+      </w:pPr>
+      <w:r>
+        <w:t xml:space="preserve">Conflito entre código, Spec e modelagem nunca se resolve em silêncio. Registre e escolha: corrigir a implementação ou propor alteração da baseline.</w:t>
+      </w:r>
+    </w:p>
+    <w:p>
+      <w:pPr>
+        <w:pStyle w:val="Heading2"/>
+        <w:keepNext/>
+        <w:spacing w:after="80" w:before="200"/>
+      </w:pPr>
+      <w:r>
+        <w:t xml:space="preserve">Aprovada não é concluída</w:t>
+      </w:r>
+    </w:p>
+    <w:p>
+      <w:pPr>
+        <w:spacing w:after="120"/>
+      </w:pPr>
+      <w:r>
+        <w:t xml:space="preserve">"Aprovada" quer dizer que o texto da Spec foi aceito. "Concluída" exige a Definition of Done inteira: tabela de evidência na §12, com cada teste existindo e passando, e as questões da §13 que a DoD manda decidir já decididas. Fechar issue só com o texto aprovado aconteceu duas vezes neste projeto (etapas 32 e 62).</w:t>
+      </w:r>
+    </w:p>
+    <w:p>
+      <w:pPr>
+        <w:pStyle w:val="Heading2"/>
+        <w:keepNext/>
+        <w:spacing w:after="80" w:before="200"/>
+      </w:pPr>
+      <w:r>
+        <w:t xml:space="preserve">Confira o título do teste, não só o ID</w:t>
+      </w:r>
+    </w:p>
+    <w:p>
+      <w:pPr>
+        <w:spacing w:after="120"/>
+      </w:pPr>
+      <w:r>
+        <w:t xml:space="preserve">Vários IDs propostos nas Specs já nomeavam testes de outro assunto, e uma contagem só por ID chegou a dizer que 22 testes existiam quando quase nenhum cobria o critério. Hoje o </w:t>
+      </w:r>
+      <w:r>
+        <w:rPr>
+          <w:rFonts w:ascii="Consolas" w:cs="Consolas" w:eastAsia="Consolas" w:hAnsi="Consolas"/>
+          <w:sz w:val="19"/>
+          <w:szCs w:val="19"/>
+        </w:rPr>
+        <w:t xml:space="preserve">T-CONVENCAO-01</w:t>
+      </w:r>
+      <w:r>
+        <w:t xml:space="preserve"> falha se dois testes dividirem um ID. Havendo colisão, use </w:t>
+      </w:r>
+      <w:r>
+        <w:rPr>
+          <w:rFonts w:ascii="Consolas" w:cs="Consolas" w:eastAsia="Consolas" w:hAnsi="Consolas"/>
+          <w:sz w:val="19"/>
+          <w:szCs w:val="19"/>
+        </w:rPr>
+        <w:t xml:space="preserve">T-SPECnnn-CAnn</w:t>
+      </w:r>
+      <w:r>
+        <w:t xml:space="preserve">.</w:t>
+      </w:r>
+    </w:p>
+    <w:p>
+      <w:pPr>
+        <w:pStyle w:val="Heading2"/>
+        <w:keepNext/>
+        <w:spacing w:after="80" w:before="200"/>
+      </w:pPr>
+      <w:r>
+        <w:t xml:space="preserve">Cuidado com pull requests empilhados</w:t>
+      </w:r>
+    </w:p>
+    <w:p>
+      <w:pPr>
+        <w:spacing w:after="120"/>
+      </w:pPr>
+      <w:r>
+        <w:t xml:space="preserve">Abra cada PR direto contra a </w:t>
+      </w:r>
+      <w:r>
+        <w:rPr>
+          <w:rFonts w:ascii="Consolas" w:cs="Consolas" w:eastAsia="Consolas" w:hAnsi="Consolas"/>
+          <w:sz w:val="19"/>
+          <w:szCs w:val="19"/>
+        </w:rPr>
+        <w:t xml:space="preserve">main</w:t>
+      </w:r>
+      <w:r>
+        <w:t xml:space="preserve">. Se um depender de outro, espere o primeiro entrar e atualize a base antes de mergear o segundo.</w:t>
       </w:r>
     </w:p>
     <w:p>
       <w:pPr>
         <w:pStyle w:val="Heading1"/>
-        <w:spacing w:before="280" w:after="120"/>
+        <w:keepNext/>
+        <w:spacing w:after="120" w:before="280"/>
       </w:pPr>
       <w:r>
         <w:t xml:space="preserve">3. Quem faz o quê</w:t>
@@ -762,7 +712,7 @@
         <w:spacing w:after="120"/>
       </w:pPr>
       <w:r>
-        <w:t xml:space="preserve">Desde 2026-10-18 o 2dart5 cuida também da Trilha C. O Enzo fica com revisão, merge e as decisões da equipe.</w:t>
+        <w:t xml:space="preserve">As trilhas continuam valendo para saber quem conhece cada parte do código. Os itens da seção 4 ainda não têm dono: a coluna "Quem" lá é uma sugestão, a confirmar na próxima reunião.</w:t>
       </w:r>
     </w:p>
     <w:tbl>
@@ -778,10 +728,9 @@
         </w:tblBorders>
       </w:tblPr>
       <w:tblGrid>
-        <w:gridCol w:w="2000"/>
-        <w:gridCol w:w="2100"/>
+        <w:gridCol w:w="2200"/>
         <w:gridCol w:w="2600"/>
-        <w:gridCol w:w="2326"/>
+        <w:gridCol w:w="4226"/>
       </w:tblGrid>
       <w:tr>
         <w:trPr>
@@ -789,7 +738,7 @@
         </w:trPr>
         <w:tc>
           <w:tcPr>
-            <w:tcW w:type="dxa" w:w="2000"/>
+            <w:tcW w:type="dxa" w:w="2200"/>
             <w:shd w:fill="EAEBFB" w:color="auto" w:val="clear"/>
             <w:tcMar>
               <w:top w:type="dxa" w:w="60"/>
@@ -810,7 +759,7 @@
         </w:tc>
         <w:tc>
           <w:tcPr>
-            <w:tcW w:type="dxa" w:w="2100"/>
+            <w:tcW w:type="dxa" w:w="2600"/>
             <w:shd w:fill="EAEBFB" w:color="auto" w:val="clear"/>
             <w:tcMar>
               <w:top w:type="dxa" w:w="60"/>
@@ -831,7 +780,7 @@
         </w:tc>
         <w:tc>
           <w:tcPr>
-            <w:tcW w:type="dxa" w:w="2600"/>
+            <w:tcW w:type="dxa" w:w="4226"/>
             <w:shd w:fill="EAEBFB" w:color="auto" w:val="clear"/>
             <w:tcMar>
               <w:top w:type="dxa" w:w="60"/>
@@ -846,39 +795,15 @@
                 <w:b/>
                 <w:bCs/>
               </w:rPr>
-              <w:t xml:space="preserve">Specs abertas</w:t>
-            </w:r>
-          </w:p>
-        </w:tc>
-        <w:tc>
-          <w:tcPr>
-            <w:tcW w:type="dxa" w:w="2326"/>
-            <w:shd w:fill="EAEBFB" w:color="auto" w:val="clear"/>
-            <w:tcMar>
-              <w:top w:type="dxa" w:w="60"/>
-              <w:left w:type="dxa" w:w="100"/>
-              <w:bottom w:type="dxa" w:w="60"/>
-              <w:right w:type="dxa" w:w="100"/>
-            </w:tcMar>
-          </w:tcPr>
-          <w:p>
-            <w:r>
-              <w:rPr>
-                <w:b/>
-                <w:bCs/>
-              </w:rPr>
-              <w:t xml:space="preserve">Tarefas abertas</w:t>
-            </w:r>
-          </w:p>
-        </w:tc>
-      </w:tr>
-      <w:tr>
-        <w:trPr>
-          <w:tblHeader w:val="false"/>
-        </w:trPr>
-        <w:tc>
-          <w:tcPr>
-            <w:tcW w:type="dxa" w:w="2000"/>
+              <w:t xml:space="preserve">Specs (todas concluídas)</w:t>
+            </w:r>
+          </w:p>
+        </w:tc>
+      </w:tr>
+      <w:tr>
+        <w:tc>
+          <w:tcPr>
+            <w:tcW w:type="dxa" w:w="2200"/>
             <w:tcMar>
               <w:top w:type="dxa" w:w="60"/>
               <w:left w:type="dxa" w:w="100"/>
@@ -894,7 +819,7 @@
         </w:tc>
         <w:tc>
           <w:tcPr>
-            <w:tcW w:type="dxa" w:w="2100"/>
+            <w:tcW w:type="dxa" w:w="2600"/>
             <w:tcMar>
               <w:top w:type="dxa" w:w="60"/>
               <w:left w:type="dxa" w:w="100"/>
@@ -910,6 +835,40 @@
         </w:tc>
         <w:tc>
           <w:tcPr>
+            <w:tcW w:type="dxa" w:w="4226"/>
+            <w:tcMar>
+              <w:top w:type="dxa" w:w="60"/>
+              <w:left w:type="dxa" w:w="100"/>
+              <w:bottom w:type="dxa" w:w="60"/>
+              <w:right w:type="dxa" w:w="100"/>
+            </w:tcMar>
+          </w:tcPr>
+          <w:p>
+            <w:r>
+              <w:t xml:space="preserve">SPEC-006 a 009, 011, 020, 021, 024 e 026</w:t>
+            </w:r>
+          </w:p>
+        </w:tc>
+      </w:tr>
+      <w:tr>
+        <w:tc>
+          <w:tcPr>
+            <w:tcW w:type="dxa" w:w="2200"/>
+            <w:tcMar>
+              <w:top w:type="dxa" w:w="60"/>
+              <w:left w:type="dxa" w:w="100"/>
+              <w:bottom w:type="dxa" w:w="60"/>
+              <w:right w:type="dxa" w:w="100"/>
+            </w:tcMar>
+          </w:tcPr>
+          <w:p>
+            <w:r>
+              <w:t xml:space="preserve">2dart5 (Duarte)</w:t>
+            </w:r>
+          </w:p>
+        </w:tc>
+        <w:tc>
+          <w:tcPr>
             <w:tcW w:type="dxa" w:w="2600"/>
             <w:tcMar>
               <w:top w:type="dxa" w:w="60"/>
@@ -920,65 +879,46 @@
           </w:tcPr>
           <w:p>
             <w:r>
-              <w:t xml:space="preserve">SPEC-006–009, 011, 020, 021, 024, 026 (rascunhos)</w:t>
-            </w:r>
-          </w:p>
-        </w:tc>
-        <w:tc>
-          <w:tcPr>
-            <w:tcW w:type="dxa" w:w="2326"/>
-            <w:tcMar>
-              <w:top w:type="dxa" w:w="60"/>
-              <w:left w:type="dxa" w:w="100"/>
-              <w:bottom w:type="dxa" w:w="60"/>
-              <w:right w:type="dxa" w:w="100"/>
-            </w:tcMar>
-          </w:tcPr>
-          <w:p>
-            <w:r>
-              <w:t xml:space="preserve">T-15, T-16, T-17, T-47, T-56, T-57, T-68</w:t>
-            </w:r>
-          </w:p>
-        </w:tc>
-      </w:tr>
-      <w:tr>
-        <w:trPr>
-          <w:tblHeader w:val="false"/>
-        </w:trPr>
-        <w:tc>
-          <w:tcPr>
-            <w:tcW w:type="dxa" w:w="2000"/>
-            <w:tcMar>
-              <w:top w:type="dxa" w:w="60"/>
-              <w:left w:type="dxa" w:w="100"/>
-              <w:bottom w:type="dxa" w:w="60"/>
-              <w:right w:type="dxa" w:w="100"/>
-            </w:tcMar>
-          </w:tcPr>
-          <w:p>
-            <w:r>
-              <w:t xml:space="preserve">2dart5</w:t>
-            </w:r>
-          </w:p>
-        </w:tc>
-        <w:tc>
-          <w:tcPr>
-            <w:tcW w:type="dxa" w:w="2100"/>
-            <w:tcMar>
-              <w:top w:type="dxa" w:w="60"/>
-              <w:left w:type="dxa" w:w="100"/>
-              <w:bottom w:type="dxa" w:w="60"/>
-              <w:right w:type="dxa" w:w="100"/>
-            </w:tcMar>
-          </w:tcPr>
-          <w:p>
-            <w:r>
               <w:t xml:space="preserve">B: transação e consequência</w:t>
             </w:r>
           </w:p>
         </w:tc>
         <w:tc>
           <w:tcPr>
+            <w:tcW w:type="dxa" w:w="4226"/>
+            <w:tcMar>
+              <w:top w:type="dxa" w:w="60"/>
+              <w:left w:type="dxa" w:w="100"/>
+              <w:bottom w:type="dxa" w:w="60"/>
+              <w:right w:type="dxa" w:w="100"/>
+            </w:tcMar>
+          </w:tcPr>
+          <w:p>
+            <w:r>
+              <w:t xml:space="preserve">SPEC-010, 012 a 019, 022 e 023</w:t>
+            </w:r>
+          </w:p>
+        </w:tc>
+      </w:tr>
+      <w:tr>
+        <w:tc>
+          <w:tcPr>
+            <w:tcW w:type="dxa" w:w="2200"/>
+            <w:tcMar>
+              <w:top w:type="dxa" w:w="60"/>
+              <w:left w:type="dxa" w:w="100"/>
+              <w:bottom w:type="dxa" w:w="60"/>
+              <w:right w:type="dxa" w:w="100"/>
+            </w:tcMar>
+          </w:tcPr>
+          <w:p>
+            <w:r>
+              <w:t xml:space="preserve">2dart5 (Duarte)</w:t>
+            </w:r>
+          </w:p>
+        </w:tc>
+        <w:tc>
+          <w:tcPr>
             <w:tcW w:type="dxa" w:w="2600"/>
             <w:tcMar>
               <w:top w:type="dxa" w:w="60"/>
@@ -989,65 +929,46 @@
           </w:tcPr>
           <w:p>
             <w:r>
-              <w:t xml:space="preserve">SPEC-010, 012–019, 022, 023</w:t>
-            </w:r>
-          </w:p>
-        </w:tc>
-        <w:tc>
-          <w:tcPr>
-            <w:tcW w:type="dxa" w:w="2326"/>
-            <w:tcMar>
-              <w:top w:type="dxa" w:w="60"/>
-              <w:left w:type="dxa" w:w="100"/>
-              <w:bottom w:type="dxa" w:w="60"/>
-              <w:right w:type="dxa" w:w="100"/>
-            </w:tcMar>
-          </w:tcPr>
-          <w:p>
-            <w:r>
-              <w:t xml:space="preserve">T-22, T-23, T-28, T-29, T-33, T-53</w:t>
-            </w:r>
-          </w:p>
-        </w:tc>
-      </w:tr>
-      <w:tr>
-        <w:trPr>
-          <w:tblHeader w:val="false"/>
-        </w:trPr>
-        <w:tc>
-          <w:tcPr>
-            <w:tcW w:type="dxa" w:w="2000"/>
-            <w:tcMar>
-              <w:top w:type="dxa" w:w="60"/>
-              <w:left w:type="dxa" w:w="100"/>
-              <w:bottom w:type="dxa" w:w="60"/>
-              <w:right w:type="dxa" w:w="100"/>
-            </w:tcMar>
-          </w:tcPr>
-          <w:p>
-            <w:r>
-              <w:t xml:space="preserve">2dart5</w:t>
-            </w:r>
-          </w:p>
-        </w:tc>
-        <w:tc>
-          <w:tcPr>
-            <w:tcW w:type="dxa" w:w="2100"/>
-            <w:tcMar>
-              <w:top w:type="dxa" w:w="60"/>
-              <w:left w:type="dxa" w:w="100"/>
-              <w:bottom w:type="dxa" w:w="60"/>
-              <w:right w:type="dxa" w:w="100"/>
-            </w:tcMar>
-          </w:tcPr>
-          <w:p>
-            <w:r>
               <w:t xml:space="preserve">C: acesso, admin e IA</w:t>
             </w:r>
           </w:p>
         </w:tc>
         <w:tc>
           <w:tcPr>
+            <w:tcW w:type="dxa" w:w="4226"/>
+            <w:tcMar>
+              <w:top w:type="dxa" w:w="60"/>
+              <w:left w:type="dxa" w:w="100"/>
+              <w:bottom w:type="dxa" w:w="60"/>
+              <w:right w:type="dxa" w:w="100"/>
+            </w:tcMar>
+          </w:tcPr>
+          <w:p>
+            <w:r>
+              <w:t xml:space="preserve">SPEC-003 a 005, 025 e 027 a 029</w:t>
+            </w:r>
+          </w:p>
+        </w:tc>
+      </w:tr>
+      <w:tr>
+        <w:tc>
+          <w:tcPr>
+            <w:tcW w:type="dxa" w:w="2200"/>
+            <w:tcMar>
+              <w:top w:type="dxa" w:w="60"/>
+              <w:left w:type="dxa" w:w="100"/>
+              <w:bottom w:type="dxa" w:w="60"/>
+              <w:right w:type="dxa" w:w="100"/>
+            </w:tcMar>
+          </w:tcPr>
+          <w:p>
+            <w:r>
+              <w:t xml:space="preserve">1Noriyuki (Enzo)</w:t>
+            </w:r>
+          </w:p>
+        </w:tc>
+        <w:tc>
+          <w:tcPr>
             <w:tcW w:type="dxa" w:w="2600"/>
             <w:tcMar>
               <w:top w:type="dxa" w:w="60"/>
@@ -1058,92 +979,23 @@
           </w:tcPr>
           <w:p>
             <w:r>
-              <w:t xml:space="preserve">SPEC-003–005, 025, 027–029</w:t>
-            </w:r>
-          </w:p>
-        </w:tc>
-        <w:tc>
-          <w:tcPr>
-            <w:tcW w:type="dxa" w:w="2326"/>
-            <w:tcMar>
-              <w:top w:type="dxa" w:w="60"/>
-              <w:left w:type="dxa" w:w="100"/>
-              <w:bottom w:type="dxa" w:w="60"/>
-              <w:right w:type="dxa" w:w="100"/>
-            </w:tcMar>
-          </w:tcPr>
-          <w:p>
-            <w:r>
-              <w:t xml:space="preserve">T-14, T-55, T-58, T-61, T-66, T-67</w:t>
-            </w:r>
-          </w:p>
-        </w:tc>
-      </w:tr>
-      <w:tr>
-        <w:trPr>
-          <w:tblHeader w:val="false"/>
-        </w:trPr>
-        <w:tc>
-          <w:tcPr>
-            <w:tcW w:type="dxa" w:w="2000"/>
-            <w:tcMar>
-              <w:top w:type="dxa" w:w="60"/>
-              <w:left w:type="dxa" w:w="100"/>
-              <w:bottom w:type="dxa" w:w="60"/>
-              <w:right w:type="dxa" w:w="100"/>
-            </w:tcMar>
-          </w:tcPr>
-          <w:p>
-            <w:r>
-              <w:t xml:space="preserve">1Noriyuki (Enzo)</w:t>
-            </w:r>
-          </w:p>
-        </w:tc>
-        <w:tc>
-          <w:tcPr>
-            <w:tcW w:type="dxa" w:w="2100"/>
-            <w:tcMar>
-              <w:top w:type="dxa" w:w="60"/>
-              <w:left w:type="dxa" w:w="100"/>
-              <w:bottom w:type="dxa" w:w="60"/>
-              <w:right w:type="dxa" w:w="100"/>
-            </w:tcMar>
-          </w:tcPr>
-          <w:p>
-            <w:r>
-              <w:t xml:space="preserve">revisão e decisões</w:t>
-            </w:r>
-          </w:p>
-        </w:tc>
-        <w:tc>
-          <w:tcPr>
-            <w:tcW w:type="dxa" w:w="2600"/>
-            <w:tcMar>
-              <w:top w:type="dxa" w:w="60"/>
-              <w:left w:type="dxa" w:w="100"/>
-              <w:bottom w:type="dxa" w:w="60"/>
-              <w:right w:type="dxa" w:w="100"/>
-            </w:tcMar>
-          </w:tcPr>
-          <w:p>
-            <w:r>
-              <w:t xml:space="preserve">—</w:t>
-            </w:r>
-          </w:p>
-        </w:tc>
-        <w:tc>
-          <w:tcPr>
-            <w:tcW w:type="dxa" w:w="2326"/>
-            <w:tcMar>
-              <w:top w:type="dxa" w:w="60"/>
-              <w:left w:type="dxa" w:w="100"/>
-              <w:bottom w:type="dxa" w:w="60"/>
-              <w:right w:type="dxa" w:w="100"/>
-            </w:tcMar>
-          </w:tcPr>
-          <w:p>
-            <w:r>
-              <w:t xml:space="preserve">—</w:t>
+              <w:t xml:space="preserve">revisão, merge e decisões</w:t>
+            </w:r>
+          </w:p>
+        </w:tc>
+        <w:tc>
+          <w:tcPr>
+            <w:tcW w:type="dxa" w:w="4226"/>
+            <w:tcMar>
+              <w:top w:type="dxa" w:w="60"/>
+              <w:left w:type="dxa" w:w="100"/>
+              <w:bottom w:type="dxa" w:w="60"/>
+              <w:right w:type="dxa" w:w="100"/>
+            </w:tcMar>
+          </w:tcPr>
+          <w:p>
+            <w:r>
+              <w:t xml:space="preserve">SPEC-001 e 002</w:t>
             </w:r>
           </w:p>
         </w:tc>
@@ -1165,247 +1017,11 @@
     <w:p>
       <w:pPr>
         <w:pStyle w:val="Heading1"/>
-        <w:spacing w:before="280" w:after="120"/>
-      </w:pPr>
-      <w:r>
-        <w:t xml:space="preserve">4. O que cada um faz agora</w:t>
-      </w:r>
-    </w:p>
-    <w:p>
-      <w:pPr>
-        <w:pStyle w:val="Heading2"/>
-        <w:spacing w:before="200" w:after="100"/>
-      </w:pPr>
-      <w:r>
-        <w:t xml:space="preserve">gostislavs: levar os rascunhos à aprovação, um por vez</w:t>
-      </w:r>
-    </w:p>
-    <w:p>
-      <w:pPr>
-        <w:pStyle w:val="ListParagraph"/>
-        <w:numPr>
-          <w:ilvl w:val="0"/>
-          <w:numId w:val="3"/>
-        </w:numPr>
-        <w:spacing w:after="60"/>
-      </w:pPr>
-      <w:r>
-        <w:rPr>
-          <w:b/>
-          <w:bCs/>
-        </w:rPr>
-        <w:t xml:space="preserve">SPEC-006 primeiro</w:t>
-      </w:r>
-      <w:r>
-        <w:t xml:space="preserve"> (reputação). Levar ao Enzo as questões da §13 antes de implementar mais nada dela.</w:t>
-      </w:r>
-    </w:p>
-    <w:p>
-      <w:pPr>
-        <w:pStyle w:val="ListParagraph"/>
-        <w:numPr>
-          <w:ilvl w:val="0"/>
-          <w:numId w:val="3"/>
-        </w:numPr>
-        <w:spacing w:after="60"/>
-      </w:pPr>
-      <w:r>
-        <w:t xml:space="preserve">Depois a SPEC-007 e a SPEC-008. A </w:t>
-      </w:r>
-      <w:r>
-        <w:rPr>
-          <w:b/>
-          <w:bCs/>
-        </w:rPr>
-        <w:t xml:space="preserve">SPEC-008 tem tela</w:t>
-      </w:r>
-      <w:r>
-        <w:t xml:space="preserve"> (simulador da régua): precisa de layout antes da aprovação.</w:t>
-      </w:r>
-    </w:p>
-    <w:p>
-      <w:pPr>
-        <w:pStyle w:val="ListParagraph"/>
-        <w:numPr>
-          <w:ilvl w:val="0"/>
-          <w:numId w:val="3"/>
-        </w:numPr>
-        <w:spacing w:after="60"/>
-      </w:pPr>
-      <w:r>
-        <w:t xml:space="preserve">Nos rascunhos, deixar o status explícito como "Rascunho — aguardando aprovação", como já está na SPEC-006. Os outros oito dizem só "derivada da baseline", o que pode ser lido como pronta.</w:t>
-      </w:r>
-    </w:p>
-    <w:p>
-      <w:pPr>
-        <w:pStyle w:val="ListParagraph"/>
-        <w:numPr>
-          <w:ilvl w:val="0"/>
-          <w:numId w:val="3"/>
-        </w:numPr>
-        <w:spacing w:after="60"/>
-      </w:pPr>
-      <w:r>
-        <w:t xml:space="preserve">Pendência conhecida para a SPEC-020: agendamentos confirmados antes do #124 não têm o prazo da P-17 gravado e releem o valor atual. Decidir se a migração preenche essas linhas.</w:t>
-      </w:r>
-    </w:p>
-    <w:p>
-      <w:pPr>
-        <w:pStyle w:val="Heading2"/>
-        <w:spacing w:before="200" w:after="100"/>
-      </w:pPr>
-      <w:r>
-        <w:t xml:space="preserve">2dart5: conferir as SPEC-003, 004 e 005</w:t>
-      </w:r>
-    </w:p>
-    <w:p>
-      <w:pPr>
-        <w:pStyle w:val="ListParagraph"/>
-        <w:numPr>
-          <w:ilvl w:val="0"/>
-          <w:numId w:val="3"/>
-        </w:numPr>
-        <w:spacing w:after="60"/>
-      </w:pPr>
-      <w:r>
-        <w:t xml:space="preserve">SPEC-003 (autorização e titularidade): testes T-AUTORIZ-01 a 05 e T-TITULAR-01 a 03.</w:t>
-      </w:r>
-    </w:p>
-    <w:p>
-      <w:pPr>
-        <w:pStyle w:val="ListParagraph"/>
-        <w:numPr>
-          <w:ilvl w:val="0"/>
-          <w:numId w:val="3"/>
-        </w:numPr>
-        <w:spacing w:after="60"/>
-      </w:pPr>
-      <w:r>
-        <w:t xml:space="preserve">SPEC-004 (notificações): testes T-NOTIF-01 a 08; fecha a T-66.</w:t>
-      </w:r>
-    </w:p>
-    <w:p>
-      <w:pPr>
-        <w:pStyle w:val="ListParagraph"/>
-        <w:numPr>
-          <w:ilvl w:val="0"/>
-          <w:numId w:val="3"/>
-        </w:numPr>
-        <w:spacing w:after="60"/>
-      </w:pPr>
-      <w:r>
-        <w:t xml:space="preserve">SPEC-005 (aprovação de prestador): testes T-MODERACAO-01 a 04 e T-CONTA-02a a 02d; fecha a T-14.</w:t>
-      </w:r>
-    </w:p>
-    <w:p>
-      <w:pPr>
-        <w:pStyle w:val="ListParagraph"/>
-        <w:numPr>
-          <w:ilvl w:val="0"/>
-          <w:numId w:val="3"/>
-        </w:numPr>
-        <w:spacing w:after="60"/>
-      </w:pPr>
-      <w:r>
-        <w:t xml:space="preserve">Seguir o modelo da SPEC-001: tabela de evidência na seção 12 e PR com </w:t>
-      </w:r>
-      <w:r>
-        <w:rPr>
-          <w:rFonts w:ascii="Consolas" w:cs="Consolas" w:eastAsia="Consolas" w:hAnsi="Consolas"/>
-          <w:sz w:val="19"/>
-          <w:szCs w:val="19"/>
-        </w:rPr>
-        <w:t xml:space="preserve">Closes #82</w:t>
-      </w:r>
-      <w:r>
-        <w:t xml:space="preserve">, </w:t>
-      </w:r>
-      <w:r>
-        <w:rPr>
-          <w:rFonts w:ascii="Consolas" w:cs="Consolas" w:eastAsia="Consolas" w:hAnsi="Consolas"/>
-          <w:sz w:val="19"/>
-          <w:szCs w:val="19"/>
-        </w:rPr>
-        <w:t xml:space="preserve">#83</w:t>
-      </w:r>
-      <w:r>
-        <w:t xml:space="preserve"> e </w:t>
-      </w:r>
-      <w:r>
-        <w:rPr>
-          <w:rFonts w:ascii="Consolas" w:cs="Consolas" w:eastAsia="Consolas" w:hAnsi="Consolas"/>
-          <w:sz w:val="19"/>
-          <w:szCs w:val="19"/>
-        </w:rPr>
-        <w:t xml:space="preserve">#84</w:t>
-      </w:r>
-      <w:r>
-        <w:t xml:space="preserve">. As questões da §13 vão ao Enzo antes de mudar comportamento.</w:t>
-      </w:r>
-    </w:p>
-    <w:p>
-      <w:pPr>
-        <w:spacing w:after="120"/>
-      </w:pPr>
-      <w:r>
-        <w:t xml:space="preserve">Depois, na Trilha B, a primeira da fila é a SPEC-010.</w:t>
-      </w:r>
-    </w:p>
-    <w:p>
-      <w:pPr>
-        <w:pStyle w:val="Heading2"/>
-        <w:spacing w:before="200" w:after="100"/>
-      </w:pPr>
-      <w:r>
-        <w:t xml:space="preserve">Enzo: merge, revisão e decisões</w:t>
-      </w:r>
-    </w:p>
-    <w:p>
-      <w:pPr>
-        <w:pStyle w:val="ListParagraph"/>
-        <w:numPr>
-          <w:ilvl w:val="0"/>
-          <w:numId w:val="3"/>
-        </w:numPr>
-        <w:spacing w:after="60"/>
-      </w:pPr>
-      <w:r>
-        <w:t xml:space="preserve">Aprovar os rascunhos da Trilha A, um por vez, começando pela SPEC-006.</w:t>
-      </w:r>
-    </w:p>
-    <w:p>
-      <w:pPr>
-        <w:pStyle w:val="ListParagraph"/>
-        <w:numPr>
-          <w:ilvl w:val="0"/>
-          <w:numId w:val="3"/>
-        </w:numPr>
-        <w:spacing w:after="60"/>
-      </w:pPr>
-      <w:r>
-        <w:t xml:space="preserve">Revisar e mergear os PRs da equipe. Ninguém mergeia o próprio PR (constituição, princípio X).</w:t>
-      </w:r>
-    </w:p>
-    <w:p>
-      <w:pPr>
-        <w:pStyle w:val="ListParagraph"/>
-        <w:numPr>
-          <w:ilvl w:val="0"/>
-          <w:numId w:val="3"/>
-        </w:numPr>
-        <w:spacing w:after="60"/>
-      </w:pPr>
-      <w:r>
-        <w:t xml:space="preserve">Responder às questões da §13 das SPEC-003 a 005 quando o 2dart5 chegar nelas.</w:t>
-      </w:r>
-    </w:p>
-    <w:p>
-      <w:pPr>
-        <w:pStyle w:val="Heading2"/>
-        <w:spacing w:before="200" w:after="100"/>
-      </w:pPr>
-      <w:r>
-        <w:t xml:space="preserve">Ordem e paralelismo</w:t>
+        <w:keepNext/>
+        <w:spacing w:after="120" w:before="280"/>
+      </w:pPr>
+      <w:r>
+        <w:t xml:space="preserve">4. O que falta fazer</w:t>
       </w:r>
     </w:p>
     <w:tbl>
@@ -1421,9 +1037,9 @@
         </w:tblBorders>
       </w:tblPr>
       <w:tblGrid>
-        <w:gridCol w:w="1500"/>
-        <w:gridCol w:w="2600"/>
-        <w:gridCol w:w="4926"/>
+        <w:gridCol w:w="500"/>
+        <w:gridCol w:w="5826"/>
+        <w:gridCol w:w="2700"/>
       </w:tblGrid>
       <w:tr>
         <w:trPr>
@@ -1431,7 +1047,7 @@
         </w:trPr>
         <w:tc>
           <w:tcPr>
-            <w:tcW w:type="dxa" w:w="1500"/>
+            <w:tcW w:type="dxa" w:w="500"/>
             <w:shd w:fill="EAEBFB" w:color="auto" w:val="clear"/>
             <w:tcMar>
               <w:top w:type="dxa" w:w="60"/>
@@ -1446,13 +1062,13 @@
                 <w:b/>
                 <w:bCs/>
               </w:rPr>
-              <w:t xml:space="preserve">Quando</w:t>
-            </w:r>
-          </w:p>
-        </w:tc>
-        <w:tc>
-          <w:tcPr>
-            <w:tcW w:type="dxa" w:w="2600"/>
+              <w:t xml:space="preserve">#</w:t>
+            </w:r>
+          </w:p>
+        </w:tc>
+        <w:tc>
+          <w:tcPr>
+            <w:tcW w:type="dxa" w:w="5826"/>
             <w:shd w:fill="EAEBFB" w:color="auto" w:val="clear"/>
             <w:tcMar>
               <w:top w:type="dxa" w:w="60"/>
@@ -1467,13 +1083,13 @@
                 <w:b/>
                 <w:bCs/>
               </w:rPr>
-              <w:t xml:space="preserve">Quem</w:t>
-            </w:r>
-          </w:p>
-        </w:tc>
-        <w:tc>
-          <w:tcPr>
-            <w:tcW w:type="dxa" w:w="4926"/>
+              <w:t xml:space="preserve">O quê</w:t>
+            </w:r>
+          </w:p>
+        </w:tc>
+        <w:tc>
+          <w:tcPr>
+            <w:tcW w:type="dxa" w:w="2700"/>
             <w:shd w:fill="EAEBFB" w:color="auto" w:val="clear"/>
             <w:tcMar>
               <w:top w:type="dxa" w:w="60"/>
@@ -1488,87 +1104,190 @@
                 <w:b/>
                 <w:bCs/>
               </w:rPr>
-              <w:t xml:space="preserve">O quê</w:t>
-            </w:r>
-          </w:p>
-        </w:tc>
-      </w:tr>
-      <w:tr>
-        <w:trPr>
-          <w:tblHeader w:val="false"/>
-        </w:trPr>
-        <w:tc>
-          <w:tcPr>
-            <w:tcW w:type="dxa" w:w="1500"/>
-            <w:tcMar>
-              <w:top w:type="dxa" w:w="60"/>
-              <w:left w:type="dxa" w:w="100"/>
-              <w:bottom w:type="dxa" w:w="60"/>
-              <w:right w:type="dxa" w:w="100"/>
-            </w:tcMar>
-          </w:tcPr>
-          <w:p>
-            <w:r>
-              <w:t xml:space="preserve">Agora</w:t>
-            </w:r>
-          </w:p>
-        </w:tc>
-        <w:tc>
-          <w:tcPr>
-            <w:tcW w:type="dxa" w:w="2600"/>
-            <w:tcMar>
-              <w:top w:type="dxa" w:w="60"/>
-              <w:left w:type="dxa" w:w="100"/>
-              <w:bottom w:type="dxa" w:w="60"/>
-              <w:right w:type="dxa" w:w="100"/>
-            </w:tcMar>
-          </w:tcPr>
-          <w:p>
-            <w:r>
-              <w:t xml:space="preserve">gostislavs · 2dart5 · Enzo</w:t>
-            </w:r>
-          </w:p>
-        </w:tc>
-        <w:tc>
-          <w:tcPr>
-            <w:tcW w:type="dxa" w:w="4926"/>
-            <w:tcMar>
-              <w:top w:type="dxa" w:w="60"/>
-              <w:left w:type="dxa" w:w="100"/>
-              <w:bottom w:type="dxa" w:w="60"/>
-              <w:right w:type="dxa" w:w="100"/>
-            </w:tcMar>
-          </w:tcPr>
-          <w:p>
-            <w:r>
-              <w:t xml:space="preserve">Aprovação da SPEC-006 · conferência das SPEC-003 a 005 · revisão dos PRs</w:t>
-            </w:r>
-          </w:p>
-        </w:tc>
-      </w:tr>
-      <w:tr>
-        <w:trPr>
-          <w:tblHeader w:val="false"/>
-        </w:trPr>
-        <w:tc>
-          <w:tcPr>
-            <w:tcW w:type="dxa" w:w="1500"/>
-            <w:tcMar>
-              <w:top w:type="dxa" w:w="60"/>
-              <w:left w:type="dxa" w:w="100"/>
-              <w:bottom w:type="dxa" w:w="60"/>
-              <w:right w:type="dxa" w:w="100"/>
-            </w:tcMar>
-          </w:tcPr>
-          <w:p>
-            <w:r>
-              <w:t xml:space="preserve">Onda 2</w:t>
-            </w:r>
-          </w:p>
-        </w:tc>
-        <w:tc>
-          <w:tcPr>
-            <w:tcW w:type="dxa" w:w="2600"/>
+              <w:t xml:space="preserve">Quem (sugestão)</w:t>
+            </w:r>
+          </w:p>
+        </w:tc>
+      </w:tr>
+      <w:tr>
+        <w:tc>
+          <w:tcPr>
+            <w:tcW w:type="dxa" w:w="500"/>
+            <w:tcMar>
+              <w:top w:type="dxa" w:w="60"/>
+              <w:left w:type="dxa" w:w="100"/>
+              <w:bottom w:type="dxa" w:w="60"/>
+              <w:right w:type="dxa" w:w="100"/>
+            </w:tcMar>
+          </w:tcPr>
+          <w:p>
+            <w:r>
+              <w:t xml:space="preserve">1</w:t>
+            </w:r>
+          </w:p>
+        </w:tc>
+        <w:tc>
+          <w:tcPr>
+            <w:tcW w:type="dxa" w:w="5826"/>
+            <w:tcMar>
+              <w:top w:type="dxa" w:w="60"/>
+              <w:left w:type="dxa" w:w="100"/>
+              <w:bottom w:type="dxa" w:w="60"/>
+              <w:right w:type="dxa" w:w="100"/>
+            </w:tcMar>
+          </w:tcPr>
+          <w:p>
+            <w:r>
+              <w:rPr>
+                <w:b/>
+                <w:bCs/>
+              </w:rPr>
+              <w:t xml:space="preserve">Validar com o professor a QA-01:</w:t>
+            </w:r>
+            <w:r>
+              <w:t xml:space="preserve"> quando a janela de confirmação vence, o horário volta para a busca (LIBERAR) ou a reserva é confirmada sozinha (AUTOCONFIRMAR)? O sistema entrega as duas como política do prestador, com LIBERAR como padrão. É a única questão da spec que depende dele</w:t>
+            </w:r>
+          </w:p>
+        </w:tc>
+        <w:tc>
+          <w:tcPr>
+            <w:tcW w:type="dxa" w:w="2700"/>
+            <w:tcMar>
+              <w:top w:type="dxa" w:w="60"/>
+              <w:left w:type="dxa" w:w="100"/>
+              <w:bottom w:type="dxa" w:w="60"/>
+              <w:right w:type="dxa" w:w="100"/>
+            </w:tcMar>
+          </w:tcPr>
+          <w:p>
+            <w:r>
+              <w:t xml:space="preserve">Enzo</w:t>
+            </w:r>
+          </w:p>
+        </w:tc>
+      </w:tr>
+      <w:tr>
+        <w:tc>
+          <w:tcPr>
+            <w:tcW w:type="dxa" w:w="500"/>
+            <w:tcMar>
+              <w:top w:type="dxa" w:w="60"/>
+              <w:left w:type="dxa" w:w="100"/>
+              <w:bottom w:type="dxa" w:w="60"/>
+              <w:right w:type="dxa" w:w="100"/>
+            </w:tcMar>
+          </w:tcPr>
+          <w:p>
+            <w:r>
+              <w:t xml:space="preserve">2</w:t>
+            </w:r>
+          </w:p>
+        </w:tc>
+        <w:tc>
+          <w:tcPr>
+            <w:tcW w:type="dxa" w:w="5826"/>
+            <w:tcMar>
+              <w:top w:type="dxa" w:w="60"/>
+              <w:left w:type="dxa" w:w="100"/>
+              <w:bottom w:type="dxa" w:w="60"/>
+              <w:right w:type="dxa" w:w="100"/>
+            </w:tcMar>
+          </w:tcPr>
+          <w:p>
+            <w:r>
+              <w:rPr>
+                <w:b/>
+                <w:bCs/>
+              </w:rPr>
+              <w:t xml:space="preserve">Decidir a lacuna da RN-05.</w:t>
+            </w:r>
+            <w:r>
+              <w:t xml:space="preserve"> A regra diz que um horário reservado não pode ter a régua alterada, mas editar a régua do prestador muda as faixas de todos os horários que a usam, inclusive os reservados. O preço da reserva não muda (fica travado pela RN-04); o que muda é a projeção mostrada no horário. Opções: bloquear a edição de régua em uso por horário reservado, gravar as faixas no próprio horário, ou ajustar o texto da RN-05</w:t>
+            </w:r>
+          </w:p>
+        </w:tc>
+        <w:tc>
+          <w:tcPr>
+            <w:tcW w:type="dxa" w:w="2700"/>
+            <w:tcMar>
+              <w:top w:type="dxa" w:w="60"/>
+              <w:left w:type="dxa" w:w="100"/>
+              <w:bottom w:type="dxa" w:w="60"/>
+              <w:right w:type="dxa" w:w="100"/>
+            </w:tcMar>
+          </w:tcPr>
+          <w:p>
+            <w:r>
+              <w:t xml:space="preserve">gostislavs (SPEC-008 e 011)</w:t>
+            </w:r>
+          </w:p>
+        </w:tc>
+      </w:tr>
+      <w:tr>
+        <w:tc>
+          <w:tcPr>
+            <w:tcW w:type="dxa" w:w="500"/>
+            <w:tcMar>
+              <w:top w:type="dxa" w:w="60"/>
+              <w:left w:type="dxa" w:w="100"/>
+              <w:bottom w:type="dxa" w:w="60"/>
+              <w:right w:type="dxa" w:w="100"/>
+            </w:tcMar>
+          </w:tcPr>
+          <w:p>
+            <w:r>
+              <w:t xml:space="preserve">3</w:t>
+            </w:r>
+          </w:p>
+        </w:tc>
+        <w:tc>
+          <w:tcPr>
+            <w:tcW w:type="dxa" w:w="5826"/>
+            <w:tcMar>
+              <w:top w:type="dxa" w:w="60"/>
+              <w:left w:type="dxa" w:w="100"/>
+              <w:bottom w:type="dxa" w:w="60"/>
+              <w:right w:type="dxa" w:w="100"/>
+            </w:tcMar>
+          </w:tcPr>
+          <w:p>
+            <w:r>
+              <w:rPr>
+                <w:b/>
+                <w:bCs/>
+              </w:rPr>
+              <w:t xml:space="preserve">RN-17 sem teste com o identificador dela.</w:t>
+            </w:r>
+            <w:r>
+              <w:t xml:space="preserve"> A retenção da comissão em disputa é coberta por </w:t>
+            </w:r>
+            <w:r>
+              <w:rPr>
+                <w:rFonts w:ascii="Consolas" w:cs="Consolas" w:eastAsia="Consolas" w:hAnsi="Consolas"/>
+                <w:sz w:val="19"/>
+                <w:szCs w:val="19"/>
+              </w:rPr>
+              <w:t xml:space="preserve">T-DISPUTA-01</w:t>
+            </w:r>
+            <w:r>
+              <w:t xml:space="preserve"> e </w:t>
+            </w:r>
+            <w:r>
+              <w:rPr>
+                <w:rFonts w:ascii="Consolas" w:cs="Consolas" w:eastAsia="Consolas" w:hAnsi="Consolas"/>
+                <w:sz w:val="19"/>
+                <w:szCs w:val="19"/>
+              </w:rPr>
+              <w:t xml:space="preserve">T-SPEC024-03</w:t>
+            </w:r>
+            <w:r>
+              <w:t xml:space="preserve">, mas nenhum teste leva "RN-17" no nome, então a busca pela regra não acha nada. Basta incluir a regra no nome de um deles</w:t>
+            </w:r>
+          </w:p>
+        </w:tc>
+        <w:tc>
+          <w:tcPr>
+            <w:tcW w:type="dxa" w:w="2700"/>
             <w:tcMar>
               <w:top w:type="dxa" w:w="60"/>
               <w:left w:type="dxa" w:w="100"/>
@@ -1582,231 +1301,185 @@
             </w:r>
           </w:p>
         </w:tc>
-        <w:tc>
-          <w:tcPr>
-            <w:tcW w:type="dxa" w:w="4926"/>
-            <w:tcMar>
-              <w:top w:type="dxa" w:w="60"/>
-              <w:left w:type="dxa" w:w="100"/>
-              <w:bottom w:type="dxa" w:w="60"/>
-              <w:right w:type="dxa" w:w="100"/>
-            </w:tcMar>
-          </w:tcPr>
-          <w:p>
-            <w:r>
-              <w:t xml:space="preserve">SPEC-007 e 008 (rascunhos já escritos)</w:t>
-            </w:r>
-          </w:p>
-        </w:tc>
-      </w:tr>
-      <w:tr>
-        <w:trPr>
-          <w:tblHeader w:val="false"/>
-        </w:trPr>
-        <w:tc>
-          <w:tcPr>
-            <w:tcW w:type="dxa" w:w="1500"/>
-            <w:tcMar>
-              <w:top w:type="dxa" w:w="60"/>
-              <w:left w:type="dxa" w:w="100"/>
-              <w:bottom w:type="dxa" w:w="60"/>
-              <w:right w:type="dxa" w:w="100"/>
-            </w:tcMar>
-          </w:tcPr>
-          <w:p>
-            <w:r>
-              <w:t xml:space="preserve">Onda 3</w:t>
-            </w:r>
-          </w:p>
-        </w:tc>
-        <w:tc>
-          <w:tcPr>
-            <w:tcW w:type="dxa" w:w="2600"/>
-            <w:tcMar>
-              <w:top w:type="dxa" w:w="60"/>
-              <w:left w:type="dxa" w:w="100"/>
-              <w:bottom w:type="dxa" w:w="60"/>
-              <w:right w:type="dxa" w:w="100"/>
-            </w:tcMar>
-          </w:tcPr>
-          <w:p>
-            <w:r>
-              <w:t xml:space="preserve">gostislavs · 2dart5</w:t>
-            </w:r>
-          </w:p>
-        </w:tc>
-        <w:tc>
-          <w:tcPr>
-            <w:tcW w:type="dxa" w:w="4926"/>
-            <w:tcMar>
-              <w:top w:type="dxa" w:w="60"/>
-              <w:left w:type="dxa" w:w="100"/>
-              <w:bottom w:type="dxa" w:w="60"/>
-              <w:right w:type="dxa" w:w="100"/>
-            </w:tcMar>
-          </w:tcPr>
-          <w:p>
-            <w:r>
-              <w:t xml:space="preserve">SPEC-009 e 011 · SPEC-010 e 012 (dependem da 009)</w:t>
-            </w:r>
-          </w:p>
-        </w:tc>
-      </w:tr>
-      <w:tr>
-        <w:trPr>
-          <w:tblHeader w:val="false"/>
-        </w:trPr>
-        <w:tc>
-          <w:tcPr>
-            <w:tcW w:type="dxa" w:w="1500"/>
-            <w:tcMar>
-              <w:top w:type="dxa" w:w="60"/>
-              <w:left w:type="dxa" w:w="100"/>
-              <w:bottom w:type="dxa" w:w="60"/>
-              <w:right w:type="dxa" w:w="100"/>
-            </w:tcMar>
-          </w:tcPr>
-          <w:p>
-            <w:r>
-              <w:t xml:space="preserve">Onda 4</w:t>
-            </w:r>
-          </w:p>
-        </w:tc>
-        <w:tc>
-          <w:tcPr>
-            <w:tcW w:type="dxa" w:w="2600"/>
-            <w:tcMar>
-              <w:top w:type="dxa" w:w="60"/>
-              <w:left w:type="dxa" w:w="100"/>
-              <w:bottom w:type="dxa" w:w="60"/>
-              <w:right w:type="dxa" w:w="100"/>
-            </w:tcMar>
-          </w:tcPr>
-          <w:p>
-            <w:r>
-              <w:t xml:space="preserve">2dart5</w:t>
-            </w:r>
-          </w:p>
-        </w:tc>
-        <w:tc>
-          <w:tcPr>
-            <w:tcW w:type="dxa" w:w="4926"/>
-            <w:tcMar>
-              <w:top w:type="dxa" w:w="60"/>
-              <w:left w:type="dxa" w:w="100"/>
-              <w:bottom w:type="dxa" w:w="60"/>
-              <w:right w:type="dxa" w:w="100"/>
-            </w:tcMar>
-          </w:tcPr>
-          <w:p>
-            <w:r>
-              <w:t xml:space="preserve">SPEC-013 a 019 (a reserva depende de 004, 006, 011 e 013)</w:t>
-            </w:r>
-          </w:p>
-        </w:tc>
-      </w:tr>
-      <w:tr>
-        <w:trPr>
-          <w:tblHeader w:val="false"/>
-        </w:trPr>
-        <w:tc>
-          <w:tcPr>
-            <w:tcW w:type="dxa" w:w="1500"/>
-            <w:tcMar>
-              <w:top w:type="dxa" w:w="60"/>
-              <w:left w:type="dxa" w:w="100"/>
-              <w:bottom w:type="dxa" w:w="60"/>
-              <w:right w:type="dxa" w:w="100"/>
-            </w:tcMar>
-          </w:tcPr>
-          <w:p>
-            <w:r>
-              <w:t xml:space="preserve">Onda 5</w:t>
-            </w:r>
-          </w:p>
-        </w:tc>
-        <w:tc>
-          <w:tcPr>
-            <w:tcW w:type="dxa" w:w="2600"/>
-            <w:tcMar>
-              <w:top w:type="dxa" w:w="60"/>
-              <w:left w:type="dxa" w:w="100"/>
-              <w:bottom w:type="dxa" w:w="60"/>
-              <w:right w:type="dxa" w:w="100"/>
-            </w:tcMar>
-          </w:tcPr>
-          <w:p>
-            <w:r>
-              <w:t xml:space="preserve">gostislavs · 2dart5</w:t>
-            </w:r>
-          </w:p>
-        </w:tc>
-        <w:tc>
-          <w:tcPr>
-            <w:tcW w:type="dxa" w:w="4926"/>
-            <w:tcMar>
-              <w:top w:type="dxa" w:w="60"/>
-              <w:left w:type="dxa" w:w="100"/>
-              <w:bottom w:type="dxa" w:w="60"/>
-              <w:right w:type="dxa" w:w="100"/>
-            </w:tcMar>
-          </w:tcPr>
-          <w:p>
-            <w:r>
-              <w:t xml:space="preserve">SPEC-020, 021, 024, 026 · SPEC-022 e 023 (dependem da 019 e da 020)</w:t>
-            </w:r>
-          </w:p>
-        </w:tc>
-      </w:tr>
-      <w:tr>
-        <w:trPr>
-          <w:tblHeader w:val="false"/>
-        </w:trPr>
-        <w:tc>
-          <w:tcPr>
-            <w:tcW w:type="dxa" w:w="1500"/>
-            <w:tcMar>
-              <w:top w:type="dxa" w:w="60"/>
-              <w:left w:type="dxa" w:w="100"/>
-              <w:bottom w:type="dxa" w:w="60"/>
-              <w:right w:type="dxa" w:w="100"/>
-            </w:tcMar>
-          </w:tcPr>
-          <w:p>
-            <w:r>
-              <w:t xml:space="preserve">Onda 6</w:t>
-            </w:r>
-          </w:p>
-        </w:tc>
-        <w:tc>
-          <w:tcPr>
-            <w:tcW w:type="dxa" w:w="2600"/>
-            <w:tcMar>
-              <w:top w:type="dxa" w:w="60"/>
-              <w:left w:type="dxa" w:w="100"/>
-              <w:bottom w:type="dxa" w:w="60"/>
-              <w:right w:type="dxa" w:w="100"/>
-            </w:tcMar>
-          </w:tcPr>
-          <w:p>
-            <w:r>
-              <w:t xml:space="preserve">2dart5</w:t>
-            </w:r>
-          </w:p>
-        </w:tc>
-        <w:tc>
-          <w:tcPr>
-            <w:tcW w:type="dxa" w:w="4926"/>
-            <w:tcMar>
-              <w:top w:type="dxa" w:w="60"/>
-              <w:left w:type="dxa" w:w="100"/>
-              <w:bottom w:type="dxa" w:w="60"/>
-              <w:right w:type="dxa" w:w="100"/>
-            </w:tcMar>
-          </w:tcPr>
-          <w:p>
-            <w:r>
-              <w:t xml:space="preserve">SPEC-025, 027, 028 (depende da 013) e 029, que fecha a trilha de auditoria</w:t>
+      </w:tr>
+      <w:tr>
+        <w:tc>
+          <w:tcPr>
+            <w:tcW w:type="dxa" w:w="500"/>
+            <w:tcMar>
+              <w:top w:type="dxa" w:w="60"/>
+              <w:left w:type="dxa" w:w="100"/>
+              <w:bottom w:type="dxa" w:w="60"/>
+              <w:right w:type="dxa" w:w="100"/>
+            </w:tcMar>
+          </w:tcPr>
+          <w:p>
+            <w:r>
+              <w:t xml:space="preserve">4</w:t>
+            </w:r>
+          </w:p>
+        </w:tc>
+        <w:tc>
+          <w:tcPr>
+            <w:tcW w:type="dxa" w:w="5826"/>
+            <w:tcMar>
+              <w:top w:type="dxa" w:w="60"/>
+              <w:left w:type="dxa" w:w="100"/>
+              <w:bottom w:type="dxa" w:w="60"/>
+              <w:right w:type="dxa" w:w="100"/>
+            </w:tcMar>
+          </w:tcPr>
+          <w:p>
+            <w:r>
+              <w:rPr>
+                <w:b/>
+                <w:bCs/>
+              </w:rPr>
+              <w:t xml:space="preserve">Pendências de segurança P1 a P9</w:t>
+            </w:r>
+            <w:r>
+              <w:t xml:space="preserve"> (</w:t>
+            </w:r>
+            <w:r>
+              <w:rPr>
+                <w:rFonts w:ascii="Consolas" w:cs="Consolas" w:eastAsia="Consolas" w:hAnsi="Consolas"/>
+                <w:sz w:val="19"/>
+                <w:szCs w:val="19"/>
+              </w:rPr>
+              <w:t xml:space="preserve">docs/seguranca.md</w:t>
+            </w:r>
+            <w:r>
+              <w:t xml:space="preserve">, seção 4): CSRF no login, limite de tentativas, cookie Secure, CSP, retenção da trilha e outras. Nenhuma bloqueia o uso local, mas todas precisam de solução antes de publicar</w:t>
+            </w:r>
+          </w:p>
+        </w:tc>
+        <w:tc>
+          <w:tcPr>
+            <w:tcW w:type="dxa" w:w="2700"/>
+            <w:tcMar>
+              <w:top w:type="dxa" w:w="60"/>
+              <w:left w:type="dxa" w:w="100"/>
+              <w:bottom w:type="dxa" w:w="60"/>
+              <w:right w:type="dxa" w:w="100"/>
+            </w:tcMar>
+          </w:tcPr>
+          <w:p>
+            <w:r>
+              <w:t xml:space="preserve">a dividir</w:t>
+            </w:r>
+          </w:p>
+        </w:tc>
+      </w:tr>
+      <w:tr>
+        <w:tc>
+          <w:tcPr>
+            <w:tcW w:type="dxa" w:w="500"/>
+            <w:tcMar>
+              <w:top w:type="dxa" w:w="60"/>
+              <w:left w:type="dxa" w:w="100"/>
+              <w:bottom w:type="dxa" w:w="60"/>
+              <w:right w:type="dxa" w:w="100"/>
+            </w:tcMar>
+          </w:tcPr>
+          <w:p>
+            <w:r>
+              <w:t xml:space="preserve">5</w:t>
+            </w:r>
+          </w:p>
+        </w:tc>
+        <w:tc>
+          <w:tcPr>
+            <w:tcW w:type="dxa" w:w="5826"/>
+            <w:tcMar>
+              <w:top w:type="dxa" w:w="60"/>
+              <w:left w:type="dxa" w:w="100"/>
+              <w:bottom w:type="dxa" w:w="60"/>
+              <w:right w:type="dxa" w:w="100"/>
+            </w:tcMar>
+          </w:tcPr>
+          <w:p>
+            <w:r>
+              <w:rPr>
+                <w:b/>
+                <w:bCs/>
+              </w:rPr>
+              <w:t xml:space="preserve">Privacidade:</w:t>
+            </w:r>
+            <w:r>
+              <w:t xml:space="preserve"> exclusão de conta a pedido do titular e exportação dos dados pessoais não estão implementadas. Seriam obrigatórias em produção (LGPD)</w:t>
+            </w:r>
+          </w:p>
+        </w:tc>
+        <w:tc>
+          <w:tcPr>
+            <w:tcW w:type="dxa" w:w="2700"/>
+            <w:tcMar>
+              <w:top w:type="dxa" w:w="60"/>
+              <w:left w:type="dxa" w:w="100"/>
+              <w:bottom w:type="dxa" w:w="60"/>
+              <w:right w:type="dxa" w:w="100"/>
+            </w:tcMar>
+          </w:tcPr>
+          <w:p>
+            <w:r>
+              <w:t xml:space="preserve">a dividir</w:t>
+            </w:r>
+          </w:p>
+        </w:tc>
+      </w:tr>
+      <w:tr>
+        <w:tc>
+          <w:tcPr>
+            <w:tcW w:type="dxa" w:w="500"/>
+            <w:tcMar>
+              <w:top w:type="dxa" w:w="60"/>
+              <w:left w:type="dxa" w:w="100"/>
+              <w:bottom w:type="dxa" w:w="60"/>
+              <w:right w:type="dxa" w:w="100"/>
+            </w:tcMar>
+          </w:tcPr>
+          <w:p>
+            <w:r>
+              <w:t xml:space="preserve">6</w:t>
+            </w:r>
+          </w:p>
+        </w:tc>
+        <w:tc>
+          <w:tcPr>
+            <w:tcW w:type="dxa" w:w="5826"/>
+            <w:tcMar>
+              <w:top w:type="dxa" w:w="60"/>
+              <w:left w:type="dxa" w:w="100"/>
+              <w:bottom w:type="dxa" w:w="60"/>
+              <w:right w:type="dxa" w:w="100"/>
+            </w:tcMar>
+          </w:tcPr>
+          <w:p>
+            <w:r>
+              <w:rPr>
+                <w:b/>
+                <w:bCs/>
+              </w:rPr>
+              <w:t xml:space="preserve">Filtro de período no extrato do prestador</w:t>
+            </w:r>
+            <w:r>
+              <w:t xml:space="preserve"> (opcional). O repositório já filtra por período, mas a tela não oferece o campo</w:t>
+            </w:r>
+          </w:p>
+        </w:tc>
+        <w:tc>
+          <w:tcPr>
+            <w:tcW w:type="dxa" w:w="2700"/>
+            <w:tcMar>
+              <w:top w:type="dxa" w:w="60"/>
+              <w:left w:type="dxa" w:w="100"/>
+              <w:bottom w:type="dxa" w:w="60"/>
+              <w:right w:type="dxa" w:w="100"/>
+            </w:tcMar>
+          </w:tcPr>
+          <w:p>
+            <w:r>
+              <w:t xml:space="preserve">2dart5 ou gostislavs</w:t>
             </w:r>
           </w:p>
         </w:tc>
@@ -1815,10 +1488,11 @@
     <w:p>
       <w:pPr>
         <w:pStyle w:val="Heading1"/>
-        <w:spacing w:before="280" w:after="120"/>
-      </w:pPr>
-      <w:r>
-        <w:t xml:space="preserve">5. O que mudou desde 2026-10-20</w:t>
+        <w:keepNext/>
+        <w:spacing w:after="120" w:before="280"/>
+      </w:pPr>
+      <w:r>
+        <w:t xml:space="preserve">5. O que mudou desde 2026-10-22</w:t>
       </w:r>
     </w:p>
     <w:tbl>
@@ -1885,9 +1559,6 @@
         </w:tc>
       </w:tr>
       <w:tr>
-        <w:trPr>
-          <w:tblHeader w:val="false"/>
-        </w:trPr>
         <w:tc>
           <w:tcPr>
             <w:tcW w:type="dxa" w:w="2300"/>
@@ -1900,7 +1571,7 @@
           </w:tcPr>
           <w:p>
             <w:r>
-              <w:t xml:space="preserve">25 · Canal de contato</w:t>
+              <w:t xml:space="preserve">29 a 31 · Trilha A integrada</w:t>
             </w:r>
           </w:p>
         </w:tc>
@@ -1916,7 +1587,211 @@
           </w:tcPr>
           <w:p>
             <w:r>
-              <w:t xml:space="preserve">A conta suspensa não autentica, então o canal fica fora do sistema: um e-mail de suporte configurável (</w:t>
+              <w:t xml:space="preserve">O Gustavo corrigiu atomicidade e bordas de tempo em seis PRs (#136 a #141), reunidos no #142 com 261 testes</w:t>
+            </w:r>
+          </w:p>
+        </w:tc>
+      </w:tr>
+      <w:tr>
+        <w:tc>
+          <w:tcPr>
+            <w:tcW w:type="dxa" w:w="2300"/>
+            <w:tcMar>
+              <w:top w:type="dxa" w:w="60"/>
+              <w:left w:type="dxa" w:w="100"/>
+              <w:bottom w:type="dxa" w:w="60"/>
+              <w:right w:type="dxa" w:w="100"/>
+            </w:tcMar>
+          </w:tcPr>
+          <w:p>
+            <w:r>
+              <w:t xml:space="preserve">32 · Trilha A aprovada</w:t>
+            </w:r>
+          </w:p>
+        </w:tc>
+        <w:tc>
+          <w:tcPr>
+            <w:tcW w:type="dxa" w:w="6726"/>
+            <w:tcMar>
+              <w:top w:type="dxa" w:w="60"/>
+              <w:left w:type="dxa" w:w="100"/>
+              <w:bottom w:type="dxa" w:w="60"/>
+              <w:right w:type="dxa" w:w="100"/>
+            </w:tcMar>
+          </w:tcPr>
+          <w:p>
+            <w:r>
+              <w:t xml:space="preserve">Decisões da §13 das nove Specs, incluindo OPEN-03, 10, 11 e 16. Defeito corrigido: alterar a P-14 mudava prazos de avaliação já correndo; agora a conclusão trava o prazo. As issues fechadas em 23/10 sem a DoD foram reabertas. Spec v0.1.10 (PR #144)</w:t>
+            </w:r>
+          </w:p>
+        </w:tc>
+      </w:tr>
+      <w:tr>
+        <w:tc>
+          <w:tcPr>
+            <w:tcW w:type="dxa" w:w="2300"/>
+            <w:tcMar>
+              <w:top w:type="dxa" w:w="60"/>
+              <w:left w:type="dxa" w:w="100"/>
+              <w:bottom w:type="dxa" w:w="60"/>
+              <w:right w:type="dxa" w:w="100"/>
+            </w:tcMar>
+          </w:tcPr>
+          <w:p>
+            <w:r>
+              <w:t xml:space="preserve">33 · Evidência da Trilha A</w:t>
+            </w:r>
+          </w:p>
+        </w:tc>
+        <w:tc>
+          <w:tcPr>
+            <w:tcW w:type="dxa" w:w="6726"/>
+            <w:tcMar>
+              <w:top w:type="dxa" w:w="60"/>
+              <w:left w:type="dxa" w:w="100"/>
+              <w:bottom w:type="dxa" w:w="60"/>
+              <w:right w:type="dxa" w:w="100"/>
+            </w:tcMar>
+          </w:tcPr>
+          <w:p>
+            <w:r>
+              <w:t xml:space="preserve">69 testes novos ligando cada critério a um teste. Três correções: preço negativo era gravado, região inexistente estourava erro do banco e categoria inexistente dava erro 500 (PR #145)</w:t>
+            </w:r>
+          </w:p>
+        </w:tc>
+      </w:tr>
+      <w:tr>
+        <w:tc>
+          <w:tcPr>
+            <w:tcW w:type="dxa" w:w="2300"/>
+            <w:tcMar>
+              <w:top w:type="dxa" w:w="60"/>
+              <w:left w:type="dxa" w:w="100"/>
+              <w:bottom w:type="dxa" w:w="60"/>
+              <w:right w:type="dxa" w:w="100"/>
+            </w:tcMar>
+          </w:tcPr>
+          <w:p>
+            <w:r>
+              <w:t xml:space="preserve">34 a 42 · Tarefas do Duarte</w:t>
+            </w:r>
+          </w:p>
+        </w:tc>
+        <w:tc>
+          <w:tcPr>
+            <w:tcW w:type="dxa" w:w="6726"/>
+            <w:tcMar>
+              <w:top w:type="dxa" w:w="60"/>
+              <w:left w:type="dxa" w:w="100"/>
+              <w:bottom w:type="dxa" w:w="60"/>
+              <w:right w:type="dxa" w:w="100"/>
+            </w:tcMar>
+          </w:tcPr>
+          <w:p>
+            <w:r>
+              <w:t xml:space="preserve">Busca por categoria, região e janela (T-28, PR #146), ordenação com desempate, confirmação e recusa, filas de disputa e de revisão, tela de parâmetros, provedor Anthropic, notificações e trilha de auditoria (PR #147)</w:t>
+            </w:r>
+          </w:p>
+        </w:tc>
+      </w:tr>
+      <w:tr>
+        <w:tc>
+          <w:tcPr>
+            <w:tcW w:type="dxa" w:w="2300"/>
+            <w:tcMar>
+              <w:top w:type="dxa" w:w="60"/>
+              <w:left w:type="dxa" w:w="100"/>
+              <w:bottom w:type="dxa" w:w="60"/>
+              <w:right w:type="dxa" w:w="100"/>
+            </w:tcMar>
+          </w:tcPr>
+          <w:p>
+            <w:r>
+              <w:t xml:space="preserve">43 a 60 · Specs das Trilhas B e C</w:t>
+            </w:r>
+          </w:p>
+        </w:tc>
+        <w:tc>
+          <w:tcPr>
+            <w:tcW w:type="dxa" w:w="6726"/>
+            <w:tcMar>
+              <w:top w:type="dxa" w:w="60"/>
+              <w:left w:type="dxa" w:w="100"/>
+              <w:bottom w:type="dxa" w:w="60"/>
+              <w:right w:type="dxa" w:w="100"/>
+            </w:tcMar>
+          </w:tcPr>
+          <w:p>
+            <w:r>
+              <w:t xml:space="preserve">As 18 Specs restantes escritas e conferidas contra o código. O banco ganhou travas novas: sobreposição de horários, valor travado imutável, piso de preço e comissão em disputa (PR #147)</w:t>
+            </w:r>
+          </w:p>
+        </w:tc>
+      </w:tr>
+      <w:tr>
+        <w:tc>
+          <w:tcPr>
+            <w:tcW w:type="dxa" w:w="2300"/>
+            <w:tcMar>
+              <w:top w:type="dxa" w:w="60"/>
+              <w:left w:type="dxa" w:w="100"/>
+              <w:bottom w:type="dxa" w:w="60"/>
+              <w:right w:type="dxa" w:w="100"/>
+            </w:tcMar>
+          </w:tcPr>
+          <w:p>
+            <w:r>
+              <w:t xml:space="preserve">61 · Aprovação</w:t>
+            </w:r>
+          </w:p>
+        </w:tc>
+        <w:tc>
+          <w:tcPr>
+            <w:tcW w:type="dxa" w:w="6726"/>
+            <w:tcMar>
+              <w:top w:type="dxa" w:w="60"/>
+              <w:left w:type="dxa" w:w="100"/>
+              <w:bottom w:type="dxa" w:w="60"/>
+              <w:right w:type="dxa" w:w="100"/>
+            </w:tcMar>
+          </w:tcPr>
+          <w:p>
+            <w:r>
+              <w:t xml:space="preserve">A equipe aprovou as 18 Specs, e todas as issues foram fechadas (PR #148)</w:t>
+            </w:r>
+          </w:p>
+        </w:tc>
+      </w:tr>
+      <w:tr>
+        <w:tc>
+          <w:tcPr>
+            <w:tcW w:type="dxa" w:w="2300"/>
+            <w:tcMar>
+              <w:top w:type="dxa" w:w="60"/>
+              <w:left w:type="dxa" w:w="100"/>
+              <w:bottom w:type="dxa" w:w="60"/>
+              <w:right w:type="dxa" w:w="100"/>
+            </w:tcMar>
+          </w:tcPr>
+          <w:p>
+            <w:r>
+              <w:t xml:space="preserve">62 · Revisão</w:t>
+            </w:r>
+          </w:p>
+        </w:tc>
+        <w:tc>
+          <w:tcPr>
+            <w:tcW w:type="dxa" w:w="6726"/>
+            <w:tcMar>
+              <w:top w:type="dxa" w:w="60"/>
+              <w:left w:type="dxa" w:w="100"/>
+              <w:bottom w:type="dxa" w:w="60"/>
+              <w:right w:type="dxa" w:w="100"/>
+            </w:tcMar>
+          </w:tcPr>
+          <w:p>
+            <w:r>
+              <w:t xml:space="preserve">Cinco IDs de teste usados por dois testes diferentes foram renomeados, e o </w:t>
             </w:r>
             <w:r>
               <w:rPr>
@@ -1924,29 +1799,15 @@
                 <w:sz w:val="19"/>
                 <w:szCs w:val="19"/>
               </w:rPr>
-              <w:t xml:space="preserve">CONTATO_SUPORTE</w:t>
-            </w:r>
-            <w:r>
-              <w:t xml:space="preserve">, padrão </w:t>
-            </w:r>
-            <w:r>
-              <w:rPr>
-                <w:rFonts w:ascii="Consolas" w:cs="Consolas" w:eastAsia="Consolas" w:hAnsi="Consolas"/>
-                <w:sz w:val="19"/>
-                <w:szCs w:val="19"/>
-              </w:rPr>
-              <w:t xml:space="preserve">suporte@encaixe.dev</w:t>
-            </w:r>
-            <w:r>
-              <w:t xml:space="preserve">), com link na tela. Spec v0.1.9, SPEC-002 v1.4.0</w:t>
-            </w:r>
-          </w:p>
-        </w:tc>
-      </w:tr>
-      <w:tr>
-        <w:trPr>
-          <w:tblHeader w:val="false"/>
-        </w:trPr>
+              <w:t xml:space="preserve">T-CONVENCAO-01</w:t>
+            </w:r>
+            <w:r>
+              <w:t xml:space="preserve"> passou a impedir a repetição. Registrado que doze Specs tinham sido fechadas sem as decisões que a DoD delas exige (PR #149)</w:t>
+            </w:r>
+          </w:p>
+        </w:tc>
+      </w:tr>
+      <w:tr>
         <w:tc>
           <w:tcPr>
             <w:tcW w:type="dxa" w:w="2300"/>
@@ -1959,7 +1820,7 @@
           </w:tcPr>
           <w:p>
             <w:r>
-              <w:t xml:space="preserve">26 · Trilha A</w:t>
+              <w:t xml:space="preserve">63 · Decisões das Trilhas B e C</w:t>
             </w:r>
           </w:p>
         </w:tc>
@@ -1975,147 +1836,7 @@
           </w:tcPr>
           <w:p>
             <w:r>
-              <w:t xml:space="preserve">O Gustavo implementou as oito correções da SPEC-001 e escreveu nove rascunhos de Spec (PRs #121 a #129)</w:t>
-            </w:r>
-          </w:p>
-        </w:tc>
-      </w:tr>
-      <w:tr>
-        <w:trPr>
-          <w:tblHeader w:val="false"/>
-        </w:trPr>
-        <w:tc>
-          <w:tcPr>
-            <w:tcW w:type="dxa" w:w="2300"/>
-            <w:tcMar>
-              <w:top w:type="dxa" w:w="60"/>
-              <w:left w:type="dxa" w:w="100"/>
-              <w:bottom w:type="dxa" w:w="60"/>
-              <w:right w:type="dxa" w:w="100"/>
-            </w:tcMar>
-          </w:tcPr>
-          <w:p>
-            <w:r>
-              <w:t xml:space="preserve">27 · Revisão e merge</w:t>
-            </w:r>
-          </w:p>
-        </w:tc>
-        <w:tc>
-          <w:tcPr>
-            <w:tcW w:type="dxa" w:w="6726"/>
-            <w:tcMar>
-              <w:top w:type="dxa" w:w="60"/>
-              <w:left w:type="dxa" w:w="100"/>
-              <w:bottom w:type="dxa" w:w="60"/>
-              <w:right w:type="dxa" w:w="100"/>
-            </w:tcMar>
-          </w:tcPr>
-          <w:p>
-            <w:r>
-              <w:t xml:space="preserve">Os nove PRs entraram. No #123 (comissão), a auditoria passou a registrar quem causou cada mudança: ator nulo é o sistema (§9.2), e a retenção e o estorno vinham como se fossem do sistema. Os rascunhos entraram marcados como </w:t>
-            </w:r>
-            <w:r>
-              <w:rPr>
-                <w:b/>
-                <w:bCs/>
-              </w:rPr>
-              <w:t xml:space="preserve">não aprovados</w:t>
-            </w:r>
-          </w:p>
-        </w:tc>
-      </w:tr>
-      <w:tr>
-        <w:trPr>
-          <w:tblHeader w:val="false"/>
-        </w:trPr>
-        <w:tc>
-          <w:tcPr>
-            <w:tcW w:type="dxa" w:w="2300"/>
-            <w:tcMar>
-              <w:top w:type="dxa" w:w="60"/>
-              <w:left w:type="dxa" w:w="100"/>
-              <w:bottom w:type="dxa" w:w="60"/>
-              <w:right w:type="dxa" w:w="100"/>
-            </w:tcMar>
-          </w:tcPr>
-          <w:p>
-            <w:r>
-              <w:t xml:space="preserve">27 · Ajustes visuais</w:t>
-            </w:r>
-          </w:p>
-        </w:tc>
-        <w:tc>
-          <w:tcPr>
-            <w:tcW w:type="dxa" w:w="6726"/>
-            <w:tcMar>
-              <w:top w:type="dxa" w:w="60"/>
-              <w:left w:type="dxa" w:w="100"/>
-              <w:bottom w:type="dxa" w:w="60"/>
-              <w:right w:type="dxa" w:w="100"/>
-            </w:tcMar>
-          </w:tcPr>
-          <w:p>
-            <w:r>
-              <w:t xml:space="preserve">Aba ativa única na navegação; régua sem o rótulo invadir a barra; traço dos cartões dentro do contorno; filtros da busca alinhados; cartões da P-22 legíveis; preço cheio à direita; cartões da mesma linha da grade na mesma altura (PRs #130 a #133)</w:t>
-            </w:r>
-          </w:p>
-        </w:tc>
-      </w:tr>
-      <w:tr>
-        <w:trPr>
-          <w:tblHeader w:val="false"/>
-        </w:trPr>
-        <w:tc>
-          <w:tcPr>
-            <w:tcW w:type="dxa" w:w="2300"/>
-            <w:tcMar>
-              <w:top w:type="dxa" w:w="60"/>
-              <w:left w:type="dxa" w:w="100"/>
-              <w:bottom w:type="dxa" w:w="60"/>
-              <w:right w:type="dxa" w:w="100"/>
-            </w:tcMar>
-          </w:tcPr>
-          <w:p>
-            <w:r>
-              <w:t xml:space="preserve">28 · SPEC-001 concluída</w:t>
-            </w:r>
-          </w:p>
-        </w:tc>
-        <w:tc>
-          <w:tcPr>
-            <w:tcW w:type="dxa" w:w="6726"/>
-            <w:tcMar>
-              <w:top w:type="dxa" w:w="60"/>
-              <w:left w:type="dxa" w:w="100"/>
-              <w:bottom w:type="dxa" w:w="60"/>
-              <w:right w:type="dxa" w:w="100"/>
-            </w:tcMar>
-          </w:tcPr>
-          <w:p>
-            <w:r>
-              <w:t xml:space="preserve">Entraram o </w:t>
-            </w:r>
-            <w:r>
-              <w:rPr>
-                <w:rFonts w:ascii="Consolas" w:cs="Consolas" w:eastAsia="Consolas" w:hAnsi="Consolas"/>
-                <w:sz w:val="19"/>
-                <w:szCs w:val="19"/>
-              </w:rPr>
-              <w:t xml:space="preserve">T-DOMINIO-01</w:t>
-            </w:r>
-            <w:r>
-              <w:t xml:space="preserve"> (o domínio não importa I/O nem lê o relógio) e o </w:t>
-            </w:r>
-            <w:r>
-              <w:rPr>
-                <w:rFonts w:ascii="Consolas" w:cs="Consolas" w:eastAsia="Consolas" w:hAnsi="Consolas"/>
-                <w:sz w:val="19"/>
-                <w:szCs w:val="19"/>
-              </w:rPr>
-              <w:t xml:space="preserve">T-ESTADO-03b</w:t>
-            </w:r>
-            <w:r>
-              <w:t xml:space="preserve"> (o banco recusa estado inexistente). Issues #80 e #9 fechadas (PR #134)</w:t>
+              <w:t xml:space="preserve">As 31 questões decididas. Defeito encontrado: prestador suspenso com autoconfirmação tinha a reserva pendente confirmada pela rotina. Oito mudanças de código, cada uma com teste, e a spec v0.1.11 (PR #150)</w:t>
             </w:r>
           </w:p>
         </w:tc>
@@ -2124,7 +1845,8 @@
     <w:p>
       <w:pPr>
         <w:pStyle w:val="Heading1"/>
-        <w:spacing w:before="280" w:after="120"/>
+        <w:keepNext/>
+        <w:spacing w:after="120" w:before="280"/>
       </w:pPr>
       <w:r>
         <w:t xml:space="preserve">6. Pontos de atenção</w:t>
@@ -2140,25 +1862,7 @@
         <w:spacing w:after="60"/>
       </w:pPr>
       <w:r>
-        <w:rPr>
-          <w:b/>
-          <w:bCs/>
-        </w:rPr>
-        <w:t xml:space="preserve">Merge de rascunho não é aprovação.</w:t>
-      </w:r>
-      <w:r>
-        <w:t xml:space="preserve"> As SPEC-006 a 026 que estão na </w:t>
-      </w:r>
-      <w:r>
-        <w:rPr>
-          <w:rFonts w:ascii="Consolas" w:cs="Consolas" w:eastAsia="Consolas" w:hAnsi="Consolas"/>
-          <w:sz w:val="19"/>
-          <w:szCs w:val="19"/>
-        </w:rPr>
-        <w:t xml:space="preserve">main</w:t>
-      </w:r>
-      <w:r>
-        <w:t xml:space="preserve"> ainda dependem da equipe.</w:t>
+        <w:t xml:space="preserve">"Tudo verde" não significa "toda regra coberta": veja os itens 2 e 3 da seção 4.</w:t>
       </w:r>
     </w:p>
     <w:p>
@@ -2171,14 +1875,33 @@
         <w:spacing w:after="60"/>
       </w:pPr>
       <w:r>
-        <w:rPr>
-          <w:b/>
-          <w:bCs/>
-        </w:rPr>
-        <w:t xml:space="preserve">Comissão:</w:t>
-      </w:r>
-      <w:r>
-        <w:t xml:space="preserve"> toda mudança de estado do lançamento passa por </w:t>
+        <w:t xml:space="preserve">Parâmetro alterado nunca retroage. Os prazos são gravados no registro quando o fato acontece: P-01 na reserva; na confirmação, o prazo de conclusão automática (o maior entre P-17 e P-16b); na conclusão, P-14 e P-13.</w:t>
+      </w:r>
+    </w:p>
+    <w:p>
+      <w:pPr>
+        <w:pStyle w:val="ListParagraph"/>
+        <w:numPr>
+          <w:ilvl w:val="0"/>
+          <w:numId w:val="3"/>
+        </w:numPr>
+        <w:spacing w:after="60"/>
+      </w:pPr>
+      <w:r>
+        <w:t xml:space="preserve">Suspender um prestador expira na hora as reservas pendentes dele, e conta que não está ATIVO não autoconfirma (RN-28).</w:t>
+      </w:r>
+    </w:p>
+    <w:p>
+      <w:pPr>
+        <w:pStyle w:val="ListParagraph"/>
+        <w:numPr>
+          <w:ilvl w:val="0"/>
+          <w:numId w:val="3"/>
+        </w:numPr>
+        <w:spacing w:after="60"/>
+      </w:pPr>
+      <w:r>
+        <w:t xml:space="preserve">Comissão: toda mudança de estado do lançamento passa por </w:t>
       </w:r>
       <w:r>
         <w:rPr>
@@ -2213,7 +1936,18 @@
         <w:spacing w:after="60"/>
       </w:pPr>
       <w:r>
-        <w:t xml:space="preserve">T-68 (#70): a RN-05 continua com teste parcial. "Tudo verde" não significa "toda regra coberta".</w:t>
+        <w:t xml:space="preserve">Alteração de CSS ou de tela exige reiniciar o servidor. Use </w:t>
+      </w:r>
+      <w:r>
+        <w:rPr>
+          <w:rFonts w:ascii="Consolas" w:cs="Consolas" w:eastAsia="Consolas" w:hAnsi="Consolas"/>
+          <w:sz w:val="19"/>
+          <w:szCs w:val="19"/>
+        </w:rPr>
+        <w:t xml:space="preserve">npm run dev</w:t>
+      </w:r>
+      <w:r>
+        <w:t xml:space="preserve">.</w:t>
       </w:r>
     </w:p>
     <w:p>
@@ -2226,18 +1960,15 @@
         <w:spacing w:after="60"/>
       </w:pPr>
       <w:r>
-        <w:t xml:space="preserve">Alteração de CSS ou de tela exige reiniciar o servidor. Use </w:t>
-      </w:r>
-      <w:r>
         <w:rPr>
           <w:rFonts w:ascii="Consolas" w:cs="Consolas" w:eastAsia="Consolas" w:hAnsi="Consolas"/>
           <w:sz w:val="19"/>
           <w:szCs w:val="19"/>
         </w:rPr>
-        <w:t xml:space="preserve">npm run dev</w:t>
-      </w:r>
-      <w:r>
-        <w:t xml:space="preserve">.</w:t>
+        <w:t xml:space="preserve">npm run db:reset</w:t>
+      </w:r>
+      <w:r>
+        <w:t xml:space="preserve"> falha com EPERM se houver servidor rodando.</w:t>
       </w:r>
     </w:p>
     <w:p>
@@ -2250,15 +1981,7 @@
         <w:spacing w:after="60"/>
       </w:pPr>
       <w:r>
-        <w:rPr>
-          <w:rFonts w:ascii="Consolas" w:cs="Consolas" w:eastAsia="Consolas" w:hAnsi="Consolas"/>
-          <w:sz w:val="19"/>
-          <w:szCs w:val="19"/>
-        </w:rPr>
-        <w:t xml:space="preserve">npm run db:reset</w:t>
-      </w:r>
-      <w:r>
-        <w:t xml:space="preserve"> falha com EPERM se houver servidor rodando.</w:t>
+        <w:t xml:space="preserve">A fonte da marca é mais larga que a do sistema. Confira textos novos em 320 px.</w:t>
       </w:r>
     </w:p>
     <w:p>
@@ -2271,19 +1994,6 @@
         <w:spacing w:after="60"/>
       </w:pPr>
       <w:r>
-        <w:t xml:space="preserve">A fonte da marca é mais larga que a do sistema. Confira textos novos em 320 px.</w:t>
-      </w:r>
-    </w:p>
-    <w:p>
-      <w:pPr>
-        <w:pStyle w:val="ListParagraph"/>
-        <w:numPr>
-          <w:ilvl w:val="0"/>
-          <w:numId w:val="3"/>
-        </w:numPr>
-        <w:spacing w:after="60"/>
-      </w:pPr>
-      <w:r>
         <w:t xml:space="preserve">Os arquivos usam CRLF. Edição por script precisa tratar </w:t>
       </w:r>
       <w:r>
@@ -2301,7 +2011,8 @@
     <w:p>
       <w:pPr>
         <w:pStyle w:val="Heading1"/>
-        <w:spacing w:before="280" w:after="120"/>
+        <w:keepNext/>
+        <w:spacing w:after="120" w:before="280"/>
       </w:pPr>
       <w:r>
         <w:t xml:space="preserve">7. Onde encontrar cada coisa</w:t>
@@ -2371,9 +2082,6 @@
         </w:tc>
       </w:tr>
       <w:tr>
-        <w:trPr>
-          <w:tblHeader w:val="false"/>
-        </w:trPr>
         <w:tc>
           <w:tcPr>
             <w:tcW w:type="dxa" w:w="3300"/>
@@ -2385,35 +2093,29 @@
             </w:tcMar>
           </w:tcPr>
           <w:p>
-            <w:r>
-              <w:t xml:space="preserve">README.md</w:t>
-            </w:r>
-          </w:p>
-        </w:tc>
-        <w:tc>
-          <w:tcPr>
-            <w:tcW w:type="dxa" w:w="5726"/>
-            <w:tcMar>
-              <w:top w:type="dxa" w:w="60"/>
-              <w:left w:type="dxa" w:w="100"/>
-              <w:bottom w:type="dxa" w:w="60"/>
-              <w:right w:type="dxa" w:w="100"/>
-            </w:tcMar>
-          </w:tcPr>
-          <w:p>
-            <w:r>
-              <w:t xml:space="preserve">como rodar (Node 24, </w:t>
-            </w:r>
             <w:r>
               <w:rPr>
                 <w:rFonts w:ascii="Consolas" w:cs="Consolas" w:eastAsia="Consolas" w:hAnsi="Consolas"/>
                 <w:sz w:val="19"/>
                 <w:szCs w:val="19"/>
               </w:rPr>
-              <w:t xml:space="preserve">npm run db:seed</w:t>
-            </w:r>
-            <w:r>
-              <w:t xml:space="preserve">, </w:t>
+              <w:t xml:space="preserve">README.md</w:t>
+            </w:r>
+          </w:p>
+        </w:tc>
+        <w:tc>
+          <w:tcPr>
+            <w:tcW w:type="dxa" w:w="5726"/>
+            <w:tcMar>
+              <w:top w:type="dxa" w:w="60"/>
+              <w:left w:type="dxa" w:w="100"/>
+              <w:bottom w:type="dxa" w:w="60"/>
+              <w:right w:type="dxa" w:w="100"/>
+            </w:tcMar>
+          </w:tcPr>
+          <w:p>
+            <w:r>
+              <w:t xml:space="preserve">como rodar (Node 24, </w:t>
             </w:r>
             <w:r>
               <w:rPr>
@@ -2421,7 +2123,7 @@
                 <w:sz w:val="19"/>
                 <w:szCs w:val="19"/>
               </w:rPr>
-              <w:t xml:space="preserve">npm start</w:t>
+              <w:t xml:space="preserve">npm run db:seed</w:t>
             </w:r>
             <w:r>
               <w:t xml:space="preserve">, </w:t>
@@ -2432,6 +2134,17 @@
                 <w:sz w:val="19"/>
                 <w:szCs w:val="19"/>
               </w:rPr>
+              <w:t xml:space="preserve">npm start</w:t>
+            </w:r>
+            <w:r>
+              <w:t xml:space="preserve">, </w:t>
+            </w:r>
+            <w:r>
+              <w:rPr>
+                <w:rFonts w:ascii="Consolas" w:cs="Consolas" w:eastAsia="Consolas" w:hAnsi="Consolas"/>
+                <w:sz w:val="19"/>
+                <w:szCs w:val="19"/>
+              </w:rPr>
               <w:t xml:space="preserve">npm test</w:t>
             </w:r>
             <w:r>
@@ -2441,9 +2154,6 @@
         </w:tc>
       </w:tr>
       <w:tr>
-        <w:trPr>
-          <w:tblHeader w:val="false"/>
-        </w:trPr>
         <w:tc>
           <w:tcPr>
             <w:tcW w:type="dxa" w:w="3300"/>
@@ -2456,6 +2166,11 @@
           </w:tcPr>
           <w:p>
             <w:r>
+              <w:rPr>
+                <w:rFonts w:ascii="Consolas" w:cs="Consolas" w:eastAsia="Consolas" w:hAnsi="Consolas"/>
+                <w:sz w:val="19"/>
+                <w:szCs w:val="19"/>
+              </w:rPr>
               <w:t xml:space="preserve">docs/spec.md</w:t>
             </w:r>
           </w:p>
@@ -2472,15 +2187,12 @@
           </w:tcPr>
           <w:p>
             <w:r>
-              <w:t xml:space="preserve">fonte de verdade (v0.1.9): regras, requisitos, estados e invariantes</w:t>
-            </w:r>
-          </w:p>
-        </w:tc>
-      </w:tr>
-      <w:tr>
-        <w:trPr>
-          <w:tblHeader w:val="false"/>
-        </w:trPr>
+              <w:t xml:space="preserve">fonte de verdade (v0.1.11): regras, requisitos, estados e invariantes</w:t>
+            </w:r>
+          </w:p>
+        </w:tc>
+      </w:tr>
+      <w:tr>
         <w:tc>
           <w:tcPr>
             <w:tcW w:type="dxa" w:w="3300"/>
@@ -2493,6 +2205,11 @@
           </w:tcPr>
           <w:p>
             <w:r>
+              <w:rPr>
+                <w:rFonts w:ascii="Consolas" w:cs="Consolas" w:eastAsia="Consolas" w:hAnsi="Consolas"/>
+                <w:sz w:val="19"/>
+                <w:szCs w:val="19"/>
+              </w:rPr>
               <w:t xml:space="preserve">docs/specs/mapa-de-specs.md</w:t>
             </w:r>
           </w:p>
@@ -2509,15 +2226,12 @@
           </w:tcPr>
           <w:p>
             <w:r>
-              <w:t xml:space="preserve">as 29 Specs, dependências e todas as OPEN</w:t>
-            </w:r>
-          </w:p>
-        </w:tc>
-      </w:tr>
-      <w:tr>
-        <w:trPr>
-          <w:tblHeader w:val="false"/>
-        </w:trPr>
+              <w:t xml:space="preserve">as 29 Specs, dependências e todas as OPEN, cada uma com a decisão</w:t>
+            </w:r>
+          </w:p>
+        </w:tc>
+      </w:tr>
+      <w:tr>
         <w:tc>
           <w:tcPr>
             <w:tcW w:type="dxa" w:w="3300"/>
@@ -2530,6 +2244,11 @@
           </w:tcPr>
           <w:p>
             <w:r>
+              <w:rPr>
+                <w:rFonts w:ascii="Consolas" w:cs="Consolas" w:eastAsia="Consolas" w:hAnsi="Consolas"/>
+                <w:sz w:val="19"/>
+                <w:szCs w:val="19"/>
+              </w:rPr>
               <w:t xml:space="preserve">docs/specs/SPEC-0XX-*.md</w:t>
             </w:r>
           </w:p>
@@ -2546,15 +2265,12 @@
           </w:tcPr>
           <w:p>
             <w:r>
-              <w:t xml:space="preserve">aprovadas: 001 a 005 (001 e 002 concluídas); rascunhos: 006 a 009, 011, 020, 021, 024 e 026</w:t>
-            </w:r>
-          </w:p>
-        </w:tc>
-      </w:tr>
-      <w:tr>
-        <w:trPr>
-          <w:tblHeader w:val="false"/>
-        </w:trPr>
+              <w:t xml:space="preserve">as 29 Specs concluídas: a §12 diz qual teste cobre cada critério, e a §13 traz as decisões</w:t>
+            </w:r>
+          </w:p>
+        </w:tc>
+      </w:tr>
+      <w:tr>
         <w:tc>
           <w:tcPr>
             <w:tcW w:type="dxa" w:w="3300"/>
@@ -2567,6 +2283,11 @@
           </w:tcPr>
           <w:p>
             <w:r>
+              <w:rPr>
+                <w:rFonts w:ascii="Consolas" w:cs="Consolas" w:eastAsia="Consolas" w:hAnsi="Consolas"/>
+                <w:sz w:val="19"/>
+                <w:szCs w:val="19"/>
+              </w:rPr>
               <w:t xml:space="preserve">docs/specs/registro-sdd.md</w:t>
             </w:r>
           </w:p>
@@ -2583,15 +2304,12 @@
           </w:tcPr>
           <w:p>
             <w:r>
-              <w:t xml:space="preserve">diário de cada etapa: o que foi pedido, decidido e feito (etapas 1 a 28)</w:t>
-            </w:r>
-          </w:p>
-        </w:tc>
-      </w:tr>
-      <w:tr>
-        <w:trPr>
-          <w:tblHeader w:val="false"/>
-        </w:trPr>
+              <w:t xml:space="preserve">diário de cada etapa: o que foi pedido, decidido e feito (etapas 1 a 63)</w:t>
+            </w:r>
+          </w:p>
+        </w:tc>
+      </w:tr>
+      <w:tr>
         <w:tc>
           <w:tcPr>
             <w:tcW w:type="dxa" w:w="3300"/>
@@ -2604,7 +2322,12 @@
           </w:tcPr>
           <w:p>
             <w:r>
-              <w:t xml:space="preserve">docs/specs/propostas-decisoes-trilha-a.md</w:t>
+              <w:rPr>
+                <w:rFonts w:ascii="Consolas" w:cs="Consolas" w:eastAsia="Consolas" w:hAnsi="Consolas"/>
+                <w:sz w:val="19"/>
+                <w:szCs w:val="19"/>
+              </w:rPr>
+              <w:t xml:space="preserve">docs/specs/layouts/SPEC-002/</w:t>
             </w:r>
           </w:p>
         </w:tc>
@@ -2620,15 +2343,12 @@
           </w:tcPr>
           <w:p>
             <w:r>
-              <w:t xml:space="preserve">as decisões A a E e as oito correções da SPEC-001 (todas feitas)</w:t>
-            </w:r>
-          </w:p>
-        </w:tc>
-      </w:tr>
-      <w:tr>
-        <w:trPr>
-          <w:tblHeader w:val="false"/>
-        </w:trPr>
+              <w:t xml:space="preserve">as 8 telas aprovadas da SPEC-002</w:t>
+            </w:r>
+          </w:p>
+        </w:tc>
+      </w:tr>
+      <w:tr>
         <w:tc>
           <w:tcPr>
             <w:tcW w:type="dxa" w:w="3300"/>
@@ -2641,7 +2361,12 @@
           </w:tcPr>
           <w:p>
             <w:r>
-              <w:t xml:space="preserve">docs/specs/layouts/SPEC-002/</w:t>
+              <w:rPr>
+                <w:rFonts w:ascii="Consolas" w:cs="Consolas" w:eastAsia="Consolas" w:hAnsi="Consolas"/>
+                <w:sz w:val="19"/>
+                <w:szCs w:val="19"/>
+              </w:rPr>
+              <w:t xml:space="preserve">docs/seguranca.md</w:t>
             </w:r>
           </w:p>
         </w:tc>
@@ -2657,15 +2382,12 @@
           </w:tcPr>
           <w:p>
             <w:r>
-              <w:t xml:space="preserve">as 8 telas aprovadas da SPEC-002</w:t>
-            </w:r>
-          </w:p>
-        </w:tc>
-      </w:tr>
-      <w:tr>
-        <w:trPr>
-          <w:tblHeader w:val="false"/>
-        </w:trPr>
+              <w:t xml:space="preserve">modelo de ameaças, controles e as pendências P1 a P9</w:t>
+            </w:r>
+          </w:p>
+        </w:tc>
+      </w:tr>
+      <w:tr>
         <w:tc>
           <w:tcPr>
             <w:tcW w:type="dxa" w:w="3300"/>
@@ -2678,6 +2400,11 @@
           </w:tcPr>
           <w:p>
             <w:r>
+              <w:rPr>
+                <w:rFonts w:ascii="Consolas" w:cs="Consolas" w:eastAsia="Consolas" w:hAnsi="Consolas"/>
+                <w:sz w:val="19"/>
+                <w:szCs w:val="19"/>
+              </w:rPr>
               <w:t xml:space="preserve">docs/adr/</w:t>
             </w:r>
           </w:p>
@@ -2700,9 +2427,6 @@
         </w:tc>
       </w:tr>
       <w:tr>
-        <w:trPr>
-          <w:tblHeader w:val="false"/>
-        </w:trPr>
         <w:tc>
           <w:tcPr>
             <w:tcW w:type="dxa" w:w="3300"/>
@@ -2715,6 +2439,11 @@
           </w:tcPr>
           <w:p>
             <w:r>
+              <w:rPr>
+                <w:rFonts w:ascii="Consolas" w:cs="Consolas" w:eastAsia="Consolas" w:hAnsi="Consolas"/>
+                <w:sz w:val="19"/>
+                <w:szCs w:val="19"/>
+              </w:rPr>
               <w:t xml:space="preserve">docs/tasks.md</w:t>
             </w:r>
           </w:p>
@@ -2737,9 +2466,6 @@
         </w:tc>
       </w:tr>
       <w:tr>
-        <w:trPr>
-          <w:tblHeader w:val="false"/>
-        </w:trPr>
         <w:tc>
           <w:tcPr>
             <w:tcW w:type="dxa" w:w="3300"/>
@@ -2752,6 +2478,11 @@
           </w:tcPr>
           <w:p>
             <w:r>
+              <w:rPr>
+                <w:rFonts w:ascii="Consolas" w:cs="Consolas" w:eastAsia="Consolas" w:hAnsi="Consolas"/>
+                <w:sz w:val="19"/>
+                <w:szCs w:val="19"/>
+              </w:rPr>
               <w:t xml:space="preserve">.specify/memory/constitution.md</w:t>
             </w:r>
           </w:p>
@@ -2795,7 +2526,7 @@
           <w:numId w:val="3"/>
         </w:numPr>
       </w:pPr>
-      <w:hyperlink w:history="1" r:id="rIdev19zl5tubrnxupt7wwk_">
+      <w:hyperlink w:history="1" r:id="rIdjvyojfwp8g_y1r9dhrhr2">
         <w:r>
           <w:rPr>
             <w:rStyle w:val="Hyperlink"/>
@@ -2812,7 +2543,7 @@
           <w:numId w:val="3"/>
         </w:numPr>
       </w:pPr>
-      <w:hyperlink w:history="1" r:id="rIdowp-fq0mc8yxhyxsqam9y">
+      <w:hyperlink w:history="1" r:id="rIdedluqumm0mjmtcjoet27b">
         <w:r>
           <w:rPr>
             <w:rStyle w:val="Hyperlink"/>
@@ -2824,7 +2555,8 @@
     <w:p>
       <w:pPr>
         <w:pStyle w:val="Heading1"/>
-        <w:spacing w:before="280" w:after="120"/>
+        <w:keepNext/>
+        <w:spacing w:after="120" w:before="280"/>
       </w:pPr>
       <w:r>
         <w:t xml:space="preserve">8. Ordem de leitura para quem chega agora</w:t>
@@ -2853,7 +2585,15 @@
         <w:spacing w:after="60"/>
       </w:pPr>
       <w:r>
-        <w:t xml:space="preserve">README.md, e rodar o projeto uma vez com as contas de demonstração.</w:t>
+        <w:rPr>
+          <w:rFonts w:ascii="Consolas" w:cs="Consolas" w:eastAsia="Consolas" w:hAnsi="Consolas"/>
+          <w:sz w:val="19"/>
+          <w:szCs w:val="19"/>
+        </w:rPr>
+        <w:t xml:space="preserve">README.md</w:t>
+      </w:r>
+      <w:r>
+        <w:t xml:space="preserve">, e rodar o projeto uma vez com as contas de demonstração.</w:t>
       </w:r>
     </w:p>
     <w:p>
@@ -2887,7 +2627,7 @@
         <w:t xml:space="preserve">docs/spec.md</w:t>
       </w:r>
       <w:r>
-        <w:t xml:space="preserve">, seções 6 (regras) e 9 (estados e invariantes) da sua trilha.</w:t>
+        <w:t xml:space="preserve">, seções 6 (regras) e 9 (estados e invariantes).</w:t>
       </w:r>
     </w:p>
     <w:p>
@@ -2900,7 +2640,7 @@
         <w:spacing w:after="60"/>
       </w:pPr>
       <w:r>
-        <w:t xml:space="preserve">O mapa de Specs e a SPEC-001, como exemplo de Spec concluída com tabela de evidência.</w:t>
+        <w:t xml:space="preserve">O mapa de Specs e duas Specs concluídas como exemplo: a SPEC-001 (fundação) e a SPEC-025 (com decisões da §13 que mudaram código).</w:t>
       </w:r>
     </w:p>
     <w:p>
@@ -2913,7 +2653,7 @@
         <w:spacing w:after="60"/>
       </w:pPr>
       <w:r>
-        <w:t xml:space="preserve">O registro SDD, de trás para frente, até a etapa 13.</w:t>
+        <w:t xml:space="preserve">O registro SDD, de trás para frente, até a etapa 32.</w:t>
       </w:r>
     </w:p>
     <w:p>
@@ -2926,7 +2666,18 @@
         <w:spacing w:after="60"/>
       </w:pPr>
       <w:r>
-        <w:t xml:space="preserve">As issues atribuídas a você, começando pela de número menor.</w:t>
+        <w:t xml:space="preserve">A seção 4 deste documento e o </w:t>
+      </w:r>
+      <w:r>
+        <w:rPr>
+          <w:rFonts w:ascii="Consolas" w:cs="Consolas" w:eastAsia="Consolas" w:hAnsi="Consolas"/>
+          <w:sz w:val="19"/>
+          <w:szCs w:val="19"/>
+        </w:rPr>
+        <w:t xml:space="preserve">docs/seguranca.md</w:t>
+      </w:r>
+      <w:r>
+        <w:t xml:space="preserve">, para escolher o que assumir.</w:t>
       </w:r>
     </w:p>
     <w:sectPr>
@@ -2940,19 +2691,55 @@
 </w:document>
 </file>
 
-<file path=word/comments.xml><?xml version="1.0" encoding="utf-8"?>
-<w:comments xmlns:cx="http://schemas.microsoft.com/office/drawing/2014/chartex" xmlns:cx1="http://schemas.microsoft.com/office/drawing/2015/9/8/chartex" xmlns:cx2="http://schemas.microsoft.com/office/drawing/2015/10/21/chartex" xmlns:cx3="http://schemas.microsoft.com/office/drawing/2016/5/9/chartex" xmlns:cx4="http://schemas.microsoft.com/office/drawing/2016/5/10/chartex" xmlns:cx5="http://schemas.microsoft.com/office/drawing/2016/5/11/chartex" xmlns:cx6="http://schemas.microsoft.com/office/drawing/2016/5/12/chartex" xmlns:cx7="http://schemas.microsoft.com/office/drawing/2016/5/13/chartex" xmlns:cx8="http://schemas.microsoft.com/office/drawing/2016/5/14/chartex" xmlns:mc="http://schemas.openxmlformats.org/markup-compatibility/2006" xmlns:aink="http://schemas.microsoft.com/office/drawing/2016/ink" xmlns:am3d="http://schemas.microsoft.com/office/drawing/2017/model3d" xmlns:o="urn:schemas-microsoft-com:office:office" xmlns:r="http://schemas.openxmlformats.org/officeDocument/2006/relationships" xmlns:m="http://schemas.openxmlformats.org/officeDocument/2006/math" xmlns:v="urn:schemas-microsoft-com:vml" xmlns:wp14="http://schemas.microsoft.com/office/word/2010/wordprocessingDrawing" xmlns:wp="http://schemas.openxmlformats.org/drawingml/2006/wordprocessingDrawing" xmlns:w10="urn:schemas-microsoft-com:office:word" xmlns:w="http://schemas.openxmlformats.org/wordprocessingml/2006/main" xmlns:w14="http://schemas.microsoft.com/office/word/2010/wordml" xmlns:w15="http://schemas.microsoft.com/office/word/2012/wordml" xmlns:w16cex="http://schemas.microsoft.com/office/word/2018/wordml/cex" xmlns:w16cid="http://schemas.microsoft.com/office/word/2016/wordml/cid" xmlns:w16="http://schemas.microsoft.com/office/word/2018/wordml" xmlns:w16sdtdh="http://schemas.microsoft.com/office/word/2020/wordml/sdtdatahash" xmlns:w16se="http://schemas.microsoft.com/office/word/2015/wordml/symex" xmlns:wpg="http://schemas.microsoft.com/office/word/2010/wordprocessingGroup" xmlns:wpi="http://schemas.microsoft.com/office/word/2010/wordprocessingInk" xmlns:wne="http://schemas.microsoft.com/office/word/2006/wordml" xmlns:wps="http://schemas.microsoft.com/office/word/2010/wordprocessingShape"/>
+<file path=word/endnotes.xml><?xml version="1.0" encoding="utf-8"?>
+<w:endnotes xmlns:wpc="http://schemas.microsoft.com/office/word/2010/wordprocessingCanvas" xmlns:mc="http://schemas.openxmlformats.org/markup-compatibility/2006" xmlns:o="urn:schemas-microsoft-com:office:office" xmlns:r="http://schemas.openxmlformats.org/officeDocument/2006/relationships" xmlns:m="http://schemas.openxmlformats.org/officeDocument/2006/math" xmlns:v="urn:schemas-microsoft-com:vml" xmlns:wp14="http://schemas.microsoft.com/office/word/2010/wordprocessingDrawing" xmlns:wp="http://schemas.openxmlformats.org/drawingml/2006/wordprocessingDrawing" xmlns:w10="urn:schemas-microsoft-com:office:word" xmlns:w="http://schemas.openxmlformats.org/wordprocessingml/2006/main" xmlns:w14="http://schemas.microsoft.com/office/word/2010/wordml" xmlns:w15="http://schemas.microsoft.com/office/word/2012/wordml" xmlns:wpg="http://schemas.microsoft.com/office/word/2010/wordprocessingGroup" xmlns:wpi="http://schemas.microsoft.com/office/word/2010/wordprocessingInk" xmlns:wne="http://schemas.microsoft.com/office/word/2006/wordml" xmlns:wps="http://schemas.microsoft.com/office/word/2010/wordprocessingShape" mc:Ignorable="w14 w15 wp14">
+  <w:endnote w:type="separator" w:id="-1">
+    <w:p>
+      <w:pPr>
+        <w:spacing w:after="0" w:line="240" w:lineRule="auto"/>
+      </w:pPr>
+      <w:r>
+        <w:rPr>
+          <w:rStyle w:val="EndnoteReference"/>
+        </w:rPr>
+        <w:endnoteRef/>
+      </w:r>
+      <w:r>
+        <w:separator/>
+      </w:r>
+    </w:p>
+  </w:endnote>
+  <w:endnote w:type="continuationSeparator" w:id="0">
+    <w:p>
+      <w:pPr>
+        <w:spacing w:after="0" w:line="240" w:lineRule="auto"/>
+      </w:pPr>
+      <w:r>
+        <w:rPr>
+          <w:rStyle w:val="EndnoteReference"/>
+        </w:rPr>
+        <w:endnoteRef/>
+      </w:r>
+      <w:r>
+        <w:continuationSeparator/>
+      </w:r>
+    </w:p>
+  </w:endnote>
+</w:endnotes>
 </file>
 
 <file path=word/footer1.xml><?xml version="1.0" encoding="utf-8"?>
 <w:ftr xmlns:wpc="http://schemas.microsoft.com/office/word/2010/wordprocessingCanvas" xmlns:mc="http://schemas.openxmlformats.org/markup-compatibility/2006" xmlns:o="urn:schemas-microsoft-com:office:office" xmlns:r="http://schemas.openxmlformats.org/officeDocument/2006/relationships" xmlns:m="http://schemas.openxmlformats.org/officeDocument/2006/math" xmlns:v="urn:schemas-microsoft-com:vml" xmlns:wp14="http://schemas.microsoft.com/office/word/2010/wordprocessingDrawing" xmlns:wp="http://schemas.openxmlformats.org/drawingml/2006/wordprocessingDrawing" xmlns:w10="urn:schemas-microsoft-com:office:word" xmlns:w="http://schemas.openxmlformats.org/wordprocessingml/2006/main" xmlns:w14="http://schemas.microsoft.com/office/word/2010/wordml" xmlns:w15="http://schemas.microsoft.com/office/word/2012/wordml" xmlns:wpg="http://schemas.microsoft.com/office/word/2010/wordprocessingGroup" xmlns:wpi="http://schemas.microsoft.com/office/word/2010/wordprocessingInk" xmlns:wne="http://schemas.microsoft.com/office/word/2006/wordml" xmlns:wps="http://schemas.microsoft.com/office/word/2010/wordprocessingShape">
   <w:p>
     <w:pPr>
+      <w:pBdr>
+        <w:top w:val="single" w:color="CCCCCC" w:sz="4" w:space="4"/>
+      </w:pBdr>
       <w:jc w:val="center"/>
     </w:pPr>
     <w:r>
       <w:rPr>
-        <w:color w:val="6B7085"/>
+        <w:color w:val="666666"/>
         <w:sz w:val="18"/>
         <w:szCs w:val="18"/>
       </w:rPr>
@@ -2960,13 +2747,34 @@
     </w:r>
     <w:r>
       <w:rPr>
-        <w:color w:val="6B7085"/>
+        <w:color w:val="666666"/>
         <w:sz w:val="18"/>
         <w:szCs w:val="18"/>
       </w:rPr>
       <w:fldChar w:fldCharType="begin"/>
+    </w:r>
+    <w:r>
+      <w:rPr>
+        <w:color w:val="666666"/>
+        <w:sz w:val="18"/>
+        <w:szCs w:val="18"/>
+      </w:rPr>
       <w:instrText xml:space="preserve">PAGE</w:instrText>
+    </w:r>
+    <w:r>
+      <w:rPr>
+        <w:color w:val="666666"/>
+        <w:sz w:val="18"/>
+        <w:szCs w:val="18"/>
+      </w:rPr>
       <w:fldChar w:fldCharType="separate"/>
+    </w:r>
+    <w:r>
+      <w:rPr>
+        <w:color w:val="666666"/>
+        <w:sz w:val="18"/>
+        <w:szCs w:val="18"/>
+      </w:rPr>
       <w:fldChar w:fldCharType="end"/>
     </w:r>
   </w:p>
@@ -3014,7 +2822,7 @@
 <w:numbering xmlns:wpc="http://schemas.microsoft.com/office/word/2010/wordprocessingCanvas" xmlns:mc="http://schemas.openxmlformats.org/markup-compatibility/2006" xmlns:o="urn:schemas-microsoft-com:office:office" xmlns:r="http://schemas.openxmlformats.org/officeDocument/2006/relationships" xmlns:m="http://schemas.openxmlformats.org/officeDocument/2006/math" xmlns:v="urn:schemas-microsoft-com:vml" xmlns:wp14="http://schemas.microsoft.com/office/word/2010/wordprocessingDrawing" xmlns:wp="http://schemas.openxmlformats.org/drawingml/2006/wordprocessingDrawing" xmlns:w10="urn:schemas-microsoft-com:office:word" xmlns:w="http://schemas.openxmlformats.org/wordprocessingml/2006/main" xmlns:w14="http://schemas.microsoft.com/office/word/2010/wordml" xmlns:w15="http://schemas.microsoft.com/office/word/2012/wordml" xmlns:wpg="http://schemas.microsoft.com/office/word/2010/wordprocessingGroup" xmlns:wpi="http://schemas.microsoft.com/office/word/2010/wordprocessingInk" xmlns:wne="http://schemas.microsoft.com/office/word/2006/wordml" xmlns:wps="http://schemas.microsoft.com/office/word/2010/wordprocessingShape" mc:Ignorable="w14 w15 wp14">
   <w:abstractNum w:abstractNumId="1" w15:restartNumberingAfterBreak="0">
     <w:multiLevelType w:val="hybridMultilevel"/>
-    <w:lvl w:ilvl="0" w15:tentative="1">
+    <w:lvl w:ilvl="0" w:tentative="1">
       <w:start w:val="1"/>
       <w:numFmt w:val="bullet"/>
       <w:lvlText w:val="●"/>
@@ -3023,7 +2831,7 @@
         <w:ind w:left="720" w:hanging="360"/>
       </w:pPr>
     </w:lvl>
-    <w:lvl w:ilvl="1" w15:tentative="1">
+    <w:lvl w:ilvl="1" w:tentative="1">
       <w:start w:val="1"/>
       <w:numFmt w:val="bullet"/>
       <w:lvlText w:val="○"/>
@@ -3032,7 +2840,7 @@
         <w:ind w:left="1440" w:hanging="360"/>
       </w:pPr>
     </w:lvl>
-    <w:lvl w:ilvl="2" w15:tentative="1">
+    <w:lvl w:ilvl="2" w:tentative="1">
       <w:start w:val="1"/>
       <w:numFmt w:val="bullet"/>
       <w:lvlText w:val="■"/>
@@ -3041,7 +2849,7 @@
         <w:ind w:left="2160" w:hanging="360"/>
       </w:pPr>
     </w:lvl>
-    <w:lvl w:ilvl="3" w15:tentative="1">
+    <w:lvl w:ilvl="3" w:tentative="1">
       <w:start w:val="1"/>
       <w:numFmt w:val="bullet"/>
       <w:lvlText w:val="●"/>
@@ -3050,7 +2858,7 @@
         <w:ind w:left="2880" w:hanging="360"/>
       </w:pPr>
     </w:lvl>
-    <w:lvl w:ilvl="4" w15:tentative="1">
+    <w:lvl w:ilvl="4" w:tentative="1">
       <w:start w:val="1"/>
       <w:numFmt w:val="bullet"/>
       <w:lvlText w:val="○"/>
@@ -3059,7 +2867,7 @@
         <w:ind w:left="3600" w:hanging="360"/>
       </w:pPr>
     </w:lvl>
-    <w:lvl w:ilvl="5" w15:tentative="1">
+    <w:lvl w:ilvl="5" w:tentative="1">
       <w:start w:val="1"/>
       <w:numFmt w:val="bullet"/>
       <w:lvlText w:val="■"/>
@@ -3068,7 +2876,7 @@
         <w:ind w:left="4320" w:hanging="360"/>
       </w:pPr>
     </w:lvl>
-    <w:lvl w:ilvl="6" w15:tentative="1">
+    <w:lvl w:ilvl="6" w:tentative="1">
       <w:start w:val="1"/>
       <w:numFmt w:val="bullet"/>
       <w:lvlText w:val="●"/>
@@ -3077,7 +2885,7 @@
         <w:ind w:left="5040" w:hanging="360"/>
       </w:pPr>
     </w:lvl>
-    <w:lvl w:ilvl="7" w15:tentative="1">
+    <w:lvl w:ilvl="7" w:tentative="1">
       <w:start w:val="1"/>
       <w:numFmt w:val="bullet"/>
       <w:lvlText w:val="●"/>
@@ -3086,7 +2894,7 @@
         <w:ind w:left="5760" w:hanging="360"/>
       </w:pPr>
     </w:lvl>
-    <w:lvl w:ilvl="8" w15:tentative="1">
+    <w:lvl w:ilvl="8" w:tentative="1">
       <w:start w:val="1"/>
       <w:numFmt w:val="bullet"/>
       <w:lvlText w:val="●"/>
@@ -3098,37 +2906,37 @@
   </w:abstractNum>
   <w:abstractNum w:abstractNumId="2" w15:restartNumberingAfterBreak="0">
     <w:multiLevelType w:val="hybridMultilevel"/>
-    <w:lvl w:ilvl="0" w15:tentative="1">
+    <w:lvl w:ilvl="0" w:tentative="1">
       <w:start w:val="1"/>
       <w:numFmt w:val="bullet"/>
       <w:lvlText w:val="•"/>
       <w:lvlJc w:val="left"/>
       <w:pPr>
-        <w:ind w:left="720" w:hanging="360"/>
+        <w:ind w:left="360" w:hanging="360"/>
       </w:pPr>
     </w:lvl>
   </w:abstractNum>
   <w:abstractNum w:abstractNumId="3" w15:restartNumberingAfterBreak="0">
     <w:multiLevelType w:val="hybridMultilevel"/>
-    <w:lvl w:ilvl="0" w15:tentative="1">
+    <w:lvl w:ilvl="0" w:tentative="1">
       <w:start w:val="1"/>
       <w:numFmt w:val="decimal"/>
       <w:lvlText w:val="%1."/>
       <w:lvlJc w:val="left"/>
       <w:pPr>
-        <w:ind w:left="720" w:hanging="360"/>
+        <w:ind w:left="360" w:hanging="360"/>
       </w:pPr>
     </w:lvl>
   </w:abstractNum>
   <w:abstractNum w:abstractNumId="4" w15:restartNumberingAfterBreak="0">
     <w:multiLevelType w:val="hybridMultilevel"/>
-    <w:lvl w:ilvl="0" w15:tentative="1">
+    <w:lvl w:ilvl="0" w:tentative="1">
       <w:start w:val="1"/>
       <w:numFmt w:val="decimal"/>
       <w:lvlText w:val="%1."/>
       <w:lvlJc w:val="left"/>
       <w:pPr>
-        <w:ind w:left="720" w:hanging="360"/>
+        <w:ind w:left="360" w:hanging="360"/>
       </w:pPr>
     </w:lvl>
   </w:abstractNum>
@@ -3165,13 +2973,31 @@
     <w:rPrDefault>
       <w:rPr>
         <w:rFonts w:ascii="Arial" w:cs="Arial" w:eastAsia="Arial" w:hAnsi="Arial"/>
-        <w:color w:val="1F2437"/>
         <w:sz w:val="21"/>
         <w:szCs w:val="21"/>
       </w:rPr>
     </w:rPrDefault>
     <w:pPrDefault/>
   </w:docDefaults>
+  <w:style w:type="paragraph" w:styleId="Normal" w:default="1">
+    <w:name w:val="Normal"/>
+    <w:qFormat/>
+  </w:style>
+  <w:style w:type="table" w:styleId="TableNormal" w:default="true">
+    <w:name w:val="Normal Table"/>
+    <w:uiPriority w:val="99"/>
+    <w:semiHidden/>
+    <w:unhideWhenUsed/>
+    <w:tblPr>
+      <w:tblInd w:type="dxa" w:w="0"/>
+      <w:tblCellMar>
+        <w:top w:type="dxa" w:w="0"/>
+        <w:left w:type="dxa" w:w="108"/>
+        <w:bottom w:type="dxa" w:w="0"/>
+        <w:right w:type="dxa" w:w="108"/>
+      </w:tblCellMar>
+    </w:tblPr>
+  </w:style>
   <w:style w:type="paragraph" w:styleId="Title">
     <w:name w:val="Title"/>
     <w:basedOn w:val="Normal"/>
@@ -3259,6 +3085,139 @@
     <w:basedOn w:val="Normal"/>
     <w:qFormat/>
   </w:style>
+  <w:style w:type="paragraph" w:styleId="Caption">
+    <w:name w:val="caption"/>
+    <w:basedOn w:val="Normal"/>
+    <w:next w:val="Normal"/>
+    <w:uiPriority w:val="35"/>
+    <w:semiHidden/>
+    <w:unhideWhenUsed/>
+    <w:qFormat/>
+    <w:pPr>
+      <w:spacing w:after="200"/>
+    </w:pPr>
+    <w:rPr>
+      <w:i/>
+      <w:iCs/>
+      <w:color w:val="44546A" w:themeColor="dark2"/>
+      <w:sz w:val="18"/>
+      <w:szCs w:val="18"/>
+    </w:rPr>
+  </w:style>
+  <w:style w:type="paragraph" w:styleId="Bibliography">
+    <w:name w:val="Bibliography"/>
+    <w:basedOn w:val="Normal"/>
+    <w:next w:val="Normal"/>
+    <w:uiPriority w:val="37"/>
+    <w:unhideWhenUsed/>
+  </w:style>
+  <w:style w:type="paragraph" w:styleId="TOC1">
+    <w:name w:val="toc 1"/>
+    <w:basedOn w:val="Normal"/>
+    <w:next w:val="Normal"/>
+    <w:uiPriority w:val="39"/>
+    <w:semiHidden/>
+    <w:unhideWhenUsed/>
+    <w:pPr>
+      <w:spacing w:after="100"/>
+    </w:pPr>
+  </w:style>
+  <w:style w:type="paragraph" w:styleId="TOC2">
+    <w:name w:val="toc 2"/>
+    <w:basedOn w:val="Normal"/>
+    <w:next w:val="Normal"/>
+    <w:uiPriority w:val="39"/>
+    <w:semiHidden/>
+    <w:unhideWhenUsed/>
+    <w:pPr>
+      <w:spacing w:after="100"/>
+      <w:ind w:left="210"/>
+    </w:pPr>
+  </w:style>
+  <w:style w:type="paragraph" w:styleId="TOC3">
+    <w:name w:val="toc 3"/>
+    <w:basedOn w:val="Normal"/>
+    <w:next w:val="Normal"/>
+    <w:uiPriority w:val="39"/>
+    <w:semiHidden/>
+    <w:unhideWhenUsed/>
+    <w:pPr>
+      <w:spacing w:after="100"/>
+      <w:ind w:left="420"/>
+    </w:pPr>
+  </w:style>
+  <w:style w:type="paragraph" w:styleId="TOC4">
+    <w:name w:val="toc 4"/>
+    <w:basedOn w:val="Normal"/>
+    <w:next w:val="Normal"/>
+    <w:uiPriority w:val="39"/>
+    <w:semiHidden/>
+    <w:unhideWhenUsed/>
+    <w:pPr>
+      <w:spacing w:after="100"/>
+      <w:ind w:left="630"/>
+    </w:pPr>
+  </w:style>
+  <w:style w:type="paragraph" w:styleId="TOC5">
+    <w:name w:val="toc 5"/>
+    <w:basedOn w:val="Normal"/>
+    <w:next w:val="Normal"/>
+    <w:uiPriority w:val="39"/>
+    <w:semiHidden/>
+    <w:unhideWhenUsed/>
+    <w:pPr>
+      <w:spacing w:after="100"/>
+      <w:ind w:left="840"/>
+    </w:pPr>
+  </w:style>
+  <w:style w:type="paragraph" w:styleId="TOC6">
+    <w:name w:val="toc 6"/>
+    <w:basedOn w:val="Normal"/>
+    <w:next w:val="Normal"/>
+    <w:uiPriority w:val="39"/>
+    <w:semiHidden/>
+    <w:unhideWhenUsed/>
+    <w:pPr>
+      <w:spacing w:after="100"/>
+      <w:ind w:left="1050"/>
+    </w:pPr>
+  </w:style>
+  <w:style w:type="paragraph" w:styleId="TOC7">
+    <w:name w:val="toc 7"/>
+    <w:basedOn w:val="Normal"/>
+    <w:next w:val="Normal"/>
+    <w:uiPriority w:val="39"/>
+    <w:semiHidden/>
+    <w:unhideWhenUsed/>
+    <w:pPr>
+      <w:spacing w:after="100"/>
+      <w:ind w:left="1260"/>
+    </w:pPr>
+  </w:style>
+  <w:style w:type="paragraph" w:styleId="TOC8">
+    <w:name w:val="toc 8"/>
+    <w:basedOn w:val="Normal"/>
+    <w:next w:val="Normal"/>
+    <w:uiPriority w:val="39"/>
+    <w:semiHidden/>
+    <w:unhideWhenUsed/>
+    <w:pPr>
+      <w:spacing w:after="100"/>
+      <w:ind w:left="1470"/>
+    </w:pPr>
+  </w:style>
+  <w:style w:type="paragraph" w:styleId="TOC9">
+    <w:name w:val="toc 9"/>
+    <w:basedOn w:val="Normal"/>
+    <w:next w:val="Normal"/>
+    <w:uiPriority w:val="39"/>
+    <w:semiHidden/>
+    <w:unhideWhenUsed/>
+    <w:pPr>
+      <w:spacing w:after="100"/>
+      <w:ind w:left="1680"/>
+    </w:pPr>
+  </w:style>
   <w:style w:type="character" w:styleId="Hyperlink">
     <w:name w:val="Hyperlink"/>
     <w:basedOn w:val="DefaultParagraphFont"/>
@@ -3306,37 +3265,339 @@
       <w:szCs w:val="20"/>
     </w:rPr>
   </w:style>
-  <w:style w:type="paragraph" w:styleId="Heading1">
-    <w:name w:val="Heading 1"/>
+  <w:style w:type="character" w:styleId="EndnoteReference">
+    <w:name w:val="endnote reference"/>
+    <w:basedOn w:val="DefaultParagraphFont"/>
+    <w:uiPriority w:val="99"/>
+    <w:semiHidden/>
+    <w:unhideWhenUsed/>
+    <w:rPr>
+      <w:vertAlign w:val="superscript"/>
+    </w:rPr>
+  </w:style>
+  <w:style w:type="paragraph" w:styleId="EndnoteText">
+    <w:name w:val="endnote text"/>
     <w:basedOn w:val="Normal"/>
-    <w:next w:val="Normal"/>
-    <w:qFormat/>
+    <w:link w:val="EndnoteTextChar"/>
+    <w:uiPriority w:val="99"/>
+    <w:semiHidden/>
+    <w:unhideWhenUsed/>
     <w:pPr>
-      <w:outlineLvl w:val="0"/>
+      <w:spacing w:after="0" w:line="240" w:lineRule="auto"/>
     </w:pPr>
     <w:rPr>
-      <w:b/>
-      <w:bCs/>
-      <w:color w:val="2E74B5"/>
-      <w:sz w:val="32"/>
-      <w:szCs w:val="32"/>
+      <w:sz w:val="20"/>
+      <w:szCs w:val="20"/>
     </w:rPr>
   </w:style>
-  <w:style w:type="paragraph" w:styleId="Heading2">
-    <w:name w:val="Heading 2"/>
-    <w:basedOn w:val="Normal"/>
-    <w:next w:val="Normal"/>
-    <w:qFormat/>
-    <w:pPr>
-      <w:outlineLvl w:val="1"/>
-    </w:pPr>
+  <w:style w:type="character" w:styleId="EndnoteTextChar">
+    <w:name w:val="Endnote Text Char"/>
+    <w:basedOn w:val="DefaultParagraphFont"/>
+    <w:link w:val="EndnoteText"/>
+    <w:uiPriority w:val="99"/>
+    <w:semiHidden/>
+    <w:unhideWhenUsed/>
     <w:rPr>
-      <w:b/>
-      <w:bCs/>
-      <w:color w:val="2E74B5"/>
-      <w:sz w:val="26"/>
-      <w:szCs w:val="26"/>
+      <w:sz w:val="20"/>
+      <w:szCs w:val="20"/>
     </w:rPr>
   </w:style>
+  <w:style w:type="character" w:styleId="LineNumber">
+    <w:name w:val="line number"/>
+    <w:basedOn w:val="DefaultParagraphFont"/>
+    <w:uiPriority w:val="99"/>
+    <w:semiHidden/>
+    <w:unhideWhenUsed/>
+  </w:style>
 </w:styles>
+</file>
+
+<file path=word/theme/theme1.xml><?xml version="1.0" encoding="utf-8"?>
+<a:theme xmlns:a="http://schemas.openxmlformats.org/drawingml/2006/main" name="Office Theme">
+  <a:themeElements>
+    <a:clrScheme name="Office">
+      <a:dk1>
+        <a:sysClr val="windowText" lastClr="000000"/>
+      </a:dk1>
+      <a:lt1>
+        <a:sysClr val="window" lastClr="FFFFFF"/>
+      </a:lt1>
+      <a:dk2>
+        <a:srgbClr val="44546A"/>
+      </a:dk2>
+      <a:lt2>
+        <a:srgbClr val="E7E6E6"/>
+      </a:lt2>
+      <a:accent1>
+        <a:srgbClr val="4472C4"/>
+      </a:accent1>
+      <a:accent2>
+        <a:srgbClr val="ED7D31"/>
+      </a:accent2>
+      <a:accent3>
+        <a:srgbClr val="A5A5A5"/>
+      </a:accent3>
+      <a:accent4>
+        <a:srgbClr val="FFC000"/>
+      </a:accent4>
+      <a:accent5>
+        <a:srgbClr val="5B9BD5"/>
+      </a:accent5>
+      <a:accent6>
+        <a:srgbClr val="70AD47"/>
+      </a:accent6>
+      <a:hlink>
+        <a:srgbClr val="0563C1"/>
+      </a:hlink>
+      <a:folHlink>
+        <a:srgbClr val="954F72"/>
+      </a:folHlink>
+    </a:clrScheme>
+    <a:fontScheme name="Office">
+      <a:majorFont>
+        <a:latin typeface="Calibri Light" panose="020F0302020204030204"/>
+        <a:ea typeface=""/>
+        <a:cs typeface=""/>
+        <a:font script="Jpan" typeface="游ゴシック Light"/>
+        <a:font script="Hang" typeface="맑은 고딕"/>
+        <a:font script="Hans" typeface="等线 Light"/>
+        <a:font script="Hant" typeface="新細明體"/>
+        <a:font script="Arab" typeface="Times New Roman"/>
+        <a:font script="Hebr" typeface="Times New Roman"/>
+        <a:font script="Thai" typeface="Angsana New"/>
+        <a:font script="Ethi" typeface="Nyala"/>
+        <a:font script="Beng" typeface="Vrinda"/>
+        <a:font script="Gujr" typeface="Shruti"/>
+        <a:font script="Khmr" typeface="MoolBoran"/>
+        <a:font script="Knda" typeface="Tunga"/>
+        <a:font script="Guru" typeface="Raavi"/>
+        <a:font script="Cans" typeface="Euphemia"/>
+        <a:font script="Cher" typeface="Plantagenet Cherokee"/>
+        <a:font script="Yiii" typeface="Microsoft Yi Baiti"/>
+        <a:font script="Tibt" typeface="Microsoft Himalaya"/>
+        <a:font script="Thaa" typeface="MV Boli"/>
+        <a:font script="Deva" typeface="Mangal"/>
+        <a:font script="Telu" typeface="Gautami"/>
+        <a:font script="Taml" typeface="Latha"/>
+        <a:font script="Syrc" typeface="Estrangelo Edessa"/>
+        <a:font script="Orya" typeface="Kalinga"/>
+        <a:font script="Mlym" typeface="Kartika"/>
+        <a:font script="Laoo" typeface="DokChampa"/>
+        <a:font script="Sinh" typeface="Iskoola Pota"/>
+        <a:font script="Mong" typeface="Mongolian Baiti"/>
+        <a:font script="Viet" typeface="Times New Roman"/>
+        <a:font script="Uigh" typeface="Microsoft Uighur"/>
+        <a:font script="Geor" typeface="Sylfaen"/>
+        <a:font script="Armn" typeface="Arial"/>
+        <a:font script="Bugi" typeface="Leelawadee UI"/>
+        <a:font script="Bopo" typeface="Microsoft JhengHei"/>
+        <a:font script="Java" typeface="Javanese Text"/>
+        <a:font script="Lisu" typeface="Segoe UI"/>
+        <a:font script="Mymr" typeface="Myanmar Text"/>
+        <a:font script="Nkoo" typeface="Ebrima"/>
+        <a:font script="Olck" typeface="Nirmala UI"/>
+        <a:font script="Osma" typeface="Ebrima"/>
+        <a:font script="Phag" typeface="Phagspa"/>
+        <a:font script="Syrn" typeface="Estrangelo Edessa"/>
+        <a:font script="Syrj" typeface="Estrangelo Edessa"/>
+        <a:font script="Syre" typeface="Estrangelo Edessa"/>
+        <a:font script="Sora" typeface="Nirmala UI"/>
+        <a:font script="Tale" typeface="Microsoft Tai Le"/>
+        <a:font script="Talu" typeface="Microsoft New Tai Lue"/>
+        <a:font script="Tfng" typeface="Ebrima"/>
+      </a:majorFont>
+      <a:minorFont>
+        <a:latin typeface="Calibri" panose="020F0502020204030204"/>
+        <a:ea typeface=""/>
+        <a:cs typeface=""/>
+        <a:font script="Jpan" typeface="游明朝"/>
+        <a:font script="Hang" typeface="맑은 고딕"/>
+        <a:font script="Hans" typeface="等线"/>
+        <a:font script="Hant" typeface="新細明體"/>
+        <a:font script="Arab" typeface="Arial"/>
+        <a:font script="Hebr" typeface="Arial"/>
+        <a:font script="Thai" typeface="Cordia New"/>
+        <a:font script="Ethi" typeface="Nyala"/>
+        <a:font script="Beng" typeface="Vrinda"/>
+        <a:font script="Gujr" typeface="Shruti"/>
+        <a:font script="Khmr" typeface="DaunPenh"/>
+        <a:font script="Knda" typeface="Tunga"/>
+        <a:font script="Guru" typeface="Raavi"/>
+        <a:font script="Cans" typeface="Euphemia"/>
+        <a:font script="Cher" typeface="Plantagenet Cherokee"/>
+        <a:font script="Yiii" typeface="Microsoft Yi Baiti"/>
+        <a:font script="Tibt" typeface="Microsoft Himalaya"/>
+        <a:font script="Thaa" typeface="MV Boli"/>
+        <a:font script="Deva" typeface="Mangal"/>
+        <a:font script="Telu" typeface="Gautami"/>
+        <a:font script="Taml" typeface="Latha"/>
+        <a:font script="Syrc" typeface="Estrangelo Edessa"/>
+        <a:font script="Orya" typeface="Kalinga"/>
+        <a:font script="Mlym" typeface="Kartika"/>
+        <a:font script="Laoo" typeface="DokChampa"/>
+        <a:font script="Sinh" typeface="Iskoola Pota"/>
+        <a:font script="Mong" typeface="Mongolian Baiti"/>
+        <a:font script="Viet" typeface="Arial"/>
+        <a:font script="Uigh" typeface="Microsoft Uighur"/>
+        <a:font script="Geor" typeface="Sylfaen"/>
+        <a:font script="Armn" typeface="Arial"/>
+        <a:font script="Bugi" typeface="Leelawadee UI"/>
+        <a:font script="Bopo" typeface="Microsoft JhengHei"/>
+        <a:font script="Java" typeface="Javanese Text"/>
+        <a:font script="Lisu" typeface="Segoe UI"/>
+        <a:font script="Mymr" typeface="Myanmar Text"/>
+        <a:font script="Nkoo" typeface="Ebrima"/>
+        <a:font script="Olck" typeface="Nirmala UI"/>
+        <a:font script="Osma" typeface="Ebrima"/>
+        <a:font script="Phag" typeface="Phagspa"/>
+        <a:font script="Syrn" typeface="Estrangelo Edessa"/>
+        <a:font script="Syrj" typeface="Estrangelo Edessa"/>
+        <a:font script="Syre" typeface="Estrangelo Edessa"/>
+        <a:font script="Sora" typeface="Nirmala UI"/>
+        <a:font script="Tale" typeface="Microsoft Tai Le"/>
+        <a:font script="Talu" typeface="Microsoft New Tai Lue"/>
+        <a:font script="Tfng" typeface="Ebrima"/>
+      </a:minorFont>
+    </a:fontScheme>
+    <a:fmtScheme name="Office">
+      <a:fillStyleLst>
+        <a:solidFill>
+          <a:schemeClr val="phClr"/>
+        </a:solidFill>
+        <a:gradFill rotWithShape="true">
+          <a:gsLst>
+            <a:gs pos="0">
+              <a:schemeClr val="phClr">
+                <a:lumMod val="110000"/>
+                <a:satMod val="105000"/>
+                <a:tint val="67000"/>
+              </a:schemeClr>
+            </a:gs>
+            <a:gs pos="50000">
+              <a:schemeClr val="phClr">
+                <a:lumMod val="105000"/>
+                <a:satMod val="103000"/>
+                <a:tint val="73000"/>
+              </a:schemeClr>
+            </a:gs>
+            <a:gs pos="100000">
+              <a:schemeClr val="phClr">
+                <a:lumMod val="105000"/>
+                <a:satMod val="109000"/>
+                <a:tint val="81000"/>
+              </a:schemeClr>
+            </a:gs>
+          </a:gsLst>
+          <a:lin ang="5400000" scaled="false"/>
+        </a:gradFill>
+        <a:gradFill rotWithShape="true">
+          <a:gsLst>
+            <a:gs pos="0">
+              <a:schemeClr val="phClr">
+                <a:satMod val="103000"/>
+                <a:lumMod val="102000"/>
+                <a:tint val="94000"/>
+              </a:schemeClr>
+            </a:gs>
+            <a:gs pos="50000">
+              <a:schemeClr val="phClr">
+                <a:satMod val="110000"/>
+                <a:lumMod val="100000"/>
+                <a:shade val="100000"/>
+              </a:schemeClr>
+            </a:gs>
+            <a:gs pos="100000">
+              <a:schemeClr val="phClr">
+                <a:lumMod val="99000"/>
+                <a:satMod val="120000"/>
+                <a:shade val="78000"/>
+              </a:schemeClr>
+            </a:gs>
+          </a:gsLst>
+          <a:lin ang="5400000" scaled="false"/>
+        </a:gradFill>
+      </a:fillStyleLst>
+      <a:lnStyleLst>
+        <a:ln w="6350" cap="flat" cmpd="sng" algn="ctr">
+          <a:solidFill>
+            <a:schemeClr val="phClr"/>
+          </a:solidFill>
+          <a:prstDash val="solid"/>
+          <a:miter lim="800000"/>
+        </a:ln>
+        <a:ln w="12700" cap="flat" cmpd="sng" algn="ctr">
+          <a:solidFill>
+            <a:schemeClr val="phClr"/>
+          </a:solidFill>
+          <a:prstDash val="solid"/>
+          <a:miter lim="800000"/>
+        </a:ln>
+        <a:ln w="19050" cap="flat" cmpd="sng" algn="ctr">
+          <a:solidFill>
+            <a:schemeClr val="phClr"/>
+          </a:solidFill>
+          <a:prstDash val="solid"/>
+          <a:miter lim="800000"/>
+        </a:ln>
+      </a:lnStyleLst>
+      <a:effectStyleLst>
+        <a:effectStyle>
+          <a:effectLst/>
+        </a:effectStyle>
+        <a:effectStyle>
+          <a:effectLst/>
+        </a:effectStyle>
+        <a:effectStyle>
+          <a:effectLst>
+            <a:outerShdw blurRad="57150" dist="19050" dir="5400000" algn="ctr" rotWithShape="false">
+              <a:srgbClr val="000000">
+                <a:alpha val="63000"/>
+              </a:srgbClr>
+            </a:outerShdw>
+          </a:effectLst>
+        </a:effectStyle>
+      </a:effectStyleLst>
+      <a:bgFillStyleLst>
+        <a:solidFill>
+          <a:schemeClr val="phClr"/>
+        </a:solidFill>
+        <a:solidFill>
+          <a:schemeClr val="phClr">
+            <a:tint val="95000"/>
+            <a:satMod val="170000"/>
+          </a:schemeClr>
+        </a:solidFill>
+        <a:gradFill rotWithShape="true">
+          <a:gsLst>
+            <a:gs pos="0">
+              <a:schemeClr val="phClr">
+                <a:tint val="93000"/>
+                <a:satMod val="150000"/>
+                <a:shade val="98000"/>
+                <a:lumMod val="102000"/>
+              </a:schemeClr>
+            </a:gs>
+            <a:gs pos="50000">
+              <a:schemeClr val="phClr">
+                <a:tint val="98000"/>
+                <a:satMod val="130000"/>
+                <a:shade val="90000"/>
+                <a:lumMod val="103000"/>
+              </a:schemeClr>
+            </a:gs>
+            <a:gs pos="100000">
+              <a:schemeClr val="phClr">
+                <a:shade val="63000"/>
+                <a:satMod val="120000"/>
+              </a:schemeClr>
+            </a:gs>
+          </a:gsLst>
+          <a:lin ang="5400000" scaled="false"/>
+        </a:gradFill>
+      </a:bgFillStyleLst>
+    </a:fmtScheme>
+  </a:themeElements>
+  <a:objectDefaults/>
+  <a:extraClrSchemeLst/>
+</a:theme>
 </file>